--- a/notes/Goals/Career/Sachin_Koli_Resume.docx
+++ b/notes/Goals/Career/Sachin_Koli_Resume.docx
@@ -4,15 +4,15 @@
   <w:body>
     <w:p>
       <w:pPr>
-        <w:keepNext/>
-        <w:spacing w:after="20" w:line="240"/>
-      </w:pPr>
-      <w:r>
-        <w:rPr>
-          <w:rFonts w:ascii="Calibri" w:cs="Calibri" w:eastAsia="Calibri" w:hAnsi="Calibri"/>
+        <w:spacing w:after="60" w:before="0" w:line="500" w:lineRule="exact"/>
+      </w:pPr>
+      <w:r>
+        <w:rPr>
+          <w:rFonts w:ascii="Arial" w:cs="Arial" w:eastAsia="Arial" w:hAnsi="Arial"/>
           <w:b/>
           <w:bCs/>
           <w:color w:val="0B0D0F"/>
+          <w:spacing w:val="-8"/>
           <w:sz w:val="50"/>
           <w:szCs w:val="50"/>
         </w:rPr>
@@ -21,34 +21,32 @@
     </w:p>
     <w:p>
       <w:pPr>
-        <w:keepNext/>
-        <w:spacing w:after="20" w:line="240"/>
-      </w:pPr>
-      <w:r>
-        <w:rPr>
-          <w:rFonts w:ascii="Calibri" w:cs="Calibri" w:eastAsia="Calibri" w:hAnsi="Calibri"/>
+        <w:spacing w:after="20" w:before="0" w:line="293" w:lineRule="exact"/>
+      </w:pPr>
+      <w:r>
+        <w:rPr>
+          <w:rFonts w:ascii="Arial" w:cs="Arial" w:eastAsia="Arial" w:hAnsi="Arial"/>
           <w:b/>
           <w:bCs/>
           <w:color w:val="0B5C4D"/>
-          <w:sz w:val="23"/>
-          <w:szCs w:val="23"/>
+          <w:sz w:val="22"/>
+          <w:szCs w:val="22"/>
         </w:rPr>
         <w:t xml:space="preserve">Solution Architect — Cloud Data &amp; AI Platforms</w:t>
       </w:r>
     </w:p>
     <w:p>
       <w:pPr>
-        <w:keepNext/>
-        <w:spacing w:after="0" w:line="240"/>
-      </w:pPr>
-      <w:r>
-        <w:rPr>
-          <w:rFonts w:ascii="Calibri" w:cs="Calibri" w:eastAsia="Calibri" w:hAnsi="Calibri"/>
+        <w:spacing w:after="100" w:before="0" w:line="239" w:lineRule="exact"/>
+      </w:pPr>
+      <w:r>
+        <w:rPr>
+          <w:rFonts w:ascii="Arial" w:cs="Arial" w:eastAsia="Arial" w:hAnsi="Arial"/>
           <w:b/>
           <w:bCs/>
           <w:color w:val="35424A"/>
-          <w:sz w:val="19"/>
-          <w:szCs w:val="19"/>
+          <w:sz w:val="18"/>
+          <w:szCs w:val="18"/>
         </w:rPr>
         <w:t xml:space="preserve">Google Cloud Certified — Professional Data Engineer</w:t>
       </w:r>
@@ -56,108 +54,207 @@
     <w:p>
       <w:pPr>
         <w:pBdr>
-          <w:top w:val="single" w:color="D8DEE2" w:sz="4" w:space="4"/>
+          <w:top w:val="single" w:color="D8DEE2" w:sz="6" w:space="5"/>
         </w:pBdr>
-        <w:spacing w:after="120" w:before="60" w:line="240"/>
-      </w:pPr>
-      <w:r>
-        <w:rPr>
-          <w:rFonts w:ascii="Calibri" w:cs="Calibri" w:eastAsia="Calibri" w:hAnsi="Calibri"/>
-          <w:color w:val="5A646C"/>
-          <w:sz w:val="18"/>
-          <w:szCs w:val="18"/>
+        <w:spacing w:after="0" w:before="0" w:line="229" w:lineRule="exact"/>
+      </w:pPr>
+      <w:r>
+        <w:rPr>
+          <w:rFonts w:ascii="Arial" w:cs="Arial" w:eastAsia="Arial" w:hAnsi="Arial"/>
+          <w:color w:val="4A545C"/>
+          <w:sz w:val="17"/>
+          <w:szCs w:val="17"/>
         </w:rPr>
         <w:t xml:space="preserve">Pune, India</w:t>
       </w:r>
       <w:r>
         <w:rPr>
-          <w:rFonts w:ascii="Calibri" w:cs="Calibri" w:eastAsia="Calibri" w:hAnsi="Calibri"/>
-          <w:color w:val="D8DEE2"/>
-          <w:sz w:val="18"/>
-          <w:szCs w:val="18"/>
-        </w:rPr>
-        <w:t xml:space="preserve">  ·  </w:t>
-      </w:r>
-      <w:r>
-        <w:rPr>
-          <w:rFonts w:ascii="Calibri" w:cs="Calibri" w:eastAsia="Calibri" w:hAnsi="Calibri"/>
-          <w:color w:val="5A646C"/>
-          <w:sz w:val="18"/>
-          <w:szCs w:val="18"/>
+          <w:rFonts w:ascii="Arial" w:cs="Arial" w:eastAsia="Arial" w:hAnsi="Arial"/>
+          <w:color w:val="B3BCC2"/>
+          <w:sz w:val="17"/>
+          <w:szCs w:val="17"/>
+        </w:rPr>
+        <w:t xml:space="preserve"> </w:t>
+      </w:r>
+      <w:r>
+        <w:rPr>
+          <w:rFonts w:ascii="Arial" w:cs="Arial" w:eastAsia="Arial" w:hAnsi="Arial"/>
+          <w:color w:val="B3BCC2"/>
+          <w:sz w:val="17"/>
+          <w:szCs w:val="17"/>
+        </w:rPr>
+        <w:t xml:space="preserve">·</w:t>
+      </w:r>
+      <w:r>
+        <w:rPr>
+          <w:rFonts w:ascii="Arial" w:cs="Arial" w:eastAsia="Arial" w:hAnsi="Arial"/>
+          <w:color w:val="B3BCC2"/>
+          <w:sz w:val="17"/>
+          <w:szCs w:val="17"/>
+        </w:rPr>
+        <w:t xml:space="preserve"> </w:t>
+      </w:r>
+      <w:r>
+        <w:rPr>
+          <w:rFonts w:ascii="Arial" w:cs="Arial" w:eastAsia="Arial" w:hAnsi="Arial"/>
+          <w:color w:val="4A545C"/>
+          <w:sz w:val="17"/>
+          <w:szCs w:val="17"/>
         </w:rPr>
         <w:t xml:space="preserve">+91 95522 36200</w:t>
       </w:r>
       <w:r>
         <w:rPr>
-          <w:rFonts w:ascii="Calibri" w:cs="Calibri" w:eastAsia="Calibri" w:hAnsi="Calibri"/>
-          <w:color w:val="D8DEE2"/>
-          <w:sz w:val="18"/>
-          <w:szCs w:val="18"/>
-        </w:rPr>
-        <w:t xml:space="preserve">  ·  </w:t>
-      </w:r>
-      <w:r>
-        <w:rPr>
-          <w:rFonts w:ascii="Calibri" w:cs="Calibri" w:eastAsia="Calibri" w:hAnsi="Calibri"/>
-          <w:color w:val="5A646C"/>
-          <w:sz w:val="18"/>
-          <w:szCs w:val="18"/>
+          <w:rFonts w:ascii="Arial" w:cs="Arial" w:eastAsia="Arial" w:hAnsi="Arial"/>
+          <w:color w:val="B3BCC2"/>
+          <w:sz w:val="17"/>
+          <w:szCs w:val="17"/>
+        </w:rPr>
+        <w:t xml:space="preserve"> </w:t>
+      </w:r>
+      <w:r>
+        <w:rPr>
+          <w:rFonts w:ascii="Arial" w:cs="Arial" w:eastAsia="Arial" w:hAnsi="Arial"/>
+          <w:color w:val="B3BCC2"/>
+          <w:sz w:val="17"/>
+          <w:szCs w:val="17"/>
+        </w:rPr>
+        <w:t xml:space="preserve">·</w:t>
+      </w:r>
+      <w:r>
+        <w:rPr>
+          <w:rFonts w:ascii="Arial" w:cs="Arial" w:eastAsia="Arial" w:hAnsi="Arial"/>
+          <w:color w:val="B3BCC2"/>
+          <w:sz w:val="17"/>
+          <w:szCs w:val="17"/>
+        </w:rPr>
+        <w:t xml:space="preserve"> </w:t>
+      </w:r>
+      <w:r>
+        <w:rPr>
+          <w:rFonts w:ascii="Arial" w:cs="Arial" w:eastAsia="Arial" w:hAnsi="Arial"/>
+          <w:color w:val="4A545C"/>
+          <w:sz w:val="17"/>
+          <w:szCs w:val="17"/>
         </w:rPr>
         <w:t xml:space="preserve">kolisachint@gmail.com</w:t>
       </w:r>
       <w:r>
         <w:rPr>
-          <w:rFonts w:ascii="Calibri" w:cs="Calibri" w:eastAsia="Calibri" w:hAnsi="Calibri"/>
-          <w:color w:val="D8DEE2"/>
-          <w:sz w:val="18"/>
-          <w:szCs w:val="18"/>
-        </w:rPr>
-        <w:t xml:space="preserve">  ·  </w:t>
-      </w:r>
-      <w:r>
-        <w:rPr>
-          <w:rFonts w:ascii="Calibri" w:cs="Calibri" w:eastAsia="Calibri" w:hAnsi="Calibri"/>
-          <w:color w:val="5A646C"/>
-          <w:sz w:val="18"/>
-          <w:szCs w:val="18"/>
+          <w:rFonts w:ascii="Arial" w:cs="Arial" w:eastAsia="Arial" w:hAnsi="Arial"/>
+          <w:color w:val="B3BCC2"/>
+          <w:sz w:val="17"/>
+          <w:szCs w:val="17"/>
+        </w:rPr>
+        <w:t xml:space="preserve"> </w:t>
+      </w:r>
+      <w:r>
+        <w:rPr>
+          <w:rFonts w:ascii="Arial" w:cs="Arial" w:eastAsia="Arial" w:hAnsi="Arial"/>
+          <w:color w:val="B3BCC2"/>
+          <w:sz w:val="17"/>
+          <w:szCs w:val="17"/>
+        </w:rPr>
+        <w:t xml:space="preserve">·</w:t>
+      </w:r>
+      <w:r>
+        <w:rPr>
+          <w:rFonts w:ascii="Arial" w:cs="Arial" w:eastAsia="Arial" w:hAnsi="Arial"/>
+          <w:color w:val="B3BCC2"/>
+          <w:sz w:val="17"/>
+          <w:szCs w:val="17"/>
+        </w:rPr>
+        <w:t xml:space="preserve"> </w:t>
+      </w:r>
+      <w:r>
+        <w:rPr>
+          <w:rFonts w:ascii="Arial" w:cs="Arial" w:eastAsia="Arial" w:hAnsi="Arial"/>
+          <w:color w:val="4A545C"/>
+          <w:sz w:val="17"/>
+          <w:szCs w:val="17"/>
         </w:rPr>
         <w:t xml:space="preserve">linkedin.com/in/kolisachint</w:t>
       </w:r>
       <w:r>
         <w:rPr>
-          <w:rFonts w:ascii="Calibri" w:cs="Calibri" w:eastAsia="Calibri" w:hAnsi="Calibri"/>
-          <w:color w:val="D8DEE2"/>
-          <w:sz w:val="18"/>
-          <w:szCs w:val="18"/>
-        </w:rPr>
-        <w:t xml:space="preserve">  ·  </w:t>
-      </w:r>
-      <w:r>
-        <w:rPr>
-          <w:rFonts w:ascii="Calibri" w:cs="Calibri" w:eastAsia="Calibri" w:hAnsi="Calibri"/>
-          <w:color w:val="5A646C"/>
-          <w:sz w:val="18"/>
-          <w:szCs w:val="18"/>
+          <w:rFonts w:ascii="Arial" w:cs="Arial" w:eastAsia="Arial" w:hAnsi="Arial"/>
+          <w:color w:val="B3BCC2"/>
+          <w:sz w:val="17"/>
+          <w:szCs w:val="17"/>
+        </w:rPr>
+        <w:t xml:space="preserve"> </w:t>
+      </w:r>
+      <w:r>
+        <w:rPr>
+          <w:rFonts w:ascii="Arial" w:cs="Arial" w:eastAsia="Arial" w:hAnsi="Arial"/>
+          <w:color w:val="B3BCC2"/>
+          <w:sz w:val="17"/>
+          <w:szCs w:val="17"/>
+        </w:rPr>
+        <w:t xml:space="preserve">·</w:t>
+      </w:r>
+      <w:r>
+        <w:rPr>
+          <w:rFonts w:ascii="Arial" w:cs="Arial" w:eastAsia="Arial" w:hAnsi="Arial"/>
+          <w:color w:val="B3BCC2"/>
+          <w:sz w:val="17"/>
+          <w:szCs w:val="17"/>
+        </w:rPr>
+        <w:t xml:space="preserve"> </w:t>
+      </w:r>
+      <w:r>
+        <w:rPr>
+          <w:rFonts w:ascii="Arial" w:cs="Arial" w:eastAsia="Arial" w:hAnsi="Arial"/>
+          <w:color w:val="4A545C"/>
+          <w:sz w:val="17"/>
+          <w:szCs w:val="17"/>
         </w:rPr>
         <w:t xml:space="preserve">github.com/kolisachint</w:t>
       </w:r>
       <w:r>
         <w:rPr>
-          <w:rFonts w:ascii="Calibri" w:cs="Calibri" w:eastAsia="Calibri" w:hAnsi="Calibri"/>
-          <w:color w:val="D8DEE2"/>
-          <w:sz w:val="18"/>
-          <w:szCs w:val="18"/>
-        </w:rPr>
-        <w:t xml:space="preserve">  ·  </w:t>
-      </w:r>
-      <w:r>
-        <w:rPr>
-          <w:rFonts w:ascii="Calibri" w:cs="Calibri" w:eastAsia="Calibri" w:hAnsi="Calibri"/>
-          <w:color w:val="5A646C"/>
-          <w:sz w:val="18"/>
-          <w:szCs w:val="18"/>
+          <w:rFonts w:ascii="Arial" w:cs="Arial" w:eastAsia="Arial" w:hAnsi="Arial"/>
+          <w:color w:val="B3BCC2"/>
+          <w:sz w:val="17"/>
+          <w:szCs w:val="17"/>
+        </w:rPr>
+        <w:t xml:space="preserve"> </w:t>
+      </w:r>
+      <w:r>
+        <w:rPr>
+          <w:rFonts w:ascii="Arial" w:cs="Arial" w:eastAsia="Arial" w:hAnsi="Arial"/>
+          <w:color w:val="B3BCC2"/>
+          <w:sz w:val="17"/>
+          <w:szCs w:val="17"/>
+        </w:rPr>
+        <w:t xml:space="preserve">·</w:t>
+      </w:r>
+      <w:r>
+        <w:rPr>
+          <w:rFonts w:ascii="Arial" w:cs="Arial" w:eastAsia="Arial" w:hAnsi="Arial"/>
+          <w:color w:val="B3BCC2"/>
+          <w:sz w:val="17"/>
+          <w:szCs w:val="17"/>
+        </w:rPr>
+        <w:t xml:space="preserve"> </w:t>
+      </w:r>
+      <w:r>
+        <w:rPr>
+          <w:rFonts w:ascii="Arial" w:cs="Arial" w:eastAsia="Arial" w:hAnsi="Arial"/>
+          <w:color w:val="4A545C"/>
+          <w:sz w:val="17"/>
+          <w:szCs w:val="17"/>
         </w:rPr>
         <w:t xml:space="preserve">kolisachint.github.io</w:t>
+      </w:r>
+      <w:r>
+        <w:rPr>
+          <w:rFonts w:ascii="Arial" w:cs="Arial" w:eastAsia="Arial" w:hAnsi="Arial"/>
+          <w:color w:val="4A545C"/>
+          <w:sz w:val="17"/>
+          <w:szCs w:val="17"/>
+        </w:rPr>
+        <w:t xml:space="preserve"> </w:t>
       </w:r>
     </w:p>
     <w:p>
@@ -166,279 +263,233 @@
         <w:pBdr>
           <w:bottom w:val="single" w:color="0B5C4D" w:sz="6" w:space="2"/>
         </w:pBdr>
-        <w:spacing w:after="70" w:before="60" w:line="240"/>
-      </w:pPr>
-      <w:r>
-        <w:rPr>
-          <w:rFonts w:ascii="Calibri" w:cs="Calibri" w:eastAsia="Calibri" w:hAnsi="Calibri"/>
+        <w:spacing w:after="80" w:before="190" w:line="215" w:lineRule="exact"/>
+      </w:pPr>
+      <w:r>
+        <w:rPr>
+          <w:rFonts w:ascii="Arial" w:cs="Arial" w:eastAsia="Arial" w:hAnsi="Arial"/>
           <w:b/>
           <w:bCs/>
           <w:color w:val="0B5C4D"/>
           <w:spacing w:val="22"/>
-          <w:sz w:val="18"/>
-          <w:szCs w:val="18"/>
+          <w:sz w:val="16"/>
+          <w:szCs w:val="16"/>
         </w:rPr>
         <w:t xml:space="preserve">SUMMARY</w:t>
       </w:r>
     </w:p>
     <w:p>
       <w:pPr>
-        <w:keepNext w:val="false"/>
-        <w:keepLines/>
-        <w:spacing w:after="70" w:before="0" w:line="250"/>
-        <w:jc w:val="left"/>
-      </w:pPr>
-      <w:r>
-        <w:rPr>
-          <w:rFonts w:ascii="Calibri" w:cs="Calibri" w:eastAsia="Calibri" w:hAnsi="Calibri"/>
-          <w:b/>
-          <w:bCs/>
-          <w:i w:val="false"/>
-          <w:iCs w:val="false"/>
+        <w:spacing w:after="68" w:before="0" w:line="241" w:lineRule="exact"/>
+        <w:jc w:val="both"/>
+      </w:pPr>
+      <w:r>
+        <w:rPr>
+          <w:rFonts w:ascii="Arial" w:cs="Arial" w:eastAsia="Arial" w:hAnsi="Arial"/>
+          <w:b/>
+          <w:bCs/>
           <w:color w:val="0B0D0F"/>
-          <w:sz w:val="20"/>
-          <w:szCs w:val="20"/>
+          <w:sz w:val="18"/>
+          <w:szCs w:val="18"/>
         </w:rPr>
         <w:t xml:space="preserve">Google Cloud Certified Professional Data Engineer</w:t>
       </w:r>
       <w:r>
         <w:rPr>
-          <w:rFonts w:ascii="Calibri" w:cs="Calibri" w:eastAsia="Calibri" w:hAnsi="Calibri"/>
-          <w:i w:val="false"/>
-          <w:iCs w:val="false"/>
-          <w:color w:val="1A1D21"/>
-          <w:sz w:val="20"/>
-          <w:szCs w:val="20"/>
+          <w:rFonts w:ascii="Arial" w:cs="Arial" w:eastAsia="Arial" w:hAnsi="Arial"/>
+          <w:color w:val="1A1D21"/>
+          <w:sz w:val="18"/>
+          <w:szCs w:val="18"/>
         </w:rPr>
         <w:t xml:space="preserve"> with </w:t>
       </w:r>
       <w:r>
         <w:rPr>
-          <w:rFonts w:ascii="Calibri" w:cs="Calibri" w:eastAsia="Calibri" w:hAnsi="Calibri"/>
-          <w:b/>
-          <w:bCs/>
-          <w:i w:val="false"/>
-          <w:iCs w:val="false"/>
+          <w:rFonts w:ascii="Arial" w:cs="Arial" w:eastAsia="Arial" w:hAnsi="Arial"/>
+          <w:b/>
+          <w:bCs/>
           <w:color w:val="0B0D0F"/>
-          <w:sz w:val="20"/>
-          <w:szCs w:val="20"/>
+          <w:sz w:val="18"/>
+          <w:szCs w:val="18"/>
         </w:rPr>
         <w:t xml:space="preserve">18 years</w:t>
       </w:r>
       <w:r>
         <w:rPr>
-          <w:rFonts w:ascii="Calibri" w:cs="Calibri" w:eastAsia="Calibri" w:hAnsi="Calibri"/>
-          <w:i w:val="false"/>
-          <w:iCs w:val="false"/>
-          <w:color w:val="1A1D21"/>
-          <w:sz w:val="20"/>
-          <w:szCs w:val="20"/>
+          <w:rFonts w:ascii="Arial" w:cs="Arial" w:eastAsia="Arial" w:hAnsi="Arial"/>
+          <w:color w:val="1A1D21"/>
+          <w:sz w:val="18"/>
+          <w:szCs w:val="18"/>
         </w:rPr>
         <w:t xml:space="preserve"> building enterprise data platforms, now architecting </w:t>
       </w:r>
       <w:r>
         <w:rPr>
-          <w:rFonts w:ascii="Calibri" w:cs="Calibri" w:eastAsia="Calibri" w:hAnsi="Calibri"/>
-          <w:b/>
-          <w:bCs/>
-          <w:i w:val="false"/>
-          <w:iCs w:val="false"/>
+          <w:rFonts w:ascii="Arial" w:cs="Arial" w:eastAsia="Arial" w:hAnsi="Arial"/>
+          <w:b/>
+          <w:bCs/>
           <w:color w:val="0B0D0F"/>
-          <w:sz w:val="20"/>
-          <w:szCs w:val="20"/>
+          <w:sz w:val="18"/>
+          <w:szCs w:val="18"/>
         </w:rPr>
         <w:t xml:space="preserve">real-time streaming and batch data infrastructure on Google Cloud</w:t>
       </w:r>
       <w:r>
         <w:rPr>
-          <w:rFonts w:ascii="Calibri" w:cs="Calibri" w:eastAsia="Calibri" w:hAnsi="Calibri"/>
-          <w:i w:val="false"/>
-          <w:iCs w:val="false"/>
-          <w:color w:val="1A1D21"/>
-          <w:sz w:val="20"/>
-          <w:szCs w:val="20"/>
+          <w:rFonts w:ascii="Arial" w:cs="Arial" w:eastAsia="Arial" w:hAnsi="Arial"/>
+          <w:color w:val="1A1D21"/>
+          <w:sz w:val="18"/>
+          <w:szCs w:val="18"/>
         </w:rPr>
         <w:t xml:space="preserve"> for a UK tier-1 retail bank — Confluent Kafka, Cloud Composer, dbt, BigQuery and Terraform, spanning legacy on-premise and cloud environments.</w:t>
       </w:r>
     </w:p>
     <w:p>
       <w:pPr>
-        <w:keepNext w:val="false"/>
-        <w:keepLines/>
-        <w:spacing w:after="70" w:before="0" w:line="250"/>
-        <w:jc w:val="left"/>
-      </w:pPr>
-      <w:r>
-        <w:rPr>
-          <w:rFonts w:ascii="Calibri" w:cs="Calibri" w:eastAsia="Calibri" w:hAnsi="Calibri"/>
-          <w:i w:val="false"/>
-          <w:iCs w:val="false"/>
-          <w:color w:val="1A1D21"/>
-          <w:sz w:val="20"/>
-          <w:szCs w:val="20"/>
+        <w:spacing w:after="68" w:before="0" w:line="241" w:lineRule="exact"/>
+        <w:jc w:val="both"/>
+      </w:pPr>
+      <w:r>
+        <w:rPr>
+          <w:rFonts w:ascii="Arial" w:cs="Arial" w:eastAsia="Arial" w:hAnsi="Arial"/>
+          <w:color w:val="1A1D21"/>
+          <w:sz w:val="18"/>
+          <w:szCs w:val="18"/>
         </w:rPr>
         <w:t xml:space="preserve">Previously architected </w:t>
       </w:r>
       <w:r>
         <w:rPr>
-          <w:rFonts w:ascii="Calibri" w:cs="Calibri" w:eastAsia="Calibri" w:hAnsi="Calibri"/>
-          <w:b/>
-          <w:bCs/>
-          <w:i w:val="false"/>
-          <w:iCs w:val="false"/>
+          <w:rFonts w:ascii="Arial" w:cs="Arial" w:eastAsia="Arial" w:hAnsi="Arial"/>
+          <w:b/>
+          <w:bCs/>
           <w:color w:val="0B0D0F"/>
-          <w:sz w:val="20"/>
-          <w:szCs w:val="20"/>
+          <w:sz w:val="18"/>
+          <w:szCs w:val="18"/>
         </w:rPr>
         <w:t xml:space="preserve">digital cards and payments</w:t>
       </w:r>
       <w:r>
         <w:rPr>
-          <w:rFonts w:ascii="Calibri" w:cs="Calibri" w:eastAsia="Calibri" w:hAnsi="Calibri"/>
-          <w:i w:val="false"/>
-          <w:iCs w:val="false"/>
-          <w:color w:val="1A1D21"/>
-          <w:sz w:val="20"/>
-          <w:szCs w:val="20"/>
+          <w:rFonts w:ascii="Arial" w:cs="Arial" w:eastAsia="Arial" w:hAnsi="Arial"/>
+          <w:color w:val="1A1D21"/>
+          <w:sz w:val="18"/>
+          <w:szCs w:val="18"/>
         </w:rPr>
         <w:t xml:space="preserve"> at the same bank, migrating card servicing to GCP. The self-serve fraud journey I designed won at the </w:t>
       </w:r>
       <w:r>
         <w:rPr>
-          <w:rFonts w:ascii="Calibri" w:cs="Calibri" w:eastAsia="Calibri" w:hAnsi="Calibri"/>
-          <w:b/>
-          <w:bCs/>
-          <w:i w:val="false"/>
-          <w:iCs w:val="false"/>
+          <w:rFonts w:ascii="Arial" w:cs="Arial" w:eastAsia="Arial" w:hAnsi="Arial"/>
+          <w:b/>
+          <w:bCs/>
           <w:color w:val="0B0D0F"/>
-          <w:sz w:val="20"/>
-          <w:szCs w:val="20"/>
+          <w:sz w:val="18"/>
+          <w:szCs w:val="18"/>
         </w:rPr>
         <w:t xml:space="preserve">Banking Tech Awards 2024</w:t>
       </w:r>
       <w:r>
         <w:rPr>
-          <w:rFonts w:ascii="Calibri" w:cs="Calibri" w:eastAsia="Calibri" w:hAnsi="Calibri"/>
-          <w:i w:val="false"/>
-          <w:iCs w:val="false"/>
-          <w:color w:val="1A1D21"/>
-          <w:sz w:val="20"/>
-          <w:szCs w:val="20"/>
+          <w:rFonts w:ascii="Arial" w:cs="Arial" w:eastAsia="Arial" w:hAnsi="Arial"/>
+          <w:color w:val="1A1D21"/>
+          <w:sz w:val="18"/>
+          <w:szCs w:val="18"/>
         </w:rPr>
         <w:t xml:space="preserve"> and the </w:t>
       </w:r>
       <w:r>
         <w:rPr>
-          <w:rFonts w:ascii="Calibri" w:cs="Calibri" w:eastAsia="Calibri" w:hAnsi="Calibri"/>
-          <w:b/>
-          <w:bCs/>
-          <w:i w:val="false"/>
-          <w:iCs w:val="false"/>
+          <w:rFonts w:ascii="Arial" w:cs="Arial" w:eastAsia="Arial" w:hAnsi="Arial"/>
+          <w:b/>
+          <w:bCs/>
           <w:color w:val="0B0D0F"/>
-          <w:sz w:val="20"/>
-          <w:szCs w:val="20"/>
+          <w:sz w:val="18"/>
+          <w:szCs w:val="18"/>
         </w:rPr>
         <w:t xml:space="preserve">Card &amp; Payments Awards 2025</w:t>
       </w:r>
       <w:r>
         <w:rPr>
-          <w:rFonts w:ascii="Calibri" w:cs="Calibri" w:eastAsia="Calibri" w:hAnsi="Calibri"/>
-          <w:i w:val="false"/>
-          <w:iCs w:val="false"/>
-          <w:color w:val="1A1D21"/>
-          <w:sz w:val="20"/>
-          <w:szCs w:val="20"/>
+          <w:rFonts w:ascii="Arial" w:cs="Arial" w:eastAsia="Arial" w:hAnsi="Arial"/>
+          <w:color w:val="1A1D21"/>
+          <w:sz w:val="18"/>
+          <w:szCs w:val="18"/>
         </w:rPr>
         <w:t xml:space="preserve">.</w:t>
       </w:r>
     </w:p>
     <w:p>
       <w:pPr>
-        <w:keepNext w:val="false"/>
-        <w:keepLines/>
-        <w:spacing w:after="40" w:before="0" w:line="250"/>
-        <w:jc w:val="left"/>
-      </w:pPr>
-      <w:r>
-        <w:rPr>
-          <w:rFonts w:ascii="Calibri" w:cs="Calibri" w:eastAsia="Calibri" w:hAnsi="Calibri"/>
-          <w:i w:val="false"/>
-          <w:iCs w:val="false"/>
-          <w:color w:val="1A1D21"/>
-          <w:sz w:val="20"/>
-          <w:szCs w:val="20"/>
+        <w:spacing w:after="68" w:before="0" w:line="241" w:lineRule="exact"/>
+        <w:jc w:val="both"/>
+      </w:pPr>
+      <w:r>
+        <w:rPr>
+          <w:rFonts w:ascii="Arial" w:cs="Arial" w:eastAsia="Arial" w:hAnsi="Arial"/>
+          <w:color w:val="1A1D21"/>
+          <w:sz w:val="18"/>
+          <w:szCs w:val="18"/>
         </w:rPr>
         <w:t xml:space="preserve">Across twelve prior years in retail, telecom and banking data: a </w:t>
       </w:r>
       <w:r>
         <w:rPr>
-          <w:rFonts w:ascii="Calibri" w:cs="Calibri" w:eastAsia="Calibri" w:hAnsi="Calibri"/>
-          <w:b/>
-          <w:bCs/>
-          <w:i w:val="false"/>
-          <w:iCs w:val="false"/>
+          <w:rFonts w:ascii="Arial" w:cs="Arial" w:eastAsia="Arial" w:hAnsi="Arial"/>
+          <w:b/>
+          <w:bCs/>
           <w:color w:val="0B0D0F"/>
-          <w:sz w:val="20"/>
-          <w:szCs w:val="20"/>
+          <w:sz w:val="18"/>
+          <w:szCs w:val="18"/>
         </w:rPr>
         <w:t xml:space="preserve">Teradata → BigQuery</w:t>
       </w:r>
       <w:r>
         <w:rPr>
-          <w:rFonts w:ascii="Calibri" w:cs="Calibri" w:eastAsia="Calibri" w:hAnsi="Calibri"/>
-          <w:i w:val="false"/>
-          <w:iCs w:val="false"/>
-          <w:color w:val="1A1D21"/>
-          <w:sz w:val="20"/>
-          <w:szCs w:val="20"/>
+          <w:rFonts w:ascii="Arial" w:cs="Arial" w:eastAsia="Arial" w:hAnsi="Arial"/>
+          <w:color w:val="1A1D21"/>
+          <w:sz w:val="18"/>
+          <w:szCs w:val="18"/>
         </w:rPr>
         <w:t xml:space="preserve"> lake migration, and a customer preference API on GCP that </w:t>
       </w:r>
       <w:r>
         <w:rPr>
-          <w:rFonts w:ascii="Calibri" w:cs="Calibri" w:eastAsia="Calibri" w:hAnsi="Calibri"/>
-          <w:b/>
-          <w:bCs/>
-          <w:i w:val="false"/>
-          <w:iCs w:val="false"/>
+          <w:rFonts w:ascii="Arial" w:cs="Arial" w:eastAsia="Arial" w:hAnsi="Arial"/>
+          <w:b/>
+          <w:bCs/>
           <w:color w:val="0B0D0F"/>
-          <w:sz w:val="20"/>
-          <w:szCs w:val="20"/>
+          <w:sz w:val="18"/>
+          <w:szCs w:val="18"/>
         </w:rPr>
         <w:t xml:space="preserve">cut $600,000 a year</w:t>
       </w:r>
       <w:r>
         <w:rPr>
-          <w:rFonts w:ascii="Calibri" w:cs="Calibri" w:eastAsia="Calibri" w:hAnsi="Calibri"/>
-          <w:i w:val="false"/>
-          <w:iCs w:val="false"/>
-          <w:color w:val="1A1D21"/>
-          <w:sz w:val="20"/>
-          <w:szCs w:val="20"/>
+          <w:rFonts w:ascii="Arial" w:cs="Arial" w:eastAsia="Arial" w:hAnsi="Arial"/>
+          <w:color w:val="1A1D21"/>
+          <w:sz w:val="18"/>
+          <w:szCs w:val="18"/>
         </w:rPr>
         <w:t xml:space="preserve"> in operating cost. Alongside all of it I </w:t>
       </w:r>
       <w:r>
         <w:rPr>
-          <w:rFonts w:ascii="Calibri" w:cs="Calibri" w:eastAsia="Calibri" w:hAnsi="Calibri"/>
-          <w:b/>
-          <w:bCs/>
-          <w:i w:val="false"/>
-          <w:iCs w:val="false"/>
+          <w:rFonts w:ascii="Arial" w:cs="Arial" w:eastAsia="Arial" w:hAnsi="Arial"/>
+          <w:b/>
+          <w:bCs/>
           <w:color w:val="0B0D0F"/>
-          <w:sz w:val="20"/>
-          <w:szCs w:val="20"/>
+          <w:sz w:val="18"/>
+          <w:szCs w:val="18"/>
         </w:rPr>
         <w:t xml:space="preserve">ship applied-AI tooling in the open</w:t>
       </w:r>
       <w:r>
         <w:rPr>
-          <w:rFonts w:ascii="Calibri" w:cs="Calibri" w:eastAsia="Calibri" w:hAnsi="Calibri"/>
-          <w:i w:val="false"/>
-          <w:iCs w:val="false"/>
-          <w:color w:val="1A1D21"/>
-          <w:sz w:val="20"/>
-          <w:szCs w:val="20"/>
+          <w:rFonts w:ascii="Arial" w:cs="Arial" w:eastAsia="Arial" w:hAnsi="Arial"/>
+          <w:color w:val="1A1D21"/>
+          <w:sz w:val="18"/>
+          <w:szCs w:val="18"/>
         </w:rPr>
         <w:t xml:space="preserve"> — a terminal coding agent published to npm, and the Rust beneath it: ONNX inference, an ANN index written from scratch, hybrid dense/lexical retrieval.</w:t>
       </w:r>
@@ -449,17 +500,17 @@
         <w:pBdr>
           <w:bottom w:val="single" w:color="0B5C4D" w:sz="6" w:space="2"/>
         </w:pBdr>
-        <w:spacing w:after="70" w:before="200" w:line="240"/>
-      </w:pPr>
-      <w:r>
-        <w:rPr>
-          <w:rFonts w:ascii="Calibri" w:cs="Calibri" w:eastAsia="Calibri" w:hAnsi="Calibri"/>
+        <w:spacing w:after="80" w:before="122" w:line="215" w:lineRule="exact"/>
+      </w:pPr>
+      <w:r>
+        <w:rPr>
+          <w:rFonts w:ascii="Arial" w:cs="Arial" w:eastAsia="Arial" w:hAnsi="Arial"/>
           <w:b/>
           <w:bCs/>
           <w:color w:val="0B5C4D"/>
           <w:spacing w:val="22"/>
-          <w:sz w:val="18"/>
-          <w:szCs w:val="18"/>
+          <w:sz w:val="16"/>
+          <w:szCs w:val="16"/>
         </w:rPr>
         <w:t xml:space="preserve">EXPERIENCE</w:t>
       </w:r>
@@ -470,61 +521,62 @@
         <w:tabs>
           <w:tab w:val="right" w:pos="10546"/>
         </w:tabs>
-        <w:spacing w:after="0" w:before="40" w:line="240"/>
-      </w:pPr>
-      <w:r>
-        <w:rPr>
-          <w:rFonts w:ascii="Calibri" w:cs="Calibri" w:eastAsia="Calibri" w:hAnsi="Calibri"/>
+        <w:spacing w:after="0" w:before="0" w:line="241" w:lineRule="exact"/>
+      </w:pPr>
+      <w:r>
+        <w:rPr>
+          <w:rFonts w:ascii="Arial" w:cs="Arial" w:eastAsia="Arial" w:hAnsi="Arial"/>
           <w:b/>
           <w:bCs/>
           <w:color w:val="0B0D0F"/>
-          <w:sz w:val="22"/>
-          <w:szCs w:val="22"/>
+          <w:sz w:val="21"/>
+          <w:szCs w:val="21"/>
         </w:rPr>
         <w:t xml:space="preserve">Tata Consultancy Services</w:t>
       </w:r>
       <w:r>
-        <w:rPr>
-          <w:rFonts w:ascii="Calibri" w:cs="Calibri" w:eastAsia="Calibri" w:hAnsi="Calibri"/>
+        <w:t xml:space="preserve">	</w:t>
+      </w:r>
+      <w:r>
+        <w:rPr>
+          <w:rFonts w:ascii="Arial" w:cs="Arial" w:eastAsia="Arial" w:hAnsi="Arial"/>
           <w:b/>
           <w:bCs/>
           <w:color w:val="5A646C"/>
-          <w:sz w:val="18"/>
-          <w:szCs w:val="18"/>
-        </w:rPr>
-        <w:t xml:space="preserve">	Sep 2021 – Present</w:t>
+          <w:sz w:val="17"/>
+          <w:szCs w:val="17"/>
+        </w:rPr>
+        <w:t xml:space="preserve">Sep 2021 – Present</w:t>
       </w:r>
     </w:p>
     <w:p>
       <w:pPr>
         <w:keepNext/>
-        <w:spacing w:after="20" w:line="240"/>
-      </w:pPr>
-      <w:r>
-        <w:rPr>
-          <w:rFonts w:ascii="Calibri" w:cs="Calibri" w:eastAsia="Calibri" w:hAnsi="Calibri"/>
-          <w:i w:val="false"/>
-          <w:iCs w:val="false"/>
+        <w:spacing w:after="0" w:before="10" w:line="239" w:lineRule="exact"/>
+      </w:pPr>
+      <w:r>
+        <w:rPr>
+          <w:rFonts w:ascii="Arial" w:cs="Arial" w:eastAsia="Arial" w:hAnsi="Arial"/>
           <w:color w:val="35424A"/>
-          <w:sz w:val="19"/>
-          <w:szCs w:val="19"/>
-        </w:rPr>
-        <w:t xml:space="preserve">Solution Architect  ·  Pune, India</w:t>
+          <w:sz w:val="18"/>
+          <w:szCs w:val="18"/>
+        </w:rPr>
+        <w:t xml:space="preserve">Solution Architect · Pune, India</w:t>
       </w:r>
     </w:p>
     <w:p>
       <w:pPr>
         <w:keepNext/>
-        <w:spacing w:after="30" w:before="40" w:line="240"/>
-      </w:pPr>
-      <w:r>
-        <w:rPr>
-          <w:rFonts w:ascii="Calibri" w:cs="Calibri" w:eastAsia="Calibri" w:hAnsi="Calibri"/>
-          <w:i w:val="false"/>
-          <w:iCs w:val="false"/>
+        <w:spacing w:after="0" w:before="50" w:line="226" w:lineRule="exact"/>
+      </w:pPr>
+      <w:r>
+        <w:rPr>
+          <w:rFonts w:ascii="Arial" w:cs="Arial" w:eastAsia="Arial" w:hAnsi="Arial"/>
+          <w:b/>
+          <w:bCs/>
           <w:color w:val="0B5C4D"/>
-          <w:sz w:val="18"/>
-          <w:szCs w:val="18"/>
+          <w:sz w:val="17"/>
+          <w:szCs w:val="17"/>
         </w:rPr>
         <w:t xml:space="preserve">Client: Lloyds Banking Group, United Kingdom</w:t>
       </w:r>
@@ -532,31 +584,38 @@
     <w:p>
       <w:pPr>
         <w:keepNext/>
-        <w:spacing w:after="30" w:line="240"/>
-      </w:pPr>
-      <w:r>
-        <w:rPr>
-          <w:rFonts w:ascii="Calibri" w:cs="Calibri" w:eastAsia="Calibri" w:hAnsi="Calibri"/>
-          <w:b/>
-          <w:bCs/>
-          <w:i w:val="false"/>
-          <w:iCs w:val="false"/>
-          <w:color w:val="0B0D0F"/>
-          <w:sz w:val="19"/>
-          <w:szCs w:val="19"/>
+        <w:spacing w:after="0" w:before="68" w:line="239" w:lineRule="exact"/>
+      </w:pPr>
+      <w:r>
+        <w:rPr>
+          <w:rFonts w:ascii="Arial" w:cs="Arial" w:eastAsia="Arial" w:hAnsi="Arial"/>
+          <w:b/>
+          <w:bCs/>
+          <w:color w:val="35424A"/>
+          <w:sz w:val="18"/>
+          <w:szCs w:val="18"/>
         </w:rPr>
         <w:t xml:space="preserve">Data Platform &amp; Real-Time Analytics</w:t>
       </w:r>
       <w:r>
         <w:rPr>
-          <w:rFonts w:ascii="Calibri" w:cs="Calibri" w:eastAsia="Calibri" w:hAnsi="Calibri"/>
-          <w:i w:val="false"/>
-          <w:iCs w:val="false"/>
+          <w:rFonts w:ascii="Arial" w:cs="Arial" w:eastAsia="Arial" w:hAnsi="Arial"/>
           <w:color w:val="35424A"/>
-          <w:sz w:val="19"/>
-          <w:szCs w:val="19"/>
-        </w:rPr>
-        <w:t xml:space="preserve">  — Jul 2025 – Present</w:t>
+          <w:sz w:val="18"/>
+          <w:szCs w:val="18"/>
+        </w:rPr>
+        <w:t xml:space="preserve"> </w:t>
+      </w:r>
+      <w:r>
+        <w:rPr>
+          <w:rFonts w:ascii="Arial" w:cs="Arial" w:eastAsia="Arial" w:hAnsi="Arial"/>
+          <w:b/>
+          <w:bCs/>
+          <w:color w:val="5A646C"/>
+          <w:sz w:val="17"/>
+          <w:szCs w:val="17"/>
+        </w:rPr>
+        <w:t xml:space="preserve">— Jul 2025 – Present</w:t>
       </w:r>
     </w:p>
     <w:p>
@@ -567,40 +626,34 @@
           <w:ilvl w:val="0"/>
           <w:numId w:val="2"/>
         </w:numPr>
-        <w:spacing w:after="40" w:line="250"/>
-      </w:pPr>
-      <w:r>
-        <w:rPr>
-          <w:rFonts w:ascii="Calibri" w:cs="Calibri" w:eastAsia="Calibri" w:hAnsi="Calibri"/>
-          <w:i w:val="false"/>
-          <w:iCs w:val="false"/>
-          <w:color w:val="1A1D21"/>
-          <w:sz w:val="20"/>
-          <w:szCs w:val="20"/>
+        <w:spacing w:after="38" w:before="48" w:line="241" w:lineRule="exact"/>
+      </w:pPr>
+      <w:r>
+        <w:rPr>
+          <w:rFonts w:ascii="Arial" w:cs="Arial" w:eastAsia="Arial" w:hAnsi="Arial"/>
+          <w:color w:val="1A1D21"/>
+          <w:sz w:val="18"/>
+          <w:szCs w:val="18"/>
         </w:rPr>
         <w:t xml:space="preserve">Architected the bank's </w:t>
       </w:r>
       <w:r>
         <w:rPr>
-          <w:rFonts w:ascii="Calibri" w:cs="Calibri" w:eastAsia="Calibri" w:hAnsi="Calibri"/>
-          <w:b/>
-          <w:bCs/>
-          <w:i w:val="false"/>
-          <w:iCs w:val="false"/>
-          <w:color w:val="0B0D0F"/>
-          <w:sz w:val="20"/>
-          <w:szCs w:val="20"/>
+          <w:rFonts w:ascii="Arial" w:cs="Arial" w:eastAsia="Arial" w:hAnsi="Arial"/>
+          <w:b/>
+          <w:bCs/>
+          <w:color w:val="1A1D21"/>
+          <w:sz w:val="18"/>
+          <w:szCs w:val="18"/>
         </w:rPr>
         <w:t xml:space="preserve">end-to-end batch and real-time streaming data platform</w:t>
       </w:r>
       <w:r>
         <w:rPr>
-          <w:rFonts w:ascii="Calibri" w:cs="Calibri" w:eastAsia="Calibri" w:hAnsi="Calibri"/>
-          <w:i w:val="false"/>
-          <w:iCs w:val="false"/>
-          <w:color w:val="1A1D21"/>
-          <w:sz w:val="20"/>
-          <w:szCs w:val="20"/>
+          <w:rFonts w:ascii="Arial" w:cs="Arial" w:eastAsia="Arial" w:hAnsi="Arial"/>
+          <w:color w:val="1A1D21"/>
+          <w:sz w:val="18"/>
+          <w:szCs w:val="18"/>
         </w:rPr>
         <w:t xml:space="preserve"> on Google Cloud, supporting high-throughput analytics, operational reporting and machine learning workloads.</w:t>
       </w:r>
@@ -613,40 +666,34 @@
           <w:ilvl w:val="0"/>
           <w:numId w:val="2"/>
         </w:numPr>
-        <w:spacing w:after="40" w:line="250"/>
-      </w:pPr>
-      <w:r>
-        <w:rPr>
-          <w:rFonts w:ascii="Calibri" w:cs="Calibri" w:eastAsia="Calibri" w:hAnsi="Calibri"/>
-          <w:i w:val="false"/>
-          <w:iCs w:val="false"/>
-          <w:color w:val="1A1D21"/>
-          <w:sz w:val="20"/>
-          <w:szCs w:val="20"/>
+        <w:spacing w:after="38" w:before="0" w:line="241" w:lineRule="exact"/>
+      </w:pPr>
+      <w:r>
+        <w:rPr>
+          <w:rFonts w:ascii="Arial" w:cs="Arial" w:eastAsia="Arial" w:hAnsi="Arial"/>
+          <w:color w:val="1A1D21"/>
+          <w:sz w:val="18"/>
+          <w:szCs w:val="18"/>
         </w:rPr>
         <w:t xml:space="preserve">Engineered high-availability, event-driven ingestion pipelines on </w:t>
       </w:r>
       <w:r>
         <w:rPr>
-          <w:rFonts w:ascii="Calibri" w:cs="Calibri" w:eastAsia="Calibri" w:hAnsi="Calibri"/>
-          <w:b/>
-          <w:bCs/>
-          <w:i w:val="false"/>
-          <w:iCs w:val="false"/>
-          <w:color w:val="0B0D0F"/>
-          <w:sz w:val="20"/>
-          <w:szCs w:val="20"/>
+          <w:rFonts w:ascii="Arial" w:cs="Arial" w:eastAsia="Arial" w:hAnsi="Arial"/>
+          <w:b/>
+          <w:bCs/>
+          <w:color w:val="1A1D21"/>
+          <w:sz w:val="18"/>
+          <w:szCs w:val="18"/>
         </w:rPr>
         <w:t xml:space="preserve">Confluent Kafka</w:t>
       </w:r>
       <w:r>
         <w:rPr>
-          <w:rFonts w:ascii="Calibri" w:cs="Calibri" w:eastAsia="Calibri" w:hAnsi="Calibri"/>
-          <w:i w:val="false"/>
-          <w:iCs w:val="false"/>
-          <w:color w:val="1A1D21"/>
-          <w:sz w:val="20"/>
-          <w:szCs w:val="20"/>
+          <w:rFonts w:ascii="Arial" w:cs="Arial" w:eastAsia="Arial" w:hAnsi="Arial"/>
+          <w:color w:val="1A1D21"/>
+          <w:sz w:val="18"/>
+          <w:szCs w:val="18"/>
         </w:rPr>
         <w:t xml:space="preserve"> with Python, delivering low-latency data for operational reporting and instant business insight.</w:t>
       </w:r>
@@ -659,64 +706,54 @@
           <w:ilvl w:val="0"/>
           <w:numId w:val="2"/>
         </w:numPr>
-        <w:spacing w:after="40" w:line="250"/>
-      </w:pPr>
-      <w:r>
-        <w:rPr>
-          <w:rFonts w:ascii="Calibri" w:cs="Calibri" w:eastAsia="Calibri" w:hAnsi="Calibri"/>
-          <w:i w:val="false"/>
-          <w:iCs w:val="false"/>
-          <w:color w:val="1A1D21"/>
-          <w:sz w:val="20"/>
-          <w:szCs w:val="20"/>
+        <w:spacing w:after="38" w:before="0" w:line="241" w:lineRule="exact"/>
+      </w:pPr>
+      <w:r>
+        <w:rPr>
+          <w:rFonts w:ascii="Arial" w:cs="Arial" w:eastAsia="Arial" w:hAnsi="Arial"/>
+          <w:color w:val="1A1D21"/>
+          <w:sz w:val="18"/>
+          <w:szCs w:val="18"/>
         </w:rPr>
         <w:t xml:space="preserve">Architected hybrid batch orchestration across </w:t>
       </w:r>
       <w:r>
         <w:rPr>
-          <w:rFonts w:ascii="Calibri" w:cs="Calibri" w:eastAsia="Calibri" w:hAnsi="Calibri"/>
-          <w:b/>
-          <w:bCs/>
-          <w:i w:val="false"/>
-          <w:iCs w:val="false"/>
-          <w:color w:val="0B0D0F"/>
-          <w:sz w:val="20"/>
-          <w:szCs w:val="20"/>
+          <w:rFonts w:ascii="Arial" w:cs="Arial" w:eastAsia="Arial" w:hAnsi="Arial"/>
+          <w:b/>
+          <w:bCs/>
+          <w:color w:val="1A1D21"/>
+          <w:sz w:val="18"/>
+          <w:szCs w:val="18"/>
         </w:rPr>
         <w:t xml:space="preserve">Cloud Composer (Apache Airflow)</w:t>
       </w:r>
       <w:r>
         <w:rPr>
-          <w:rFonts w:ascii="Calibri" w:cs="Calibri" w:eastAsia="Calibri" w:hAnsi="Calibri"/>
-          <w:i w:val="false"/>
-          <w:iCs w:val="false"/>
-          <w:color w:val="1A1D21"/>
-          <w:sz w:val="20"/>
-          <w:szCs w:val="20"/>
+          <w:rFonts w:ascii="Arial" w:cs="Arial" w:eastAsia="Arial" w:hAnsi="Arial"/>
+          <w:color w:val="1A1D21"/>
+          <w:sz w:val="18"/>
+          <w:szCs w:val="18"/>
         </w:rPr>
         <w:t xml:space="preserve"> and </w:t>
       </w:r>
       <w:r>
         <w:rPr>
-          <w:rFonts w:ascii="Calibri" w:cs="Calibri" w:eastAsia="Calibri" w:hAnsi="Calibri"/>
-          <w:b/>
-          <w:bCs/>
-          <w:i w:val="false"/>
-          <w:iCs w:val="false"/>
-          <w:color w:val="0B0D0F"/>
-          <w:sz w:val="20"/>
-          <w:szCs w:val="20"/>
+          <w:rFonts w:ascii="Arial" w:cs="Arial" w:eastAsia="Arial" w:hAnsi="Arial"/>
+          <w:b/>
+          <w:bCs/>
+          <w:color w:val="1A1D21"/>
+          <w:sz w:val="18"/>
+          <w:szCs w:val="18"/>
         </w:rPr>
         <w:t xml:space="preserve">IBM Tivoli Workload Scheduler</w:t>
       </w:r>
       <w:r>
         <w:rPr>
-          <w:rFonts w:ascii="Calibri" w:cs="Calibri" w:eastAsia="Calibri" w:hAnsi="Calibri"/>
-          <w:i w:val="false"/>
-          <w:iCs w:val="false"/>
-          <w:color w:val="1A1D21"/>
-          <w:sz w:val="20"/>
-          <w:szCs w:val="20"/>
+          <w:rFonts w:ascii="Arial" w:cs="Arial" w:eastAsia="Arial" w:hAnsi="Arial"/>
+          <w:color w:val="1A1D21"/>
+          <w:sz w:val="18"/>
+          <w:szCs w:val="18"/>
         </w:rPr>
         <w:t xml:space="preserve">, managing complex dependency graphs that span legacy on-premise and cloud environments.</w:t>
       </w:r>
@@ -729,64 +766,54 @@
           <w:ilvl w:val="0"/>
           <w:numId w:val="2"/>
         </w:numPr>
-        <w:spacing w:after="40" w:line="250"/>
-      </w:pPr>
-      <w:r>
-        <w:rPr>
-          <w:rFonts w:ascii="Calibri" w:cs="Calibri" w:eastAsia="Calibri" w:hAnsi="Calibri"/>
-          <w:i w:val="false"/>
-          <w:iCs w:val="false"/>
-          <w:color w:val="1A1D21"/>
-          <w:sz w:val="20"/>
-          <w:szCs w:val="20"/>
+        <w:spacing w:after="38" w:before="0" w:line="241" w:lineRule="exact"/>
+      </w:pPr>
+      <w:r>
+        <w:rPr>
+          <w:rFonts w:ascii="Arial" w:cs="Arial" w:eastAsia="Arial" w:hAnsi="Arial"/>
+          <w:color w:val="1A1D21"/>
+          <w:sz w:val="18"/>
+          <w:szCs w:val="18"/>
         </w:rPr>
         <w:t xml:space="preserve">Designed optimised </w:t>
       </w:r>
       <w:r>
         <w:rPr>
-          <w:rFonts w:ascii="Calibri" w:cs="Calibri" w:eastAsia="Calibri" w:hAnsi="Calibri"/>
-          <w:b/>
-          <w:bCs/>
-          <w:i w:val="false"/>
-          <w:iCs w:val="false"/>
-          <w:color w:val="0B0D0F"/>
-          <w:sz w:val="20"/>
-          <w:szCs w:val="20"/>
+          <w:rFonts w:ascii="Arial" w:cs="Arial" w:eastAsia="Arial" w:hAnsi="Arial"/>
+          <w:b/>
+          <w:bCs/>
+          <w:color w:val="1A1D21"/>
+          <w:sz w:val="18"/>
+          <w:szCs w:val="18"/>
         </w:rPr>
         <w:t xml:space="preserve">BigQuery</w:t>
       </w:r>
       <w:r>
         <w:rPr>
-          <w:rFonts w:ascii="Calibri" w:cs="Calibri" w:eastAsia="Calibri" w:hAnsi="Calibri"/>
-          <w:i w:val="false"/>
-          <w:iCs w:val="false"/>
-          <w:color w:val="1A1D21"/>
-          <w:sz w:val="20"/>
-          <w:szCs w:val="20"/>
+          <w:rFonts w:ascii="Arial" w:cs="Arial" w:eastAsia="Arial" w:hAnsi="Arial"/>
+          <w:color w:val="1A1D21"/>
+          <w:sz w:val="18"/>
+          <w:szCs w:val="18"/>
         </w:rPr>
         <w:t xml:space="preserve"> warehouse schemas and modular </w:t>
       </w:r>
       <w:r>
         <w:rPr>
-          <w:rFonts w:ascii="Calibri" w:cs="Calibri" w:eastAsia="Calibri" w:hAnsi="Calibri"/>
-          <w:b/>
-          <w:bCs/>
-          <w:i w:val="false"/>
-          <w:iCs w:val="false"/>
-          <w:color w:val="0B0D0F"/>
-          <w:sz w:val="20"/>
-          <w:szCs w:val="20"/>
+          <w:rFonts w:ascii="Arial" w:cs="Arial" w:eastAsia="Arial" w:hAnsi="Arial"/>
+          <w:b/>
+          <w:bCs/>
+          <w:color w:val="1A1D21"/>
+          <w:sz w:val="18"/>
+          <w:szCs w:val="18"/>
         </w:rPr>
         <w:t xml:space="preserve">dbt</w:t>
       </w:r>
       <w:r>
         <w:rPr>
-          <w:rFonts w:ascii="Calibri" w:cs="Calibri" w:eastAsia="Calibri" w:hAnsi="Calibri"/>
-          <w:i w:val="false"/>
-          <w:iCs w:val="false"/>
-          <w:color w:val="1A1D21"/>
-          <w:sz w:val="20"/>
-          <w:szCs w:val="20"/>
+          <w:rFonts w:ascii="Arial" w:cs="Arial" w:eastAsia="Arial" w:hAnsi="Arial"/>
+          <w:color w:val="1A1D21"/>
+          <w:sz w:val="18"/>
+          <w:szCs w:val="18"/>
         </w:rPr>
         <w:t xml:space="preserve"> transformation pipelines with enforced data quality and lineage; built automated testing, validation and monitoring frameworks so downstream analytics fail loudly rather than silently.</w:t>
       </w:r>
@@ -799,64 +826,54 @@
           <w:ilvl w:val="0"/>
           <w:numId w:val="2"/>
         </w:numPr>
-        <w:spacing w:after="40" w:line="250"/>
-      </w:pPr>
-      <w:r>
-        <w:rPr>
-          <w:rFonts w:ascii="Calibri" w:cs="Calibri" w:eastAsia="Calibri" w:hAnsi="Calibri"/>
-          <w:i w:val="false"/>
-          <w:iCs w:val="false"/>
-          <w:color w:val="1A1D21"/>
-          <w:sz w:val="20"/>
-          <w:szCs w:val="20"/>
+        <w:spacing w:after="38" w:before="0" w:line="241" w:lineRule="exact"/>
+      </w:pPr>
+      <w:r>
+        <w:rPr>
+          <w:rFonts w:ascii="Arial" w:cs="Arial" w:eastAsia="Arial" w:hAnsi="Arial"/>
+          <w:color w:val="1A1D21"/>
+          <w:sz w:val="18"/>
+          <w:szCs w:val="18"/>
         </w:rPr>
         <w:t xml:space="preserve">Standardised infrastructure with </w:t>
       </w:r>
       <w:r>
         <w:rPr>
-          <w:rFonts w:ascii="Calibri" w:cs="Calibri" w:eastAsia="Calibri" w:hAnsi="Calibri"/>
-          <w:b/>
-          <w:bCs/>
-          <w:i w:val="false"/>
-          <w:iCs w:val="false"/>
-          <w:color w:val="0B0D0F"/>
-          <w:sz w:val="20"/>
-          <w:szCs w:val="20"/>
+          <w:rFonts w:ascii="Arial" w:cs="Arial" w:eastAsia="Arial" w:hAnsi="Arial"/>
+          <w:b/>
+          <w:bCs/>
+          <w:color w:val="1A1D21"/>
+          <w:sz w:val="18"/>
+          <w:szCs w:val="18"/>
         </w:rPr>
         <w:t xml:space="preserve">Terraform</w:t>
       </w:r>
       <w:r>
         <w:rPr>
-          <w:rFonts w:ascii="Calibri" w:cs="Calibri" w:eastAsia="Calibri" w:hAnsi="Calibri"/>
-          <w:i w:val="false"/>
-          <w:iCs w:val="false"/>
-          <w:color w:val="1A1D21"/>
-          <w:sz w:val="20"/>
-          <w:szCs w:val="20"/>
+          <w:rFonts w:ascii="Arial" w:cs="Arial" w:eastAsia="Arial" w:hAnsi="Arial"/>
+          <w:color w:val="1A1D21"/>
+          <w:sz w:val="18"/>
+          <w:szCs w:val="18"/>
         </w:rPr>
         <w:t xml:space="preserve"> — Composer environments, BigQuery datasets, Kafka connectors and IAM roles — and integrated it into </w:t>
       </w:r>
       <w:r>
         <w:rPr>
-          <w:rFonts w:ascii="Calibri" w:cs="Calibri" w:eastAsia="Calibri" w:hAnsi="Calibri"/>
-          <w:b/>
-          <w:bCs/>
-          <w:i w:val="false"/>
-          <w:iCs w:val="false"/>
-          <w:color w:val="0B0D0F"/>
-          <w:sz w:val="20"/>
-          <w:szCs w:val="20"/>
+          <w:rFonts w:ascii="Arial" w:cs="Arial" w:eastAsia="Arial" w:hAnsi="Arial"/>
+          <w:b/>
+          <w:bCs/>
+          <w:color w:val="1A1D21"/>
+          <w:sz w:val="18"/>
+          <w:szCs w:val="18"/>
         </w:rPr>
         <w:t xml:space="preserve">CI/CD</w:t>
       </w:r>
       <w:r>
         <w:rPr>
-          <w:rFonts w:ascii="Calibri" w:cs="Calibri" w:eastAsia="Calibri" w:hAnsi="Calibri"/>
-          <w:i w:val="false"/>
-          <w:iCs w:val="false"/>
-          <w:color w:val="1A1D21"/>
-          <w:sz w:val="20"/>
-          <w:szCs w:val="20"/>
+          <w:rFonts w:ascii="Arial" w:cs="Arial" w:eastAsia="Arial" w:hAnsi="Arial"/>
+          <w:color w:val="1A1D21"/>
+          <w:sz w:val="18"/>
+          <w:szCs w:val="18"/>
         </w:rPr>
         <w:t xml:space="preserve">, cutting configuration drift and deployment cycle time.</w:t>
       </w:r>
@@ -869,40 +886,34 @@
           <w:ilvl w:val="0"/>
           <w:numId w:val="2"/>
         </w:numPr>
-        <w:spacing w:after="40" w:line="250"/>
-      </w:pPr>
-      <w:r>
-        <w:rPr>
-          <w:rFonts w:ascii="Calibri" w:cs="Calibri" w:eastAsia="Calibri" w:hAnsi="Calibri"/>
-          <w:i w:val="false"/>
-          <w:iCs w:val="false"/>
-          <w:color w:val="1A1D21"/>
-          <w:sz w:val="20"/>
-          <w:szCs w:val="20"/>
+        <w:spacing w:after="38" w:before="0" w:line="241" w:lineRule="exact"/>
+      </w:pPr>
+      <w:r>
+        <w:rPr>
+          <w:rFonts w:ascii="Arial" w:cs="Arial" w:eastAsia="Arial" w:hAnsi="Arial"/>
+          <w:color w:val="1A1D21"/>
+          <w:sz w:val="18"/>
+          <w:szCs w:val="18"/>
         </w:rPr>
         <w:t xml:space="preserve">Implemented BigQuery and GCP </w:t>
       </w:r>
       <w:r>
         <w:rPr>
-          <w:rFonts w:ascii="Calibri" w:cs="Calibri" w:eastAsia="Calibri" w:hAnsi="Calibri"/>
-          <w:b/>
-          <w:bCs/>
-          <w:i w:val="false"/>
-          <w:iCs w:val="false"/>
-          <w:color w:val="0B0D0F"/>
-          <w:sz w:val="20"/>
-          <w:szCs w:val="20"/>
+          <w:rFonts w:ascii="Arial" w:cs="Arial" w:eastAsia="Arial" w:hAnsi="Arial"/>
+          <w:b/>
+          <w:bCs/>
+          <w:color w:val="1A1D21"/>
+          <w:sz w:val="18"/>
+          <w:szCs w:val="18"/>
         </w:rPr>
         <w:t xml:space="preserve">cost optimisation and governance</w:t>
       </w:r>
       <w:r>
         <w:rPr>
-          <w:rFonts w:ascii="Calibri" w:cs="Calibri" w:eastAsia="Calibri" w:hAnsi="Calibri"/>
-          <w:i w:val="false"/>
-          <w:iCs w:val="false"/>
-          <w:color w:val="1A1D21"/>
-          <w:sz w:val="20"/>
-          <w:szCs w:val="20"/>
+          <w:rFonts w:ascii="Arial" w:cs="Arial" w:eastAsia="Arial" w:hAnsi="Arial"/>
+          <w:color w:val="1A1D21"/>
+          <w:sz w:val="18"/>
+          <w:szCs w:val="18"/>
         </w:rPr>
         <w:t xml:space="preserve">, reducing compute overhead while improving query performance and data security.</w:t>
       </w:r>
@@ -915,16 +926,14 @@
           <w:ilvl w:val="0"/>
           <w:numId w:val="2"/>
         </w:numPr>
-        <w:spacing w:after="40" w:line="250"/>
-      </w:pPr>
-      <w:r>
-        <w:rPr>
-          <w:rFonts w:ascii="Calibri" w:cs="Calibri" w:eastAsia="Calibri" w:hAnsi="Calibri"/>
-          <w:i w:val="false"/>
-          <w:iCs w:val="false"/>
-          <w:color w:val="1A1D21"/>
-          <w:sz w:val="20"/>
-          <w:szCs w:val="20"/>
+        <w:spacing w:after="38" w:before="0" w:line="241" w:lineRule="exact"/>
+      </w:pPr>
+      <w:r>
+        <w:rPr>
+          <w:rFonts w:ascii="Arial" w:cs="Arial" w:eastAsia="Arial" w:hAnsi="Arial"/>
+          <w:color w:val="1A1D21"/>
+          <w:sz w:val="18"/>
+          <w:szCs w:val="18"/>
         </w:rPr>
         <w:t xml:space="preserve">Partnered with leadership, security and business units to turn requirements into production-ready architectural blueprints.</w:t>
       </w:r>
@@ -932,31 +941,38 @@
     <w:p>
       <w:pPr>
         <w:keepNext/>
-        <w:spacing w:after="30" w:line="240"/>
-      </w:pPr>
-      <w:r>
-        <w:rPr>
-          <w:rFonts w:ascii="Calibri" w:cs="Calibri" w:eastAsia="Calibri" w:hAnsi="Calibri"/>
-          <w:b/>
-          <w:bCs/>
-          <w:i w:val="false"/>
-          <w:iCs w:val="false"/>
-          <w:color w:val="0B0D0F"/>
-          <w:sz w:val="19"/>
-          <w:szCs w:val="19"/>
+        <w:spacing w:after="0" w:before="30" w:line="239" w:lineRule="exact"/>
+      </w:pPr>
+      <w:r>
+        <w:rPr>
+          <w:rFonts w:ascii="Arial" w:cs="Arial" w:eastAsia="Arial" w:hAnsi="Arial"/>
+          <w:b/>
+          <w:bCs/>
+          <w:color w:val="35424A"/>
+          <w:sz w:val="18"/>
+          <w:szCs w:val="18"/>
         </w:rPr>
         <w:t xml:space="preserve">Digital Cards Modernisation</w:t>
       </w:r>
       <w:r>
         <w:rPr>
-          <w:rFonts w:ascii="Calibri" w:cs="Calibri" w:eastAsia="Calibri" w:hAnsi="Calibri"/>
-          <w:i w:val="false"/>
-          <w:iCs w:val="false"/>
+          <w:rFonts w:ascii="Arial" w:cs="Arial" w:eastAsia="Arial" w:hAnsi="Arial"/>
           <w:color w:val="35424A"/>
-          <w:sz w:val="19"/>
-          <w:szCs w:val="19"/>
-        </w:rPr>
-        <w:t xml:space="preserve">  — 2022 – Jul 2025</w:t>
+          <w:sz w:val="18"/>
+          <w:szCs w:val="18"/>
+        </w:rPr>
+        <w:t xml:space="preserve"> </w:t>
+      </w:r>
+      <w:r>
+        <w:rPr>
+          <w:rFonts w:ascii="Arial" w:cs="Arial" w:eastAsia="Arial" w:hAnsi="Arial"/>
+          <w:b/>
+          <w:bCs/>
+          <w:color w:val="5A646C"/>
+          <w:sz w:val="17"/>
+          <w:szCs w:val="17"/>
+        </w:rPr>
+        <w:t xml:space="preserve">— 2022 – Jul 2025</w:t>
       </w:r>
     </w:p>
     <w:p>
@@ -967,64 +983,54 @@
           <w:ilvl w:val="0"/>
           <w:numId w:val="2"/>
         </w:numPr>
-        <w:spacing w:after="40" w:line="250"/>
-      </w:pPr>
-      <w:r>
-        <w:rPr>
-          <w:rFonts w:ascii="Calibri" w:cs="Calibri" w:eastAsia="Calibri" w:hAnsi="Calibri"/>
-          <w:i w:val="false"/>
-          <w:iCs w:val="false"/>
-          <w:color w:val="1A1D21"/>
-          <w:sz w:val="20"/>
-          <w:szCs w:val="20"/>
+        <w:spacing w:after="38" w:before="48" w:line="241" w:lineRule="exact"/>
+      </w:pPr>
+      <w:r>
+        <w:rPr>
+          <w:rFonts w:ascii="Arial" w:cs="Arial" w:eastAsia="Arial" w:hAnsi="Arial"/>
+          <w:color w:val="1A1D21"/>
+          <w:sz w:val="18"/>
+          <w:szCs w:val="18"/>
         </w:rPr>
         <w:t xml:space="preserve">Led end-to-end modernisation of </w:t>
       </w:r>
       <w:r>
         <w:rPr>
-          <w:rFonts w:ascii="Calibri" w:cs="Calibri" w:eastAsia="Calibri" w:hAnsi="Calibri"/>
-          <w:b/>
-          <w:bCs/>
-          <w:i w:val="false"/>
-          <w:iCs w:val="false"/>
-          <w:color w:val="0B0D0F"/>
-          <w:sz w:val="20"/>
-          <w:szCs w:val="20"/>
+          <w:rFonts w:ascii="Arial" w:cs="Arial" w:eastAsia="Arial" w:hAnsi="Arial"/>
+          <w:b/>
+          <w:bCs/>
+          <w:color w:val="1A1D21"/>
+          <w:sz w:val="18"/>
+          <w:szCs w:val="18"/>
         </w:rPr>
         <w:t xml:space="preserve">Digital Cards</w:t>
       </w:r>
       <w:r>
         <w:rPr>
-          <w:rFonts w:ascii="Calibri" w:cs="Calibri" w:eastAsia="Calibri" w:hAnsi="Calibri"/>
-          <w:i w:val="false"/>
-          <w:iCs w:val="false"/>
-          <w:color w:val="1A1D21"/>
-          <w:sz w:val="20"/>
-          <w:szCs w:val="20"/>
+          <w:rFonts w:ascii="Arial" w:cs="Arial" w:eastAsia="Arial" w:hAnsi="Arial"/>
+          <w:color w:val="1A1D21"/>
+          <w:sz w:val="18"/>
+          <w:szCs w:val="18"/>
         </w:rPr>
         <w:t xml:space="preserve"> — Add to Wallet, card controls, View PIN / View Card — migrating from on-premise infrastructure to </w:t>
       </w:r>
       <w:r>
         <w:rPr>
-          <w:rFonts w:ascii="Calibri" w:cs="Calibri" w:eastAsia="Calibri" w:hAnsi="Calibri"/>
-          <w:b/>
-          <w:bCs/>
-          <w:i w:val="false"/>
-          <w:iCs w:val="false"/>
-          <w:color w:val="0B0D0F"/>
-          <w:sz w:val="20"/>
-          <w:szCs w:val="20"/>
+          <w:rFonts w:ascii="Arial" w:cs="Arial" w:eastAsia="Arial" w:hAnsi="Arial"/>
+          <w:b/>
+          <w:bCs/>
+          <w:color w:val="1A1D21"/>
+          <w:sz w:val="18"/>
+          <w:szCs w:val="18"/>
         </w:rPr>
         <w:t xml:space="preserve">GCP</w:t>
       </w:r>
       <w:r>
         <w:rPr>
-          <w:rFonts w:ascii="Calibri" w:cs="Calibri" w:eastAsia="Calibri" w:hAnsi="Calibri"/>
-          <w:i w:val="false"/>
-          <w:iCs w:val="false"/>
-          <w:color w:val="1A1D21"/>
-          <w:sz w:val="20"/>
-          <w:szCs w:val="20"/>
+          <w:rFonts w:ascii="Arial" w:cs="Arial" w:eastAsia="Arial" w:hAnsi="Arial"/>
+          <w:color w:val="1A1D21"/>
+          <w:sz w:val="18"/>
+          <w:szCs w:val="18"/>
         </w:rPr>
         <w:t xml:space="preserve">.</w:t>
       </w:r>
@@ -1037,40 +1043,34 @@
           <w:ilvl w:val="0"/>
           <w:numId w:val="2"/>
         </w:numPr>
-        <w:spacing w:after="40" w:line="250"/>
-      </w:pPr>
-      <w:r>
-        <w:rPr>
-          <w:rFonts w:ascii="Calibri" w:cs="Calibri" w:eastAsia="Calibri" w:hAnsi="Calibri"/>
-          <w:i w:val="false"/>
-          <w:iCs w:val="false"/>
-          <w:color w:val="1A1D21"/>
-          <w:sz w:val="20"/>
-          <w:szCs w:val="20"/>
+        <w:spacing w:after="38" w:before="0" w:line="241" w:lineRule="exact"/>
+      </w:pPr>
+      <w:r>
+        <w:rPr>
+          <w:rFonts w:ascii="Arial" w:cs="Arial" w:eastAsia="Arial" w:hAnsi="Arial"/>
+          <w:color w:val="1A1D21"/>
+          <w:sz w:val="18"/>
+          <w:szCs w:val="18"/>
         </w:rPr>
         <w:t xml:space="preserve">Architected secure, scalable </w:t>
       </w:r>
       <w:r>
         <w:rPr>
-          <w:rFonts w:ascii="Calibri" w:cs="Calibri" w:eastAsia="Calibri" w:hAnsi="Calibri"/>
-          <w:b/>
-          <w:bCs/>
-          <w:i w:val="false"/>
-          <w:iCs w:val="false"/>
-          <w:color w:val="0B0D0F"/>
-          <w:sz w:val="20"/>
-          <w:szCs w:val="20"/>
+          <w:rFonts w:ascii="Arial" w:cs="Arial" w:eastAsia="Arial" w:hAnsi="Arial"/>
+          <w:b/>
+          <w:bCs/>
+          <w:color w:val="1A1D21"/>
+          <w:sz w:val="18"/>
+          <w:szCs w:val="18"/>
         </w:rPr>
         <w:t xml:space="preserve">microservices and cross-cloud API patterns</w:t>
       </w:r>
       <w:r>
         <w:rPr>
-          <w:rFonts w:ascii="Calibri" w:cs="Calibri" w:eastAsia="Calibri" w:hAnsi="Calibri"/>
-          <w:i w:val="false"/>
-          <w:iCs w:val="false"/>
-          <w:color w:val="1A1D21"/>
-          <w:sz w:val="20"/>
-          <w:szCs w:val="20"/>
+          <w:rFonts w:ascii="Arial" w:cs="Arial" w:eastAsia="Arial" w:hAnsi="Arial"/>
+          <w:color w:val="1A1D21"/>
+          <w:sz w:val="18"/>
+          <w:szCs w:val="18"/>
         </w:rPr>
         <w:t xml:space="preserve"> meeting banking compliance and performance requirements.</w:t>
       </w:r>
@@ -1083,29 +1083,25 @@
           <w:ilvl w:val="0"/>
           <w:numId w:val="2"/>
         </w:numPr>
-        <w:spacing w:after="40" w:line="250"/>
-      </w:pPr>
-      <w:r>
-        <w:rPr>
-          <w:rFonts w:ascii="Calibri" w:cs="Calibri" w:eastAsia="Calibri" w:hAnsi="Calibri"/>
-          <w:b/>
-          <w:bCs/>
-          <w:i w:val="false"/>
-          <w:iCs w:val="false"/>
-          <w:color w:val="0B0D0F"/>
-          <w:sz w:val="20"/>
-          <w:szCs w:val="20"/>
+        <w:spacing w:after="38" w:before="0" w:line="241" w:lineRule="exact"/>
+      </w:pPr>
+      <w:r>
+        <w:rPr>
+          <w:rFonts w:ascii="Arial" w:cs="Arial" w:eastAsia="Arial" w:hAnsi="Arial"/>
+          <w:b/>
+          <w:bCs/>
+          <w:color w:val="1A1D21"/>
+          <w:sz w:val="18"/>
+          <w:szCs w:val="18"/>
         </w:rPr>
         <w:t xml:space="preserve">Award-winning self-serve fraud journey</w:t>
       </w:r>
       <w:r>
         <w:rPr>
-          <w:rFonts w:ascii="Calibri" w:cs="Calibri" w:eastAsia="Calibri" w:hAnsi="Calibri"/>
-          <w:i w:val="false"/>
-          <w:iCs w:val="false"/>
-          <w:color w:val="1A1D21"/>
-          <w:sz w:val="20"/>
-          <w:szCs w:val="20"/>
+          <w:rFonts w:ascii="Arial" w:cs="Arial" w:eastAsia="Arial" w:hAnsi="Arial"/>
+          <w:color w:val="1A1D21"/>
+          <w:sz w:val="18"/>
+          <w:szCs w:val="18"/>
         </w:rPr>
         <w:t xml:space="preserve"> — recognised at the Banking Tech Awards 2024 and the Card &amp; Payments Awards 2025 — moving fraud handling from an assisted call-centre process to a journey the customer completes.</w:t>
       </w:r>
@@ -1118,16 +1114,14 @@
           <w:ilvl w:val="0"/>
           <w:numId w:val="2"/>
         </w:numPr>
-        <w:spacing w:after="40" w:line="250"/>
-      </w:pPr>
-      <w:r>
-        <w:rPr>
-          <w:rFonts w:ascii="Calibri" w:cs="Calibri" w:eastAsia="Calibri" w:hAnsi="Calibri"/>
-          <w:i w:val="false"/>
-          <w:iCs w:val="false"/>
-          <w:color w:val="1A1D21"/>
-          <w:sz w:val="20"/>
-          <w:szCs w:val="20"/>
+        <w:spacing w:after="130" w:before="0" w:line="241" w:lineRule="exact"/>
+      </w:pPr>
+      <w:r>
+        <w:rPr>
+          <w:rFonts w:ascii="Arial" w:cs="Arial" w:eastAsia="Arial" w:hAnsi="Arial"/>
+          <w:color w:val="1A1D21"/>
+          <w:sz w:val="18"/>
+          <w:szCs w:val="18"/>
         </w:rPr>
         <w:t xml:space="preserve">Designed service discovery, API gateways, containerisation, load balancing and secure inter-service communication across a hybrid estate.</w:t>
       </w:r>
@@ -1138,63 +1132,73 @@
         <w:tabs>
           <w:tab w:val="right" w:pos="10546"/>
         </w:tabs>
-        <w:spacing w:after="0" w:before="100" w:line="240"/>
-      </w:pPr>
-      <w:r>
-        <w:rPr>
-          <w:rFonts w:ascii="Calibri" w:cs="Calibri" w:eastAsia="Calibri" w:hAnsi="Calibri"/>
+        <w:spacing w:after="0" w:before="0" w:line="241" w:lineRule="exact"/>
+      </w:pPr>
+      <w:r>
+        <w:rPr>
+          <w:rFonts w:ascii="Arial" w:cs="Arial" w:eastAsia="Arial" w:hAnsi="Arial"/>
           <w:b/>
           <w:bCs/>
           <w:color w:val="0B0D0F"/>
-          <w:sz w:val="22"/>
-          <w:szCs w:val="22"/>
+          <w:sz w:val="21"/>
+          <w:szCs w:val="21"/>
         </w:rPr>
         <w:t xml:space="preserve">Sears IT and Management Services India</w:t>
       </w:r>
       <w:r>
-        <w:rPr>
-          <w:rFonts w:ascii="Calibri" w:cs="Calibri" w:eastAsia="Calibri" w:hAnsi="Calibri"/>
+        <w:t xml:space="preserve">	</w:t>
+      </w:r>
+      <w:r>
+        <w:rPr>
+          <w:rFonts w:ascii="Arial" w:cs="Arial" w:eastAsia="Arial" w:hAnsi="Arial"/>
           <w:b/>
           <w:bCs/>
           <w:color w:val="5A646C"/>
-          <w:sz w:val="18"/>
-          <w:szCs w:val="18"/>
-        </w:rPr>
-        <w:t xml:space="preserve">	Feb 2018 – Sep 2021</w:t>
+          <w:sz w:val="17"/>
+          <w:szCs w:val="17"/>
+        </w:rPr>
+        <w:t xml:space="preserve">Feb 2018 – Sep 2021</w:t>
       </w:r>
     </w:p>
     <w:p>
       <w:pPr>
         <w:keepNext/>
-        <w:spacing w:after="20" w:line="240"/>
-      </w:pPr>
-      <w:r>
-        <w:rPr>
-          <w:rFonts w:ascii="Calibri" w:cs="Calibri" w:eastAsia="Calibri" w:hAnsi="Calibri"/>
-          <w:i w:val="false"/>
-          <w:iCs w:val="false"/>
+        <w:spacing w:after="0" w:before="10" w:line="239" w:lineRule="exact"/>
+      </w:pPr>
+      <w:r>
+        <w:rPr>
+          <w:rFonts w:ascii="Arial" w:cs="Arial" w:eastAsia="Arial" w:hAnsi="Arial"/>
           <w:color w:val="35424A"/>
-          <w:sz w:val="19"/>
-          <w:szCs w:val="19"/>
-        </w:rPr>
-        <w:t xml:space="preserve">Technical Specialist → Architect  ·  Pune, India</w:t>
+          <w:sz w:val="18"/>
+          <w:szCs w:val="18"/>
+        </w:rPr>
+        <w:t xml:space="preserve">Technical Specialist → Architect · Pune, India</w:t>
       </w:r>
     </w:p>
     <w:p>
       <w:pPr>
         <w:keepNext/>
-        <w:spacing w:after="30" w:before="40" w:line="240"/>
-      </w:pPr>
-      <w:r>
-        <w:rPr>
-          <w:rFonts w:ascii="Calibri" w:cs="Calibri" w:eastAsia="Calibri" w:hAnsi="Calibri"/>
-          <w:i w:val="false"/>
-          <w:iCs w:val="false"/>
+        <w:spacing w:after="0" w:before="50" w:line="226" w:lineRule="exact"/>
+      </w:pPr>
+      <w:r>
+        <w:rPr>
+          <w:rFonts w:ascii="Arial" w:cs="Arial" w:eastAsia="Arial" w:hAnsi="Arial"/>
+          <w:b/>
+          <w:bCs/>
           <w:color w:val="0B5C4D"/>
-          <w:sz w:val="18"/>
-          <w:szCs w:val="18"/>
-        </w:rPr>
-        <w:t xml:space="preserve">Client: Sears Holdings Corporation, United States — Targeted Interactions / TI Mart</w:t>
+          <w:sz w:val="17"/>
+          <w:szCs w:val="17"/>
+        </w:rPr>
+        <w:t xml:space="preserve">Client: Sears Holdings Corporation, United States </w:t>
+      </w:r>
+      <w:r>
+        <w:rPr>
+          <w:rFonts w:ascii="Arial" w:cs="Arial" w:eastAsia="Arial" w:hAnsi="Arial"/>
+          <w:color w:val="6B757C"/>
+          <w:sz w:val="17"/>
+          <w:szCs w:val="17"/>
+        </w:rPr>
+        <w:t xml:space="preserve">— Targeted Interactions / TI Mart</w:t>
       </w:r>
     </w:p>
     <w:p>
@@ -1205,64 +1209,54 @@
           <w:ilvl w:val="0"/>
           <w:numId w:val="2"/>
         </w:numPr>
-        <w:spacing w:after="40" w:line="250"/>
-      </w:pPr>
-      <w:r>
-        <w:rPr>
-          <w:rFonts w:ascii="Calibri" w:cs="Calibri" w:eastAsia="Calibri" w:hAnsi="Calibri"/>
-          <w:i w:val="false"/>
-          <w:iCs w:val="false"/>
-          <w:color w:val="1A1D21"/>
-          <w:sz w:val="20"/>
-          <w:szCs w:val="20"/>
+        <w:spacing w:after="38" w:before="48" w:line="241" w:lineRule="exact"/>
+      </w:pPr>
+      <w:r>
+        <w:rPr>
+          <w:rFonts w:ascii="Arial" w:cs="Arial" w:eastAsia="Arial" w:hAnsi="Arial"/>
+          <w:color w:val="1A1D21"/>
+          <w:sz w:val="18"/>
+          <w:szCs w:val="18"/>
         </w:rPr>
         <w:t xml:space="preserve">Built the </w:t>
       </w:r>
       <w:r>
         <w:rPr>
-          <w:rFonts w:ascii="Calibri" w:cs="Calibri" w:eastAsia="Calibri" w:hAnsi="Calibri"/>
-          <w:b/>
-          <w:bCs/>
-          <w:i w:val="false"/>
-          <w:iCs w:val="false"/>
-          <w:color w:val="0B0D0F"/>
-          <w:sz w:val="20"/>
-          <w:szCs w:val="20"/>
+          <w:rFonts w:ascii="Arial" w:cs="Arial" w:eastAsia="Arial" w:hAnsi="Arial"/>
+          <w:b/>
+          <w:bCs/>
+          <w:color w:val="1A1D21"/>
+          <w:sz w:val="18"/>
+          <w:szCs w:val="18"/>
         </w:rPr>
         <w:t xml:space="preserve">Email Preference Center API</w:t>
       </w:r>
       <w:r>
         <w:rPr>
-          <w:rFonts w:ascii="Calibri" w:cs="Calibri" w:eastAsia="Calibri" w:hAnsi="Calibri"/>
-          <w:i w:val="false"/>
-          <w:iCs w:val="false"/>
-          <w:color w:val="1A1D21"/>
-          <w:sz w:val="20"/>
-          <w:szCs w:val="20"/>
+          <w:rFonts w:ascii="Arial" w:cs="Arial" w:eastAsia="Arial" w:hAnsi="Arial"/>
+          <w:color w:val="1A1D21"/>
+          <w:sz w:val="18"/>
+          <w:szCs w:val="18"/>
         </w:rPr>
         <w:t xml:space="preserve"> on GCP App Engine, Pub/Sub, DataFlow and BigQuery, serving millions of customers — </w:t>
       </w:r>
       <w:r>
         <w:rPr>
-          <w:rFonts w:ascii="Calibri" w:cs="Calibri" w:eastAsia="Calibri" w:hAnsi="Calibri"/>
-          <w:b/>
-          <w:bCs/>
-          <w:i w:val="false"/>
-          <w:iCs w:val="false"/>
-          <w:color w:val="0B0D0F"/>
-          <w:sz w:val="20"/>
-          <w:szCs w:val="20"/>
+          <w:rFonts w:ascii="Arial" w:cs="Arial" w:eastAsia="Arial" w:hAnsi="Arial"/>
+          <w:b/>
+          <w:bCs/>
+          <w:color w:val="1A1D21"/>
+          <w:sz w:val="18"/>
+          <w:szCs w:val="18"/>
         </w:rPr>
         <w:t xml:space="preserve">reduced annual cost by $600,000</w:t>
       </w:r>
       <w:r>
         <w:rPr>
-          <w:rFonts w:ascii="Calibri" w:cs="Calibri" w:eastAsia="Calibri" w:hAnsi="Calibri"/>
-          <w:i w:val="false"/>
-          <w:iCs w:val="false"/>
-          <w:color w:val="1A1D21"/>
-          <w:sz w:val="20"/>
-          <w:szCs w:val="20"/>
+          <w:rFonts w:ascii="Arial" w:cs="Arial" w:eastAsia="Arial" w:hAnsi="Arial"/>
+          <w:color w:val="1A1D21"/>
+          <w:sz w:val="18"/>
+          <w:szCs w:val="18"/>
         </w:rPr>
         <w:t xml:space="preserve">.</w:t>
       </w:r>
@@ -1275,29 +1269,25 @@
           <w:ilvl w:val="0"/>
           <w:numId w:val="2"/>
         </w:numPr>
-        <w:spacing w:after="40" w:line="250"/>
-      </w:pPr>
-      <w:r>
-        <w:rPr>
-          <w:rFonts w:ascii="Calibri" w:cs="Calibri" w:eastAsia="Calibri" w:hAnsi="Calibri"/>
-          <w:b/>
-          <w:bCs/>
-          <w:i w:val="false"/>
-          <w:iCs w:val="false"/>
-          <w:color w:val="0B0D0F"/>
-          <w:sz w:val="20"/>
-          <w:szCs w:val="20"/>
+        <w:spacing w:after="38" w:before="0" w:line="241" w:lineRule="exact"/>
+      </w:pPr>
+      <w:r>
+        <w:rPr>
+          <w:rFonts w:ascii="Arial" w:cs="Arial" w:eastAsia="Arial" w:hAnsi="Arial"/>
+          <w:b/>
+          <w:bCs/>
+          <w:color w:val="1A1D21"/>
+          <w:sz w:val="18"/>
+          <w:szCs w:val="18"/>
         </w:rPr>
         <w:t xml:space="preserve">Migrated DataMarts from Teradata to BigQuery</w:t>
       </w:r>
       <w:r>
         <w:rPr>
-          <w:rFonts w:ascii="Calibri" w:cs="Calibri" w:eastAsia="Calibri" w:hAnsi="Calibri"/>
-          <w:i w:val="false"/>
-          <w:iCs w:val="false"/>
-          <w:color w:val="1A1D21"/>
-          <w:sz w:val="20"/>
-          <w:szCs w:val="20"/>
+          <w:rFonts w:ascii="Arial" w:cs="Arial" w:eastAsia="Arial" w:hAnsi="Arial"/>
+          <w:color w:val="1A1D21"/>
+          <w:sz w:val="18"/>
+          <w:szCs w:val="18"/>
         </w:rPr>
         <w:t xml:space="preserve">, on schedule and without significant incident.</w:t>
       </w:r>
@@ -1310,40 +1300,34 @@
           <w:ilvl w:val="0"/>
           <w:numId w:val="2"/>
         </w:numPr>
-        <w:spacing w:after="40" w:line="250"/>
-      </w:pPr>
-      <w:r>
-        <w:rPr>
-          <w:rFonts w:ascii="Calibri" w:cs="Calibri" w:eastAsia="Calibri" w:hAnsi="Calibri"/>
-          <w:i w:val="false"/>
-          <w:iCs w:val="false"/>
-          <w:color w:val="1A1D21"/>
-          <w:sz w:val="20"/>
-          <w:szCs w:val="20"/>
+        <w:spacing w:after="38" w:before="0" w:line="241" w:lineRule="exact"/>
+      </w:pPr>
+      <w:r>
+        <w:rPr>
+          <w:rFonts w:ascii="Arial" w:cs="Arial" w:eastAsia="Arial" w:hAnsi="Arial"/>
+          <w:color w:val="1A1D21"/>
+          <w:sz w:val="18"/>
+          <w:szCs w:val="18"/>
         </w:rPr>
         <w:t xml:space="preserve">Built an </w:t>
       </w:r>
       <w:r>
         <w:rPr>
-          <w:rFonts w:ascii="Calibri" w:cs="Calibri" w:eastAsia="Calibri" w:hAnsi="Calibri"/>
-          <w:b/>
-          <w:bCs/>
-          <w:i w:val="false"/>
-          <w:iCs w:val="false"/>
-          <w:color w:val="0B0D0F"/>
-          <w:sz w:val="20"/>
-          <w:szCs w:val="20"/>
+          <w:rFonts w:ascii="Arial" w:cs="Arial" w:eastAsia="Arial" w:hAnsi="Arial"/>
+          <w:b/>
+          <w:bCs/>
+          <w:color w:val="1A1D21"/>
+          <w:sz w:val="18"/>
+          <w:szCs w:val="18"/>
         </w:rPr>
         <w:t xml:space="preserve">API management layer</w:t>
       </w:r>
       <w:r>
         <w:rPr>
-          <w:rFonts w:ascii="Calibri" w:cs="Calibri" w:eastAsia="Calibri" w:hAnsi="Calibri"/>
-          <w:i w:val="false"/>
-          <w:iCs w:val="false"/>
-          <w:color w:val="1A1D21"/>
-          <w:sz w:val="20"/>
-          <w:szCs w:val="20"/>
+          <w:rFonts w:ascii="Arial" w:cs="Arial" w:eastAsia="Arial" w:hAnsi="Arial"/>
+          <w:color w:val="1A1D21"/>
+          <w:sz w:val="18"/>
+          <w:szCs w:val="18"/>
         </w:rPr>
         <w:t xml:space="preserve"> decoupling applications from cloud complexity across a multicloud estate — reused as the blueprint by other teams.</w:t>
       </w:r>
@@ -1356,16 +1340,14 @@
           <w:ilvl w:val="0"/>
           <w:numId w:val="2"/>
         </w:numPr>
-        <w:spacing w:after="40" w:line="250"/>
-      </w:pPr>
-      <w:r>
-        <w:rPr>
-          <w:rFonts w:ascii="Calibri" w:cs="Calibri" w:eastAsia="Calibri" w:hAnsi="Calibri"/>
-          <w:i w:val="false"/>
-          <w:iCs w:val="false"/>
-          <w:color w:val="1A1D21"/>
-          <w:sz w:val="20"/>
-          <w:szCs w:val="20"/>
+        <w:spacing w:after="38" w:before="0" w:line="241" w:lineRule="exact"/>
+      </w:pPr>
+      <w:r>
+        <w:rPr>
+          <w:rFonts w:ascii="Arial" w:cs="Arial" w:eastAsia="Arial" w:hAnsi="Arial"/>
+          <w:color w:val="1A1D21"/>
+          <w:sz w:val="18"/>
+          <w:szCs w:val="18"/>
         </w:rPr>
         <w:t xml:space="preserve">Replaced self-hosted tooling with cloud-native across five stacks: Teradata → BigQuery · Unix → Compute Engine · Control-M → Airflow · shell/ETL → Python · GitLab Enterprise → Cloud Source Repositories.</w:t>
       </w:r>
@@ -1378,40 +1360,34 @@
           <w:ilvl w:val="0"/>
           <w:numId w:val="2"/>
         </w:numPr>
-        <w:spacing w:after="40" w:line="250"/>
-      </w:pPr>
-      <w:r>
-        <w:rPr>
-          <w:rFonts w:ascii="Calibri" w:cs="Calibri" w:eastAsia="Calibri" w:hAnsi="Calibri"/>
-          <w:i w:val="false"/>
-          <w:iCs w:val="false"/>
-          <w:color w:val="1A1D21"/>
-          <w:sz w:val="20"/>
-          <w:szCs w:val="20"/>
+        <w:spacing w:after="38" w:before="0" w:line="241" w:lineRule="exact"/>
+      </w:pPr>
+      <w:r>
+        <w:rPr>
+          <w:rFonts w:ascii="Arial" w:cs="Arial" w:eastAsia="Arial" w:hAnsi="Arial"/>
+          <w:color w:val="1A1D21"/>
+          <w:sz w:val="18"/>
+          <w:szCs w:val="18"/>
         </w:rPr>
         <w:t xml:space="preserve">Designed shared datamarts (CDW, NSegment, Campaign) in BigQuery; led enterprise migration from </w:t>
       </w:r>
       <w:r>
         <w:rPr>
-          <w:rFonts w:ascii="Calibri" w:cs="Calibri" w:eastAsia="Calibri" w:hAnsi="Calibri"/>
-          <w:b/>
-          <w:bCs/>
-          <w:i w:val="false"/>
-          <w:iCs w:val="false"/>
-          <w:color w:val="0B0D0F"/>
-          <w:sz w:val="20"/>
-          <w:szCs w:val="20"/>
+          <w:rFonts w:ascii="Arial" w:cs="Arial" w:eastAsia="Arial" w:hAnsi="Arial"/>
+          <w:b/>
+          <w:bCs/>
+          <w:color w:val="1A1D21"/>
+          <w:sz w:val="18"/>
+          <w:szCs w:val="18"/>
         </w:rPr>
         <w:t xml:space="preserve">IBM Unica to Adobe Campaign</w:t>
       </w:r>
       <w:r>
         <w:rPr>
-          <w:rFonts w:ascii="Calibri" w:cs="Calibri" w:eastAsia="Calibri" w:hAnsi="Calibri"/>
-          <w:i w:val="false"/>
-          <w:iCs w:val="false"/>
-          <w:color w:val="1A1D21"/>
-          <w:sz w:val="20"/>
-          <w:szCs w:val="20"/>
+          <w:rFonts w:ascii="Arial" w:cs="Arial" w:eastAsia="Arial" w:hAnsi="Arial"/>
+          <w:color w:val="1A1D21"/>
+          <w:sz w:val="18"/>
+          <w:szCs w:val="18"/>
         </w:rPr>
         <w:t xml:space="preserve"> and Telluride, coordinating vendors (Adobe, BounceX) and internal teams.</w:t>
       </w:r>
@@ -1424,16 +1400,14 @@
           <w:ilvl w:val="0"/>
           <w:numId w:val="2"/>
         </w:numPr>
-        <w:spacing w:after="40" w:line="250"/>
-      </w:pPr>
-      <w:r>
-        <w:rPr>
-          <w:rFonts w:ascii="Calibri" w:cs="Calibri" w:eastAsia="Calibri" w:hAnsi="Calibri"/>
-          <w:i w:val="false"/>
-          <w:iCs w:val="false"/>
-          <w:color w:val="1A1D21"/>
-          <w:sz w:val="20"/>
-          <w:szCs w:val="20"/>
+        <w:spacing w:after="130" w:before="0" w:line="241" w:lineRule="exact"/>
+      </w:pPr>
+      <w:r>
+        <w:rPr>
+          <w:rFonts w:ascii="Arial" w:cs="Arial" w:eastAsia="Arial" w:hAnsi="Arial"/>
+          <w:color w:val="1A1D21"/>
+          <w:sz w:val="18"/>
+          <w:szCs w:val="18"/>
         </w:rPr>
         <w:t xml:space="preserve">Delivered Tableau and Data Studio reporting; ran continuous GCP cost optimisation.</w:t>
       </w:r>
@@ -1444,63 +1418,73 @@
         <w:tabs>
           <w:tab w:val="right" w:pos="10546"/>
         </w:tabs>
-        <w:spacing w:after="0" w:before="100" w:line="240"/>
-      </w:pPr>
-      <w:r>
-        <w:rPr>
-          <w:rFonts w:ascii="Calibri" w:cs="Calibri" w:eastAsia="Calibri" w:hAnsi="Calibri"/>
+        <w:spacing w:after="0" w:before="0" w:line="241" w:lineRule="exact"/>
+      </w:pPr>
+      <w:r>
+        <w:rPr>
+          <w:rFonts w:ascii="Arial" w:cs="Arial" w:eastAsia="Arial" w:hAnsi="Arial"/>
           <w:b/>
           <w:bCs/>
           <w:color w:val="0B0D0F"/>
-          <w:sz w:val="22"/>
-          <w:szCs w:val="22"/>
+          <w:sz w:val="21"/>
+          <w:szCs w:val="21"/>
         </w:rPr>
         <w:t xml:space="preserve">Cognizant Technology Solutions</w:t>
       </w:r>
       <w:r>
-        <w:rPr>
-          <w:rFonts w:ascii="Calibri" w:cs="Calibri" w:eastAsia="Calibri" w:hAnsi="Calibri"/>
+        <w:t xml:space="preserve">	</w:t>
+      </w:r>
+      <w:r>
+        <w:rPr>
+          <w:rFonts w:ascii="Arial" w:cs="Arial" w:eastAsia="Arial" w:hAnsi="Arial"/>
           <w:b/>
           <w:bCs/>
           <w:color w:val="5A646C"/>
-          <w:sz w:val="18"/>
-          <w:szCs w:val="18"/>
-        </w:rPr>
-        <w:t xml:space="preserve">	Nov 2010 – Feb 2018</w:t>
+          <w:sz w:val="17"/>
+          <w:szCs w:val="17"/>
+        </w:rPr>
+        <w:t xml:space="preserve">Nov 2010 – Feb 2018</w:t>
       </w:r>
     </w:p>
     <w:p>
       <w:pPr>
         <w:keepNext/>
-        <w:spacing w:after="20" w:line="240"/>
-      </w:pPr>
-      <w:r>
-        <w:rPr>
-          <w:rFonts w:ascii="Calibri" w:cs="Calibri" w:eastAsia="Calibri" w:hAnsi="Calibri"/>
-          <w:i w:val="false"/>
-          <w:iCs w:val="false"/>
+        <w:spacing w:after="0" w:before="10" w:line="239" w:lineRule="exact"/>
+      </w:pPr>
+      <w:r>
+        <w:rPr>
+          <w:rFonts w:ascii="Arial" w:cs="Arial" w:eastAsia="Arial" w:hAnsi="Arial"/>
           <w:color w:val="35424A"/>
-          <w:sz w:val="19"/>
-          <w:szCs w:val="19"/>
-        </w:rPr>
-        <w:t xml:space="preserve">Senior Associate – Projects  ·  Pune, India</w:t>
+          <w:sz w:val="18"/>
+          <w:szCs w:val="18"/>
+        </w:rPr>
+        <w:t xml:space="preserve">Senior Associate – Projects · Pune, India</w:t>
       </w:r>
     </w:p>
     <w:p>
       <w:pPr>
         <w:keepNext/>
-        <w:spacing w:after="30" w:before="40" w:line="240"/>
-      </w:pPr>
-      <w:r>
-        <w:rPr>
-          <w:rFonts w:ascii="Calibri" w:cs="Calibri" w:eastAsia="Calibri" w:hAnsi="Calibri"/>
-          <w:i w:val="false"/>
-          <w:iCs w:val="false"/>
+        <w:spacing w:after="0" w:before="50" w:line="226" w:lineRule="exact"/>
+      </w:pPr>
+      <w:r>
+        <w:rPr>
+          <w:rFonts w:ascii="Arial" w:cs="Arial" w:eastAsia="Arial" w:hAnsi="Arial"/>
+          <w:b/>
+          <w:bCs/>
           <w:color w:val="0B5C4D"/>
-          <w:sz w:val="18"/>
-          <w:szCs w:val="18"/>
-        </w:rPr>
-        <w:t xml:space="preserve">Client: Saudi Telecom Company, Saudi Arabia — STC EDW (CLDM7 / CLDM12) · Onsite IT Delivery Lead · Feb 2015 – Feb 2018</w:t>
+          <w:sz w:val="17"/>
+          <w:szCs w:val="17"/>
+        </w:rPr>
+        <w:t xml:space="preserve">Client: Saudi Telecom Company, Saudi Arabia </w:t>
+      </w:r>
+      <w:r>
+        <w:rPr>
+          <w:rFonts w:ascii="Arial" w:cs="Arial" w:eastAsia="Arial" w:hAnsi="Arial"/>
+          <w:color w:val="6B757C"/>
+          <w:sz w:val="17"/>
+          <w:szCs w:val="17"/>
+        </w:rPr>
+        <w:t xml:space="preserve">— STC EDW (CLDM7 / CLDM12) · Onsite IT Delivery Lead · Feb 2015 – Feb 2018</w:t>
       </w:r>
     </w:p>
     <w:p>
@@ -1511,16 +1495,14 @@
           <w:ilvl w:val="0"/>
           <w:numId w:val="2"/>
         </w:numPr>
-        <w:spacing w:after="40" w:line="250"/>
-      </w:pPr>
-      <w:r>
-        <w:rPr>
-          <w:rFonts w:ascii="Calibri" w:cs="Calibri" w:eastAsia="Calibri" w:hAnsi="Calibri"/>
-          <w:i w:val="false"/>
-          <w:iCs w:val="false"/>
-          <w:color w:val="1A1D21"/>
-          <w:sz w:val="20"/>
-          <w:szCs w:val="20"/>
+        <w:spacing w:after="38" w:before="48" w:line="241" w:lineRule="exact"/>
+      </w:pPr>
+      <w:r>
+        <w:rPr>
+          <w:rFonts w:ascii="Arial" w:cs="Arial" w:eastAsia="Arial" w:hAnsi="Arial"/>
+          <w:color w:val="1A1D21"/>
+          <w:sz w:val="18"/>
+          <w:szCs w:val="18"/>
         </w:rPr>
         <w:t xml:space="preserve">Led data modelling for the enterprise warehouse covering customers, accounts, subscriptions, offers and products across all channels and business units.</w:t>
       </w:r>
@@ -1533,40 +1515,34 @@
           <w:ilvl w:val="0"/>
           <w:numId w:val="2"/>
         </w:numPr>
-        <w:spacing w:after="40" w:line="250"/>
-      </w:pPr>
-      <w:r>
-        <w:rPr>
-          <w:rFonts w:ascii="Calibri" w:cs="Calibri" w:eastAsia="Calibri" w:hAnsi="Calibri"/>
-          <w:i w:val="false"/>
-          <w:iCs w:val="false"/>
-          <w:color w:val="1A1D21"/>
-          <w:sz w:val="20"/>
-          <w:szCs w:val="20"/>
+        <w:spacing w:after="38" w:before="0" w:line="241" w:lineRule="exact"/>
+      </w:pPr>
+      <w:r>
+        <w:rPr>
+          <w:rFonts w:ascii="Arial" w:cs="Arial" w:eastAsia="Arial" w:hAnsi="Arial"/>
+          <w:color w:val="1A1D21"/>
+          <w:sz w:val="18"/>
+          <w:szCs w:val="18"/>
         </w:rPr>
         <w:t xml:space="preserve">Extended the model by </w:t>
       </w:r>
       <w:r>
         <w:rPr>
-          <w:rFonts w:ascii="Calibri" w:cs="Calibri" w:eastAsia="Calibri" w:hAnsi="Calibri"/>
-          <w:b/>
-          <w:bCs/>
-          <w:i w:val="false"/>
-          <w:iCs w:val="false"/>
-          <w:color w:val="0B0D0F"/>
-          <w:sz w:val="20"/>
-          <w:szCs w:val="20"/>
+          <w:rFonts w:ascii="Arial" w:cs="Arial" w:eastAsia="Arial" w:hAnsi="Arial"/>
+          <w:b/>
+          <w:bCs/>
+          <w:color w:val="1A1D21"/>
+          <w:sz w:val="18"/>
+          <w:szCs w:val="18"/>
         </w:rPr>
         <w:t xml:space="preserve">snowflaking dimensions</w:t>
       </w:r>
       <w:r>
         <w:rPr>
-          <w:rFonts w:ascii="Calibri" w:cs="Calibri" w:eastAsia="Calibri" w:hAnsi="Calibri"/>
-          <w:i w:val="false"/>
-          <w:iCs w:val="false"/>
-          <w:color w:val="1A1D21"/>
-          <w:sz w:val="20"/>
-          <w:szCs w:val="20"/>
+          <w:rFonts w:ascii="Arial" w:cs="Arial" w:eastAsia="Arial" w:hAnsi="Arial"/>
+          <w:color w:val="1A1D21"/>
+          <w:sz w:val="18"/>
+          <w:szCs w:val="18"/>
         </w:rPr>
         <w:t xml:space="preserve"> — demographics, account status, subscription status.</w:t>
       </w:r>
@@ -1579,40 +1555,34 @@
           <w:ilvl w:val="0"/>
           <w:numId w:val="2"/>
         </w:numPr>
-        <w:spacing w:after="40" w:line="250"/>
-      </w:pPr>
-      <w:r>
-        <w:rPr>
-          <w:rFonts w:ascii="Calibri" w:cs="Calibri" w:eastAsia="Calibri" w:hAnsi="Calibri"/>
-          <w:i w:val="false"/>
-          <w:iCs w:val="false"/>
-          <w:color w:val="1A1D21"/>
-          <w:sz w:val="20"/>
-          <w:szCs w:val="20"/>
+        <w:spacing w:after="38" w:before="0" w:line="241" w:lineRule="exact"/>
+      </w:pPr>
+      <w:r>
+        <w:rPr>
+          <w:rFonts w:ascii="Arial" w:cs="Arial" w:eastAsia="Arial" w:hAnsi="Arial"/>
+          <w:color w:val="1A1D21"/>
+          <w:sz w:val="18"/>
+          <w:szCs w:val="18"/>
         </w:rPr>
         <w:t xml:space="preserve">Built an </w:t>
       </w:r>
       <w:r>
         <w:rPr>
-          <w:rFonts w:ascii="Calibri" w:cs="Calibri" w:eastAsia="Calibri" w:hAnsi="Calibri"/>
-          <w:b/>
-          <w:bCs/>
-          <w:i w:val="false"/>
-          <w:iCs w:val="false"/>
-          <w:color w:val="0B0D0F"/>
-          <w:sz w:val="20"/>
-          <w:szCs w:val="20"/>
+          <w:rFonts w:ascii="Arial" w:cs="Arial" w:eastAsia="Arial" w:hAnsi="Arial"/>
+          <w:b/>
+          <w:bCs/>
+          <w:color w:val="1A1D21"/>
+          <w:sz w:val="18"/>
+          <w:szCs w:val="18"/>
         </w:rPr>
         <w:t xml:space="preserve">automation tool</w:t>
       </w:r>
       <w:r>
         <w:rPr>
-          <w:rFonts w:ascii="Calibri" w:cs="Calibri" w:eastAsia="Calibri" w:hAnsi="Calibri"/>
-          <w:i w:val="false"/>
-          <w:iCs w:val="false"/>
-          <w:color w:val="1A1D21"/>
-          <w:sz w:val="20"/>
-          <w:szCs w:val="20"/>
+          <w:rFonts w:ascii="Arial" w:cs="Arial" w:eastAsia="Arial" w:hAnsi="Arial"/>
+          <w:color w:val="1A1D21"/>
+          <w:sz w:val="18"/>
+          <w:szCs w:val="18"/>
         </w:rPr>
         <w:t xml:space="preserve"> propagating a new key through every dimension table, Teradata utility script (FastLoad, MultiLoad, FastExport, BTEQ) and Ab-Initio object automatically.</w:t>
       </w:r>
@@ -1625,40 +1595,34 @@
           <w:ilvl w:val="0"/>
           <w:numId w:val="2"/>
         </w:numPr>
-        <w:spacing w:after="40" w:line="250"/>
-      </w:pPr>
-      <w:r>
-        <w:rPr>
-          <w:rFonts w:ascii="Calibri" w:cs="Calibri" w:eastAsia="Calibri" w:hAnsi="Calibri"/>
-          <w:i w:val="false"/>
-          <w:iCs w:val="false"/>
-          <w:color w:val="1A1D21"/>
-          <w:sz w:val="20"/>
-          <w:szCs w:val="20"/>
+        <w:spacing w:after="38" w:before="0" w:line="241" w:lineRule="exact"/>
+      </w:pPr>
+      <w:r>
+        <w:rPr>
+          <w:rFonts w:ascii="Arial" w:cs="Arial" w:eastAsia="Arial" w:hAnsi="Arial"/>
+          <w:color w:val="1A1D21"/>
+          <w:sz w:val="18"/>
+          <w:szCs w:val="18"/>
         </w:rPr>
         <w:t xml:space="preserve">Ran a big-data POC on </w:t>
       </w:r>
       <w:r>
         <w:rPr>
-          <w:rFonts w:ascii="Calibri" w:cs="Calibri" w:eastAsia="Calibri" w:hAnsi="Calibri"/>
-          <w:b/>
-          <w:bCs/>
-          <w:i w:val="false"/>
-          <w:iCs w:val="false"/>
-          <w:color w:val="0B0D0F"/>
-          <w:sz w:val="20"/>
-          <w:szCs w:val="20"/>
+          <w:rFonts w:ascii="Arial" w:cs="Arial" w:eastAsia="Arial" w:hAnsi="Arial"/>
+          <w:b/>
+          <w:bCs/>
+          <w:color w:val="1A1D21"/>
+          <w:sz w:val="18"/>
+          <w:szCs w:val="18"/>
         </w:rPr>
         <w:t xml:space="preserve">Apache Hive and HDFS</w:t>
       </w:r>
       <w:r>
         <w:rPr>
-          <w:rFonts w:ascii="Calibri" w:cs="Calibri" w:eastAsia="Calibri" w:hAnsi="Calibri"/>
-          <w:i w:val="false"/>
-          <w:iCs w:val="false"/>
-          <w:color w:val="1A1D21"/>
-          <w:sz w:val="20"/>
-          <w:szCs w:val="20"/>
+          <w:rFonts w:ascii="Arial" w:cs="Arial" w:eastAsia="Arial" w:hAnsi="Arial"/>
+          <w:color w:val="1A1D21"/>
+          <w:sz w:val="18"/>
+          <w:szCs w:val="18"/>
         </w:rPr>
         <w:t xml:space="preserve"> for CDR ingestion.</w:t>
       </w:r>
@@ -1666,18 +1630,27 @@
     <w:p>
       <w:pPr>
         <w:keepNext/>
-        <w:spacing w:after="30" w:before="40" w:line="240"/>
-      </w:pPr>
-      <w:r>
-        <w:rPr>
-          <w:rFonts w:ascii="Calibri" w:cs="Calibri" w:eastAsia="Calibri" w:hAnsi="Calibri"/>
-          <w:i w:val="false"/>
-          <w:iCs w:val="false"/>
+        <w:spacing w:after="0" w:before="12" w:line="226" w:lineRule="exact"/>
+      </w:pPr>
+      <w:r>
+        <w:rPr>
+          <w:rFonts w:ascii="Arial" w:cs="Arial" w:eastAsia="Arial" w:hAnsi="Arial"/>
+          <w:b/>
+          <w:bCs/>
           <w:color w:val="0B5C4D"/>
-          <w:sz w:val="18"/>
-          <w:szCs w:val="18"/>
-        </w:rPr>
-        <w:t xml:space="preserve">Client: Barclays, United Kingdom — Emerging Markets DW &amp; One Africa Program · Team Lead · Nov 2010 – Feb 2015</w:t>
+          <w:sz w:val="17"/>
+          <w:szCs w:val="17"/>
+        </w:rPr>
+        <w:t xml:space="preserve">Client: Barclays, United Kingdom </w:t>
+      </w:r>
+      <w:r>
+        <w:rPr>
+          <w:rFonts w:ascii="Arial" w:cs="Arial" w:eastAsia="Arial" w:hAnsi="Arial"/>
+          <w:color w:val="6B757C"/>
+          <w:sz w:val="17"/>
+          <w:szCs w:val="17"/>
+        </w:rPr>
+        <w:t xml:space="preserve">— Emerging Markets DW &amp; One Africa Program · Team Lead · Nov 2010 – Feb 2015</w:t>
       </w:r>
     </w:p>
     <w:p>
@@ -1688,16 +1661,14 @@
           <w:ilvl w:val="0"/>
           <w:numId w:val="2"/>
         </w:numPr>
-        <w:spacing w:after="40" w:line="250"/>
-      </w:pPr>
-      <w:r>
-        <w:rPr>
-          <w:rFonts w:ascii="Calibri" w:cs="Calibri" w:eastAsia="Calibri" w:hAnsi="Calibri"/>
-          <w:i w:val="false"/>
-          <w:iCs w:val="false"/>
-          <w:color w:val="1A1D21"/>
-          <w:sz w:val="20"/>
-          <w:szCs w:val="20"/>
+        <w:spacing w:after="38" w:before="48" w:line="241" w:lineRule="exact"/>
+      </w:pPr>
+      <w:r>
+        <w:rPr>
+          <w:rFonts w:ascii="Arial" w:cs="Arial" w:eastAsia="Arial" w:hAnsi="Arial"/>
+          <w:color w:val="1A1D21"/>
+          <w:sz w:val="18"/>
+          <w:szCs w:val="18"/>
         </w:rPr>
         <w:t xml:space="preserve">Built staging from core banking (FLEX), ATM/POS (SPARROW) and online transaction sources, then the DataMarts above them.</w:t>
       </w:r>
@@ -1710,29 +1681,25 @@
           <w:ilvl w:val="0"/>
           <w:numId w:val="2"/>
         </w:numPr>
-        <w:spacing w:after="40" w:line="250"/>
-      </w:pPr>
-      <w:r>
-        <w:rPr>
-          <w:rFonts w:ascii="Calibri" w:cs="Calibri" w:eastAsia="Calibri" w:hAnsi="Calibri"/>
-          <w:b/>
-          <w:bCs/>
-          <w:i w:val="false"/>
-          <w:iCs w:val="false"/>
-          <w:color w:val="0B0D0F"/>
-          <w:sz w:val="20"/>
-          <w:szCs w:val="20"/>
+        <w:spacing w:after="38" w:before="0" w:line="241" w:lineRule="exact"/>
+      </w:pPr>
+      <w:r>
+        <w:rPr>
+          <w:rFonts w:ascii="Arial" w:cs="Arial" w:eastAsia="Arial" w:hAnsi="Arial"/>
+          <w:b/>
+          <w:bCs/>
+          <w:color w:val="1A1D21"/>
+          <w:sz w:val="18"/>
+          <w:szCs w:val="18"/>
         </w:rPr>
         <w:t xml:space="preserve">One Africa:</w:t>
       </w:r>
       <w:r>
         <w:rPr>
-          <w:rFonts w:ascii="Calibri" w:cs="Calibri" w:eastAsia="Calibri" w:hAnsi="Calibri"/>
-          <w:i w:val="false"/>
-          <w:iCs w:val="false"/>
-          <w:color w:val="1A1D21"/>
-          <w:sz w:val="20"/>
-          <w:szCs w:val="20"/>
+          <w:rFonts w:ascii="Arial" w:cs="Arial" w:eastAsia="Arial" w:hAnsi="Arial"/>
+          <w:color w:val="1A1D21"/>
+          <w:sz w:val="18"/>
+          <w:szCs w:val="18"/>
         </w:rPr>
         <w:t xml:space="preserve"> unified emerging-market data across African countries into a single source of truth, letting one DataMart span new countries with no rework.</w:t>
       </w:r>
@@ -1745,40 +1712,34 @@
           <w:ilvl w:val="0"/>
           <w:numId w:val="2"/>
         </w:numPr>
-        <w:spacing w:after="40" w:line="250"/>
-      </w:pPr>
-      <w:r>
-        <w:rPr>
-          <w:rFonts w:ascii="Calibri" w:cs="Calibri" w:eastAsia="Calibri" w:hAnsi="Calibri"/>
-          <w:i w:val="false"/>
-          <w:iCs w:val="false"/>
-          <w:color w:val="1A1D21"/>
-          <w:sz w:val="20"/>
-          <w:szCs w:val="20"/>
+        <w:spacing w:after="38" w:before="0" w:line="241" w:lineRule="exact"/>
+      </w:pPr>
+      <w:r>
+        <w:rPr>
+          <w:rFonts w:ascii="Arial" w:cs="Arial" w:eastAsia="Arial" w:hAnsi="Arial"/>
+          <w:color w:val="1A1D21"/>
+          <w:sz w:val="18"/>
+          <w:szCs w:val="18"/>
         </w:rPr>
         <w:t xml:space="preserve">Designed the </w:t>
       </w:r>
       <w:r>
         <w:rPr>
-          <w:rFonts w:ascii="Calibri" w:cs="Calibri" w:eastAsia="Calibri" w:hAnsi="Calibri"/>
-          <w:b/>
-          <w:bCs/>
-          <w:i w:val="false"/>
-          <w:iCs w:val="false"/>
-          <w:color w:val="0B0D0F"/>
-          <w:sz w:val="20"/>
-          <w:szCs w:val="20"/>
+          <w:rFonts w:ascii="Arial" w:cs="Arial" w:eastAsia="Arial" w:hAnsi="Arial"/>
+          <w:b/>
+          <w:bCs/>
+          <w:color w:val="1A1D21"/>
+          <w:sz w:val="18"/>
+          <w:szCs w:val="18"/>
         </w:rPr>
         <w:t xml:space="preserve">logical and physical data models</w:t>
       </w:r>
       <w:r>
         <w:rPr>
-          <w:rFonts w:ascii="Calibri" w:cs="Calibri" w:eastAsia="Calibri" w:hAnsi="Calibri"/>
-          <w:i w:val="false"/>
-          <w:iCs w:val="false"/>
-          <w:color w:val="1A1D21"/>
-          <w:sz w:val="20"/>
-          <w:szCs w:val="20"/>
+          <w:rFonts w:ascii="Arial" w:cs="Arial" w:eastAsia="Arial" w:hAnsi="Arial"/>
+          <w:color w:val="1A1D21"/>
+          <w:sz w:val="18"/>
+          <w:szCs w:val="18"/>
         </w:rPr>
         <w:t xml:space="preserve">; built reusable automation — TWS object-creation tool, Teradata acquisition code generator, Unix deployment tooling.</w:t>
       </w:r>
@@ -1791,40 +1752,34 @@
           <w:ilvl w:val="0"/>
           <w:numId w:val="2"/>
         </w:numPr>
-        <w:spacing w:after="40" w:line="250"/>
-      </w:pPr>
-      <w:r>
-        <w:rPr>
-          <w:rFonts w:ascii="Calibri" w:cs="Calibri" w:eastAsia="Calibri" w:hAnsi="Calibri"/>
-          <w:i w:val="false"/>
-          <w:iCs w:val="false"/>
-          <w:color w:val="1A1D21"/>
-          <w:sz w:val="20"/>
-          <w:szCs w:val="20"/>
+        <w:spacing w:after="130" w:before="0" w:line="241" w:lineRule="exact"/>
+      </w:pPr>
+      <w:r>
+        <w:rPr>
+          <w:rFonts w:ascii="Arial" w:cs="Arial" w:eastAsia="Arial" w:hAnsi="Arial"/>
+          <w:color w:val="1A1D21"/>
+          <w:sz w:val="18"/>
+          <w:szCs w:val="18"/>
         </w:rPr>
         <w:t xml:space="preserve">Implemented archiving and purging against the active warehouse, tiering history to </w:t>
       </w:r>
       <w:r>
         <w:rPr>
-          <w:rFonts w:ascii="Calibri" w:cs="Calibri" w:eastAsia="Calibri" w:hAnsi="Calibri"/>
-          <w:b/>
-          <w:bCs/>
-          <w:i w:val="false"/>
-          <w:iCs w:val="false"/>
-          <w:color w:val="0B0D0F"/>
-          <w:sz w:val="20"/>
-          <w:szCs w:val="20"/>
+          <w:rFonts w:ascii="Arial" w:cs="Arial" w:eastAsia="Arial" w:hAnsi="Arial"/>
+          <w:b/>
+          <w:bCs/>
+          <w:color w:val="1A1D21"/>
+          <w:sz w:val="18"/>
+          <w:szCs w:val="18"/>
         </w:rPr>
         <w:t xml:space="preserve">Greenplum</w:t>
       </w:r>
       <w:r>
         <w:rPr>
-          <w:rFonts w:ascii="Calibri" w:cs="Calibri" w:eastAsia="Calibri" w:hAnsi="Calibri"/>
-          <w:i w:val="false"/>
-          <w:iCs w:val="false"/>
-          <w:color w:val="1A1D21"/>
-          <w:sz w:val="20"/>
-          <w:szCs w:val="20"/>
+          <w:rFonts w:ascii="Arial" w:cs="Arial" w:eastAsia="Arial" w:hAnsi="Arial"/>
+          <w:color w:val="1A1D21"/>
+          <w:sz w:val="18"/>
+          <w:szCs w:val="18"/>
         </w:rPr>
         <w:t xml:space="preserve">.</w:t>
       </w:r>
@@ -1835,63 +1790,73 @@
         <w:tabs>
           <w:tab w:val="right" w:pos="10546"/>
         </w:tabs>
-        <w:spacing w:after="0" w:before="100" w:line="240"/>
-      </w:pPr>
-      <w:r>
-        <w:rPr>
-          <w:rFonts w:ascii="Calibri" w:cs="Calibri" w:eastAsia="Calibri" w:hAnsi="Calibri"/>
+        <w:spacing w:after="0" w:before="0" w:line="241" w:lineRule="exact"/>
+      </w:pPr>
+      <w:r>
+        <w:rPr>
+          <w:rFonts w:ascii="Arial" w:cs="Arial" w:eastAsia="Arial" w:hAnsi="Arial"/>
           <w:b/>
           <w:bCs/>
           <w:color w:val="0B0D0F"/>
-          <w:sz w:val="22"/>
-          <w:szCs w:val="22"/>
+          <w:sz w:val="21"/>
+          <w:szCs w:val="21"/>
         </w:rPr>
         <w:t xml:space="preserve">Mahindra Satyam</w:t>
       </w:r>
       <w:r>
-        <w:rPr>
-          <w:rFonts w:ascii="Calibri" w:cs="Calibri" w:eastAsia="Calibri" w:hAnsi="Calibri"/>
+        <w:t xml:space="preserve">	</w:t>
+      </w:r>
+      <w:r>
+        <w:rPr>
+          <w:rFonts w:ascii="Arial" w:cs="Arial" w:eastAsia="Arial" w:hAnsi="Arial"/>
           <w:b/>
           <w:bCs/>
           <w:color w:val="5A646C"/>
-          <w:sz w:val="18"/>
-          <w:szCs w:val="18"/>
-        </w:rPr>
-        <w:t xml:space="preserve">	Jan 2008 – Nov 2010</w:t>
+          <w:sz w:val="17"/>
+          <w:szCs w:val="17"/>
+        </w:rPr>
+        <w:t xml:space="preserve">Jan 2008 – Nov 2010</w:t>
       </w:r>
     </w:p>
     <w:p>
       <w:pPr>
         <w:keepNext/>
-        <w:spacing w:after="20" w:line="240"/>
-      </w:pPr>
-      <w:r>
-        <w:rPr>
-          <w:rFonts w:ascii="Calibri" w:cs="Calibri" w:eastAsia="Calibri" w:hAnsi="Calibri"/>
-          <w:i w:val="false"/>
-          <w:iCs w:val="false"/>
+        <w:spacing w:after="0" w:before="10" w:line="239" w:lineRule="exact"/>
+      </w:pPr>
+      <w:r>
+        <w:rPr>
+          <w:rFonts w:ascii="Arial" w:cs="Arial" w:eastAsia="Arial" w:hAnsi="Arial"/>
           <w:color w:val="35424A"/>
-          <w:sz w:val="19"/>
-          <w:szCs w:val="19"/>
-        </w:rPr>
-        <w:t xml:space="preserve">Software Developer – S2  ·  Hyderabad / Bangalore, India</w:t>
+          <w:sz w:val="18"/>
+          <w:szCs w:val="18"/>
+        </w:rPr>
+        <w:t xml:space="preserve">Software Developer – S2 · Hyderabad / Bangalore, India</w:t>
       </w:r>
     </w:p>
     <w:p>
       <w:pPr>
         <w:keepNext/>
-        <w:spacing w:after="30" w:before="40" w:line="240"/>
-      </w:pPr>
-      <w:r>
-        <w:rPr>
-          <w:rFonts w:ascii="Calibri" w:cs="Calibri" w:eastAsia="Calibri" w:hAnsi="Calibri"/>
-          <w:i w:val="false"/>
-          <w:iCs w:val="false"/>
+        <w:spacing w:after="0" w:before="50" w:line="226" w:lineRule="exact"/>
+      </w:pPr>
+      <w:r>
+        <w:rPr>
+          <w:rFonts w:ascii="Arial" w:cs="Arial" w:eastAsia="Arial" w:hAnsi="Arial"/>
+          <w:b/>
+          <w:bCs/>
           <w:color w:val="0B5C4D"/>
-          <w:sz w:val="18"/>
-          <w:szCs w:val="18"/>
-        </w:rPr>
-        <w:t xml:space="preserve">Client: Telstra Corporation, Australia — TR2.1 / TR2.2 EDW Data-In</w:t>
+          <w:sz w:val="17"/>
+          <w:szCs w:val="17"/>
+        </w:rPr>
+        <w:t xml:space="preserve">Client: Telstra Corporation, Australia </w:t>
+      </w:r>
+      <w:r>
+        <w:rPr>
+          <w:rFonts w:ascii="Arial" w:cs="Arial" w:eastAsia="Arial" w:hAnsi="Arial"/>
+          <w:color w:val="6B757C"/>
+          <w:sz w:val="17"/>
+          <w:szCs w:val="17"/>
+        </w:rPr>
+        <w:t xml:space="preserve">— TR2.1 / TR2.2 EDW Data-In</w:t>
       </w:r>
     </w:p>
     <w:p>
@@ -1902,40 +1867,34 @@
           <w:ilvl w:val="0"/>
           <w:numId w:val="2"/>
         </w:numPr>
-        <w:spacing w:after="40" w:line="250"/>
-      </w:pPr>
-      <w:r>
-        <w:rPr>
-          <w:rFonts w:ascii="Calibri" w:cs="Calibri" w:eastAsia="Calibri" w:hAnsi="Calibri"/>
-          <w:i w:val="false"/>
-          <w:iCs w:val="false"/>
-          <w:color w:val="1A1D21"/>
-          <w:sz w:val="20"/>
-          <w:szCs w:val="20"/>
+        <w:spacing w:after="38" w:before="48" w:line="241" w:lineRule="exact"/>
+      </w:pPr>
+      <w:r>
+        <w:rPr>
+          <w:rFonts w:ascii="Arial" w:cs="Arial" w:eastAsia="Arial" w:hAnsi="Arial"/>
+          <w:color w:val="1A1D21"/>
+          <w:sz w:val="18"/>
+          <w:szCs w:val="18"/>
         </w:rPr>
         <w:t xml:space="preserve">Built </w:t>
       </w:r>
       <w:r>
         <w:rPr>
-          <w:rFonts w:ascii="Calibri" w:cs="Calibri" w:eastAsia="Calibri" w:hAnsi="Calibri"/>
-          <w:b/>
-          <w:bCs/>
-          <w:i w:val="false"/>
-          <w:iCs w:val="false"/>
-          <w:color w:val="0B0D0F"/>
-          <w:sz w:val="20"/>
-          <w:szCs w:val="20"/>
+          <w:rFonts w:ascii="Arial" w:cs="Arial" w:eastAsia="Arial" w:hAnsi="Arial"/>
+          <w:b/>
+          <w:bCs/>
+          <w:color w:val="1A1D21"/>
+          <w:sz w:val="18"/>
+          <w:szCs w:val="18"/>
         </w:rPr>
         <w:t xml:space="preserve">DataStage 7.5</w:t>
       </w:r>
       <w:r>
         <w:rPr>
-          <w:rFonts w:ascii="Calibri" w:cs="Calibri" w:eastAsia="Calibri" w:hAnsi="Calibri"/>
-          <w:i w:val="false"/>
-          <w:iCs w:val="false"/>
-          <w:color w:val="1A1D21"/>
-          <w:sz w:val="20"/>
-          <w:szCs w:val="20"/>
+          <w:rFonts w:ascii="Arial" w:cs="Arial" w:eastAsia="Arial" w:hAnsi="Arial"/>
+          <w:color w:val="1A1D21"/>
+          <w:sz w:val="18"/>
+          <w:szCs w:val="18"/>
         </w:rPr>
         <w:t xml:space="preserve"> jobs, Teradata utility scripts and Perl/Unix tooling for the retail customer warehouse — registrations, demographics, segmentation, billed and unbilled call records.</w:t>
       </w:r>
@@ -1948,40 +1907,34 @@
           <w:ilvl w:val="0"/>
           <w:numId w:val="2"/>
         </w:numPr>
-        <w:spacing w:after="40" w:line="250"/>
-      </w:pPr>
-      <w:r>
-        <w:rPr>
-          <w:rFonts w:ascii="Calibri" w:cs="Calibri" w:eastAsia="Calibri" w:hAnsi="Calibri"/>
-          <w:i w:val="false"/>
-          <w:iCs w:val="false"/>
-          <w:color w:val="1A1D21"/>
-          <w:sz w:val="20"/>
-          <w:szCs w:val="20"/>
+        <w:spacing w:after="130" w:before="0" w:line="241" w:lineRule="exact"/>
+      </w:pPr>
+      <w:r>
+        <w:rPr>
+          <w:rFonts w:ascii="Arial" w:cs="Arial" w:eastAsia="Arial" w:hAnsi="Arial"/>
+          <w:color w:val="1A1D21"/>
+          <w:sz w:val="18"/>
+          <w:szCs w:val="18"/>
         </w:rPr>
         <w:t xml:space="preserve">Built </w:t>
       </w:r>
       <w:r>
         <w:rPr>
-          <w:rFonts w:ascii="Calibri" w:cs="Calibri" w:eastAsia="Calibri" w:hAnsi="Calibri"/>
-          <w:b/>
-          <w:bCs/>
-          <w:i w:val="false"/>
-          <w:iCs w:val="false"/>
-          <w:color w:val="0B0D0F"/>
-          <w:sz w:val="20"/>
-          <w:szCs w:val="20"/>
+          <w:rFonts w:ascii="Arial" w:cs="Arial" w:eastAsia="Arial" w:hAnsi="Arial"/>
+          <w:b/>
+          <w:bCs/>
+          <w:color w:val="1A1D21"/>
+          <w:sz w:val="18"/>
+          <w:szCs w:val="18"/>
         </w:rPr>
         <w:t xml:space="preserve">Informatica</w:t>
       </w:r>
       <w:r>
         <w:rPr>
-          <w:rFonts w:ascii="Calibri" w:cs="Calibri" w:eastAsia="Calibri" w:hAnsi="Calibri"/>
-          <w:i w:val="false"/>
-          <w:iCs w:val="false"/>
-          <w:color w:val="1A1D21"/>
-          <w:sz w:val="20"/>
-          <w:szCs w:val="20"/>
+          <w:rFonts w:ascii="Arial" w:cs="Arial" w:eastAsia="Arial" w:hAnsi="Arial"/>
+          <w:color w:val="1A1D21"/>
+          <w:sz w:val="18"/>
+          <w:szCs w:val="18"/>
         </w:rPr>
         <w:t xml:space="preserve"> mappings and workflows migrating Oracle to Teradata for an enterprise data warehouse.</w:t>
       </w:r>
@@ -1992,49 +1945,46 @@
         <w:pBdr>
           <w:bottom w:val="single" w:color="0B5C4D" w:sz="6" w:space="2"/>
         </w:pBdr>
-        <w:spacing w:after="70" w:before="200" w:line="240"/>
-      </w:pPr>
-      <w:r>
-        <w:rPr>
-          <w:rFonts w:ascii="Calibri" w:cs="Calibri" w:eastAsia="Calibri" w:hAnsi="Calibri"/>
+        <w:spacing w:after="80" w:before="60" w:line="215" w:lineRule="exact"/>
+      </w:pPr>
+      <w:r>
+        <w:rPr>
+          <w:rFonts w:ascii="Arial" w:cs="Arial" w:eastAsia="Arial" w:hAnsi="Arial"/>
           <w:b/>
           <w:bCs/>
           <w:color w:val="0B5C4D"/>
           <w:spacing w:val="22"/>
-          <w:sz w:val="18"/>
-          <w:szCs w:val="18"/>
+          <w:sz w:val="16"/>
+          <w:szCs w:val="16"/>
         </w:rPr>
         <w:t xml:space="preserve">OPEN SOURCE — APPLIED AI &amp; AGENT TOOLING</w:t>
       </w:r>
     </w:p>
     <w:p>
       <w:pPr>
-        <w:keepNext w:val="false"/>
-        <w:keepLines/>
-        <w:spacing w:after="50" w:before="0" w:line="250"/>
-        <w:jc w:val="left"/>
-      </w:pPr>
-      <w:r>
-        <w:rPr>
-          <w:rFonts w:ascii="Calibri" w:cs="Calibri" w:eastAsia="Calibri" w:hAnsi="Calibri"/>
+        <w:spacing w:after="0" w:before="0" w:line="223" w:lineRule="exact"/>
+      </w:pPr>
+      <w:r>
+        <w:rPr>
+          <w:rFonts w:ascii="Arial" w:cs="Arial" w:eastAsia="Arial" w:hAnsi="Arial"/>
           <w:i/>
           <w:iCs/>
           <w:color w:val="5A646C"/>
-          <w:sz w:val="18"/>
-          <w:szCs w:val="18"/>
+          <w:sz w:val="17"/>
+          <w:szCs w:val="17"/>
         </w:rPr>
         <w:t xml:space="preserve">Built in my own time and shipped in public — </w:t>
       </w:r>
       <w:r>
         <w:rPr>
-          <w:rFonts w:ascii="Calibri" w:cs="Calibri" w:eastAsia="Calibri" w:hAnsi="Calibri"/>
+          <w:rFonts w:ascii="Arial" w:cs="Arial" w:eastAsia="Arial" w:hAnsi="Arial"/>
           <w:b/>
           <w:bCs/>
           <w:i/>
           <w:iCs/>
-          <w:color w:val="0B0D0F"/>
-          <w:sz w:val="18"/>
-          <w:szCs w:val="18"/>
+          <w:color w:val="5A646C"/>
+          <w:sz w:val="17"/>
+          <w:szCs w:val="17"/>
         </w:rPr>
         <w:t xml:space="preserve">github.com/kolisachint</w:t>
       </w:r>
@@ -2047,79 +1997,87 @@
           <w:ilvl w:val="0"/>
           <w:numId w:val="2"/>
         </w:numPr>
-        <w:spacing w:after="40" w:line="250"/>
-      </w:pPr>
-      <w:r>
-        <w:rPr>
-          <w:rFonts w:ascii="Calibri" w:cs="Calibri" w:eastAsia="Calibri" w:hAnsi="Calibri"/>
-          <w:b/>
-          <w:bCs/>
-          <w:i w:val="false"/>
-          <w:iCs w:val="false"/>
-          <w:color w:val="0B0D0F"/>
-          <w:sz w:val="20"/>
-          <w:szCs w:val="20"/>
+        <w:spacing w:after="38" w:before="48" w:line="241" w:lineRule="exact"/>
+      </w:pPr>
+      <w:r>
+        <w:rPr>
+          <w:rFonts w:ascii="Arial" w:cs="Arial" w:eastAsia="Arial" w:hAnsi="Arial"/>
+          <w:b/>
+          <w:bCs/>
+          <w:color w:val="1A1D21"/>
+          <w:sz w:val="18"/>
+          <w:szCs w:val="18"/>
         </w:rPr>
         <w:t xml:space="preserve">hoocode</w:t>
       </w:r>
       <w:r>
         <w:rPr>
-          <w:rFonts w:ascii="Calibri" w:cs="Calibri" w:eastAsia="Calibri" w:hAnsi="Calibri"/>
-          <w:i w:val="false"/>
-          <w:iCs w:val="false"/>
-          <w:color w:val="1A1D21"/>
-          <w:sz w:val="20"/>
-          <w:szCs w:val="20"/>
+          <w:rFonts w:ascii="Arial" w:cs="Arial" w:eastAsia="Arial" w:hAnsi="Arial"/>
+          <w:color w:val="1A1D21"/>
+          <w:sz w:val="18"/>
+          <w:szCs w:val="18"/>
         </w:rPr>
         <w:t xml:space="preserve"> — deterministic terminal coding agent, </w:t>
       </w:r>
       <w:r>
         <w:rPr>
-          <w:rFonts w:ascii="Calibri" w:cs="Calibri" w:eastAsia="Calibri" w:hAnsi="Calibri"/>
-          <w:b/>
-          <w:bCs/>
-          <w:i w:val="false"/>
-          <w:iCs w:val="false"/>
-          <w:color w:val="0B0D0F"/>
-          <w:sz w:val="20"/>
-          <w:szCs w:val="20"/>
+          <w:rFonts w:ascii="Arial" w:cs="Arial" w:eastAsia="Arial" w:hAnsi="Arial"/>
+          <w:b/>
+          <w:bCs/>
+          <w:color w:val="1A1D21"/>
+          <w:sz w:val="18"/>
+          <w:szCs w:val="18"/>
         </w:rPr>
         <w:t xml:space="preserve">published to npm</w:t>
       </w:r>
       <w:r>
         <w:rPr>
-          <w:rFonts w:ascii="Calibri" w:cs="Calibri" w:eastAsia="Calibri" w:hAnsi="Calibri"/>
-          <w:i w:val="false"/>
-          <w:iCs w:val="false"/>
-          <w:color w:val="1A1D21"/>
-          <w:sz w:val="20"/>
-          <w:szCs w:val="20"/>
+          <w:rFonts w:ascii="Arial" w:cs="Arial" w:eastAsia="Arial" w:hAnsi="Arial"/>
+          <w:color w:val="1A1D21"/>
+          <w:sz w:val="18"/>
+          <w:szCs w:val="18"/>
         </w:rPr>
         <w:t xml:space="preserve">. TypeScript monorepo of four packages: CLI, agent runtime with tool calling, a </w:t>
       </w:r>
       <w:r>
         <w:rPr>
-          <w:rFonts w:ascii="Calibri" w:cs="Calibri" w:eastAsia="Calibri" w:hAnsi="Calibri"/>
-          <w:b/>
-          <w:bCs/>
-          <w:i w:val="false"/>
-          <w:iCs w:val="false"/>
-          <w:color w:val="0B0D0F"/>
-          <w:sz w:val="20"/>
-          <w:szCs w:val="20"/>
+          <w:rFonts w:ascii="Arial" w:cs="Arial" w:eastAsia="Arial" w:hAnsi="Arial"/>
+          <w:b/>
+          <w:bCs/>
+          <w:color w:val="1A1D21"/>
+          <w:sz w:val="18"/>
+          <w:szCs w:val="18"/>
         </w:rPr>
         <w:t xml:space="preserve">unified LLM API across 25+ providers</w:t>
       </w:r>
       <w:r>
         <w:rPr>
-          <w:rFonts w:ascii="Calibri" w:cs="Calibri" w:eastAsia="Calibri" w:hAnsi="Calibri"/>
-          <w:i w:val="false"/>
-          <w:iCs w:val="false"/>
-          <w:color w:val="1A1D21"/>
-          <w:sz w:val="20"/>
-          <w:szCs w:val="20"/>
-        </w:rPr>
-        <w:t xml:space="preserve">, and a differential-rendering TUI. Permission gate on every edit and command, four scoped modes, MCP servers and subagents. ~470 commits since May 2026, extending a fork of the MIT-licensed pi-mono.</w:t>
+          <w:rFonts w:ascii="Arial" w:cs="Arial" w:eastAsia="Arial" w:hAnsi="Arial"/>
+          <w:color w:val="1A1D21"/>
+          <w:sz w:val="18"/>
+          <w:szCs w:val="18"/>
+        </w:rPr>
+        <w:t xml:space="preserve">, and a differential-rendering TUI. Permission gate on every edit and command, four scoped modes, MCP servers and subagents. ~470 commits since May 2026, extending a fork of the MIT-licensed </w:t>
+      </w:r>
+      <w:r>
+        <w:rPr>
+          <w:rFonts w:ascii="Arial" w:cs="Arial" w:eastAsia="Arial" w:hAnsi="Arial"/>
+          <w:i/>
+          <w:iCs/>
+          <w:color w:val="1A1D21"/>
+          <w:sz w:val="18"/>
+          <w:szCs w:val="18"/>
+        </w:rPr>
+        <w:t xml:space="preserve">pi-mono</w:t>
+      </w:r>
+      <w:r>
+        <w:rPr>
+          <w:rFonts w:ascii="Arial" w:cs="Arial" w:eastAsia="Arial" w:hAnsi="Arial"/>
+          <w:color w:val="1A1D21"/>
+          <w:sz w:val="18"/>
+          <w:szCs w:val="18"/>
+        </w:rPr>
+        <w:t xml:space="preserve">.</w:t>
       </w:r>
     </w:p>
     <w:p>
@@ -2130,101 +2088,85 @@
           <w:ilvl w:val="0"/>
           <w:numId w:val="2"/>
         </w:numPr>
-        <w:spacing w:after="40" w:line="250"/>
-      </w:pPr>
-      <w:r>
-        <w:rPr>
-          <w:rFonts w:ascii="Calibri" w:cs="Calibri" w:eastAsia="Calibri" w:hAnsi="Calibri"/>
-          <w:b/>
-          <w:bCs/>
-          <w:i w:val="false"/>
-          <w:iCs w:val="false"/>
-          <w:color w:val="0B0D0F"/>
-          <w:sz w:val="20"/>
-          <w:szCs w:val="20"/>
+        <w:spacing w:after="38" w:before="0" w:line="241" w:lineRule="exact"/>
+      </w:pPr>
+      <w:r>
+        <w:rPr>
+          <w:rFonts w:ascii="Arial" w:cs="Arial" w:eastAsia="Arial" w:hAnsi="Arial"/>
+          <w:b/>
+          <w:bCs/>
+          <w:color w:val="1A1D21"/>
+          <w:sz w:val="18"/>
+          <w:szCs w:val="18"/>
         </w:rPr>
         <w:t xml:space="preserve">embeddingsearchtools</w:t>
       </w:r>
       <w:r>
         <w:rPr>
-          <w:rFonts w:ascii="Calibri" w:cs="Calibri" w:eastAsia="Calibri" w:hAnsi="Calibri"/>
-          <w:i w:val="false"/>
-          <w:iCs w:val="false"/>
-          <w:color w:val="1A1D21"/>
-          <w:sz w:val="20"/>
-          <w:szCs w:val="20"/>
+          <w:rFonts w:ascii="Arial" w:cs="Arial" w:eastAsia="Arial" w:hAnsi="Arial"/>
+          <w:color w:val="1A1D21"/>
+          <w:sz w:val="18"/>
+          <w:szCs w:val="18"/>
         </w:rPr>
         <w:t xml:space="preserve"> (Rust) — embedding search engine. MiniLM via </w:t>
       </w:r>
       <w:r>
         <w:rPr>
-          <w:rFonts w:ascii="Calibri" w:cs="Calibri" w:eastAsia="Calibri" w:hAnsi="Calibri"/>
-          <w:b/>
-          <w:bCs/>
-          <w:i w:val="false"/>
-          <w:iCs w:val="false"/>
-          <w:color w:val="0B0D0F"/>
-          <w:sz w:val="20"/>
-          <w:szCs w:val="20"/>
+          <w:rFonts w:ascii="Arial" w:cs="Arial" w:eastAsia="Arial" w:hAnsi="Arial"/>
+          <w:b/>
+          <w:bCs/>
+          <w:color w:val="1A1D21"/>
+          <w:sz w:val="18"/>
+          <w:szCs w:val="18"/>
         </w:rPr>
         <w:t xml:space="preserve">ONNX Runtime</w:t>
       </w:r>
       <w:r>
         <w:rPr>
-          <w:rFonts w:ascii="Calibri" w:cs="Calibri" w:eastAsia="Calibri" w:hAnsi="Calibri"/>
-          <w:i w:val="false"/>
-          <w:iCs w:val="false"/>
-          <w:color w:val="1A1D21"/>
-          <w:sz w:val="20"/>
-          <w:szCs w:val="20"/>
+          <w:rFonts w:ascii="Arial" w:cs="Arial" w:eastAsia="Arial" w:hAnsi="Arial"/>
+          <w:color w:val="1A1D21"/>
+          <w:sz w:val="18"/>
+          <w:szCs w:val="18"/>
         </w:rPr>
         <w:t xml:space="preserve">, int8 weights bundled into the binary; exact and </w:t>
       </w:r>
       <w:r>
         <w:rPr>
-          <w:rFonts w:ascii="Calibri" w:cs="Calibri" w:eastAsia="Calibri" w:hAnsi="Calibri"/>
-          <w:b/>
-          <w:bCs/>
-          <w:i w:val="false"/>
-          <w:iCs w:val="false"/>
-          <w:color w:val="0B0D0F"/>
-          <w:sz w:val="20"/>
-          <w:szCs w:val="20"/>
+          <w:rFonts w:ascii="Arial" w:cs="Arial" w:eastAsia="Arial" w:hAnsi="Arial"/>
+          <w:b/>
+          <w:bCs/>
+          <w:color w:val="1A1D21"/>
+          <w:sz w:val="18"/>
+          <w:szCs w:val="18"/>
         </w:rPr>
         <w:t xml:space="preserve">HNSW approximate-nearest-neighbour</w:t>
       </w:r>
       <w:r>
         <w:rPr>
-          <w:rFonts w:ascii="Calibri" w:cs="Calibri" w:eastAsia="Calibri" w:hAnsi="Calibri"/>
-          <w:i w:val="false"/>
-          <w:iCs w:val="false"/>
-          <w:color w:val="1A1D21"/>
-          <w:sz w:val="20"/>
-          <w:szCs w:val="20"/>
+          <w:rFonts w:ascii="Arial" w:cs="Arial" w:eastAsia="Arial" w:hAnsi="Arial"/>
+          <w:color w:val="1A1D21"/>
+          <w:sz w:val="18"/>
+          <w:szCs w:val="18"/>
         </w:rPr>
         <w:t xml:space="preserve"> indexes written from scratch; </w:t>
       </w:r>
       <w:r>
         <w:rPr>
-          <w:rFonts w:ascii="Calibri" w:cs="Calibri" w:eastAsia="Calibri" w:hAnsi="Calibri"/>
-          <w:b/>
-          <w:bCs/>
-          <w:i w:val="false"/>
-          <w:iCs w:val="false"/>
-          <w:color w:val="0B0D0F"/>
-          <w:sz w:val="20"/>
-          <w:szCs w:val="20"/>
+          <w:rFonts w:ascii="Arial" w:cs="Arial" w:eastAsia="Arial" w:hAnsi="Arial"/>
+          <w:b/>
+          <w:bCs/>
+          <w:color w:val="1A1D21"/>
+          <w:sz w:val="18"/>
+          <w:szCs w:val="18"/>
         </w:rPr>
         <w:t xml:space="preserve">BM25 fusion for hybrid retrieval</w:t>
       </w:r>
       <w:r>
         <w:rPr>
-          <w:rFonts w:ascii="Calibri" w:cs="Calibri" w:eastAsia="Calibri" w:hAnsi="Calibri"/>
-          <w:i w:val="false"/>
-          <w:iCs w:val="false"/>
-          <w:color w:val="1A1D21"/>
-          <w:sz w:val="20"/>
-          <w:szCs w:val="20"/>
+          <w:rFonts w:ascii="Arial" w:cs="Arial" w:eastAsia="Arial" w:hAnsi="Arial"/>
+          <w:color w:val="1A1D21"/>
+          <w:sz w:val="18"/>
+          <w:szCs w:val="18"/>
         </w:rPr>
         <w:t xml:space="preserve">; mmap-friendly store behind a library API, CLI and daemon.</w:t>
       </w:r>
@@ -2237,53 +2179,45 @@
           <w:ilvl w:val="0"/>
           <w:numId w:val="2"/>
         </w:numPr>
-        <w:spacing w:after="40" w:line="250"/>
-      </w:pPr>
-      <w:r>
-        <w:rPr>
-          <w:rFonts w:ascii="Calibri" w:cs="Calibri" w:eastAsia="Calibri" w:hAnsi="Calibri"/>
-          <w:b/>
-          <w:bCs/>
-          <w:i w:val="false"/>
-          <w:iCs w:val="false"/>
-          <w:color w:val="0B0D0F"/>
-          <w:sz w:val="20"/>
-          <w:szCs w:val="20"/>
+        <w:spacing w:after="38" w:before="0" w:line="241" w:lineRule="exact"/>
+      </w:pPr>
+      <w:r>
+        <w:rPr>
+          <w:rFonts w:ascii="Arial" w:cs="Arial" w:eastAsia="Arial" w:hAnsi="Arial"/>
+          <w:b/>
+          <w:bCs/>
+          <w:color w:val="1A1D21"/>
+          <w:sz w:val="18"/>
+          <w:szCs w:val="18"/>
         </w:rPr>
         <w:t xml:space="preserve">voicetools</w:t>
       </w:r>
       <w:r>
         <w:rPr>
-          <w:rFonts w:ascii="Calibri" w:cs="Calibri" w:eastAsia="Calibri" w:hAnsi="Calibri"/>
-          <w:i w:val="false"/>
-          <w:iCs w:val="false"/>
-          <w:color w:val="1A1D21"/>
-          <w:sz w:val="20"/>
-          <w:szCs w:val="20"/>
+          <w:rFonts w:ascii="Arial" w:cs="Arial" w:eastAsia="Arial" w:hAnsi="Arial"/>
+          <w:color w:val="1A1D21"/>
+          <w:sz w:val="18"/>
+          <w:szCs w:val="18"/>
         </w:rPr>
         <w:t xml:space="preserve"> (Rust) — offline speech-to-text. Mic capture through voice-activity detection into </w:t>
       </w:r>
       <w:r>
         <w:rPr>
-          <w:rFonts w:ascii="Calibri" w:cs="Calibri" w:eastAsia="Calibri" w:hAnsi="Calibri"/>
-          <w:b/>
-          <w:bCs/>
-          <w:i w:val="false"/>
-          <w:iCs w:val="false"/>
-          <w:color w:val="0B0D0F"/>
-          <w:sz w:val="20"/>
-          <w:szCs w:val="20"/>
+          <w:rFonts w:ascii="Arial" w:cs="Arial" w:eastAsia="Arial" w:hAnsi="Arial"/>
+          <w:b/>
+          <w:bCs/>
+          <w:color w:val="1A1D21"/>
+          <w:sz w:val="18"/>
+          <w:szCs w:val="18"/>
         </w:rPr>
         <w:t xml:space="preserve">Parakeet-TDT on ONNX Runtime</w:t>
       </w:r>
       <w:r>
         <w:rPr>
-          <w:rFonts w:ascii="Calibri" w:cs="Calibri" w:eastAsia="Calibri" w:hAnsi="Calibri"/>
-          <w:i w:val="false"/>
-          <w:iCs w:val="false"/>
-          <w:color w:val="1A1D21"/>
-          <w:sz w:val="20"/>
-          <w:szCs w:val="20"/>
+          <w:rFonts w:ascii="Arial" w:cs="Arial" w:eastAsia="Arial" w:hAnsi="Arial"/>
+          <w:color w:val="1A1D21"/>
+          <w:sz w:val="18"/>
+          <w:szCs w:val="18"/>
         </w:rPr>
         <w:t xml:space="preserve"> (25 languages, int8), whisper.cpp fallback.</w:t>
       </w:r>
@@ -2296,29 +2230,25 @@
           <w:ilvl w:val="0"/>
           <w:numId w:val="2"/>
         </w:numPr>
-        <w:spacing w:after="40" w:line="250"/>
-      </w:pPr>
-      <w:r>
-        <w:rPr>
-          <w:rFonts w:ascii="Calibri" w:cs="Calibri" w:eastAsia="Calibri" w:hAnsi="Calibri"/>
-          <w:b/>
-          <w:bCs/>
-          <w:i w:val="false"/>
-          <w:iCs w:val="false"/>
-          <w:color w:val="0B0D0F"/>
-          <w:sz w:val="20"/>
-          <w:szCs w:val="20"/>
+        <w:spacing w:after="38" w:before="0" w:line="241" w:lineRule="exact"/>
+      </w:pPr>
+      <w:r>
+        <w:rPr>
+          <w:rFonts w:ascii="Arial" w:cs="Arial" w:eastAsia="Arial" w:hAnsi="Arial"/>
+          <w:b/>
+          <w:bCs/>
+          <w:color w:val="1A1D21"/>
+          <w:sz w:val="18"/>
+          <w:szCs w:val="18"/>
         </w:rPr>
         <w:t xml:space="preserve">webtools</w:t>
       </w:r>
       <w:r>
         <w:rPr>
-          <w:rFonts w:ascii="Calibri" w:cs="Calibri" w:eastAsia="Calibri" w:hAnsi="Calibri"/>
-          <w:i w:val="false"/>
-          <w:iCs w:val="false"/>
-          <w:color w:val="1A1D21"/>
-          <w:sz w:val="20"/>
-          <w:szCs w:val="20"/>
+          <w:rFonts w:ascii="Arial" w:cs="Arial" w:eastAsia="Arial" w:hAnsi="Arial"/>
+          <w:color w:val="1A1D21"/>
+          <w:sz w:val="18"/>
+          <w:szCs w:val="18"/>
         </w:rPr>
         <w:t xml:space="preserve"> (Rust) — token-efficient fetch and search for LLM agents; reference-style URL preservation collapses links to single-token markers under a total token budget.</w:t>
       </w:r>
@@ -2329,24 +2259,24 @@
         <w:pBdr>
           <w:bottom w:val="single" w:color="0B5C4D" w:sz="6" w:space="2"/>
         </w:pBdr>
-        <w:spacing w:after="70" w:before="200" w:line="240"/>
-      </w:pPr>
-      <w:r>
-        <w:rPr>
-          <w:rFonts w:ascii="Calibri" w:cs="Calibri" w:eastAsia="Calibri" w:hAnsi="Calibri"/>
+        <w:spacing w:after="80" w:before="152" w:line="215" w:lineRule="exact"/>
+      </w:pPr>
+      <w:r>
+        <w:rPr>
+          <w:rFonts w:ascii="Arial" w:cs="Arial" w:eastAsia="Arial" w:hAnsi="Arial"/>
           <w:b/>
           <w:bCs/>
           <w:color w:val="0B5C4D"/>
           <w:spacing w:val="22"/>
-          <w:sz w:val="18"/>
-          <w:szCs w:val="18"/>
+          <w:sz w:val="16"/>
+          <w:szCs w:val="16"/>
         </w:rPr>
         <w:t xml:space="preserve">TECHNICAL</w:t>
       </w:r>
     </w:p>
     <w:tbl>
       <w:tblPr>
-        <w:tblW w:type="pct" w:w="100%"/>
+        <w:tblW w:type="dxa" w:w="10546"/>
         <w:tblBorders>
           <w:top w:val="none" w:color="FFFFFF" w:sz="0"/>
           <w:left w:val="none" w:color="FFFFFF" w:sz="0"/>
@@ -2355,10 +2285,11 @@
           <w:insideH w:val="none" w:color="FFFFFF" w:sz="0"/>
           <w:insideV w:val="none" w:color="FFFFFF" w:sz="0"/>
         </w:tblBorders>
+        <w:tblLayout w:type="fixed"/>
       </w:tblPr>
       <w:tblGrid>
-        <w:gridCol w:w="100"/>
-        <w:gridCol w:w="100"/>
+        <w:gridCol w:w="1680"/>
+        <w:gridCol w:w="8866"/>
       </w:tblGrid>
       <w:tr>
         <w:trPr>
@@ -2366,35 +2297,32 @@
         </w:trPr>
         <w:tc>
           <w:tcPr>
-            <w:tcW w:type="pct" w:w="16%"/>
+            <w:tcW w:type="dxa" w:w="1680"/>
             <w:tcBorders>
               <w:top w:val="none" w:color="FFFFFF" w:sz="0"/>
               <w:left w:val="none" w:color="FFFFFF" w:sz="0"/>
-              <w:bottom w:val="single" w:color="EAEEF0" w:sz="2"/>
+              <w:bottom w:val="single" w:color="EAEEF0" w:sz="4" w:space="2"/>
               <w:right w:val="none" w:color="FFFFFF" w:sz="0"/>
             </w:tcBorders>
             <w:tcMar>
-              <w:top w:type="dxa" w:w="30"/>
+              <w:top w:type="dxa" w:w="38"/>
               <w:left w:type="dxa" w:w="0"/>
-              <w:bottom w:type="dxa" w:w="30"/>
-              <w:right w:type="dxa" w:w="120"/>
+              <w:bottom w:type="dxa" w:w="38"/>
+              <w:right w:type="dxa" w:w="160"/>
             </w:tcMar>
           </w:tcPr>
           <w:p>
             <w:pPr>
-              <w:keepNext w:val="false"/>
-              <w:keepLines/>
-              <w:spacing w:after="0" w:before="0" w:line="240"/>
-              <w:jc w:val="left"/>
+              <w:spacing w:after="0" w:before="0" w:line="241" w:lineRule="exact"/>
             </w:pPr>
             <w:r>
               <w:rPr>
-                <w:rFonts w:ascii="Calibri" w:cs="Calibri" w:eastAsia="Calibri" w:hAnsi="Calibri"/>
-                <w:i w:val="false"/>
-                <w:iCs w:val="false"/>
-                <w:color w:val="1A1D21"/>
-                <w:sz w:val="19"/>
-                <w:szCs w:val="19"/>
+                <w:rFonts w:ascii="Arial" w:cs="Arial" w:eastAsia="Arial" w:hAnsi="Arial"/>
+                <w:b/>
+                <w:bCs/>
+                <w:color w:val="0B0D0F"/>
+                <w:sz w:val="18"/>
+                <w:szCs w:val="18"/>
               </w:rPr>
               <w:t xml:space="preserve">Cloud</w:t>
             </w:r>
@@ -2402,35 +2330,30 @@
         </w:tc>
         <w:tc>
           <w:tcPr>
-            <w:tcW w:type="pct" w:w="84%"/>
+            <w:tcW w:type="dxa" w:w="8866"/>
             <w:tcBorders>
               <w:top w:val="none" w:color="FFFFFF" w:sz="0"/>
               <w:left w:val="none" w:color="FFFFFF" w:sz="0"/>
-              <w:bottom w:val="single" w:color="EAEEF0" w:sz="2"/>
+              <w:bottom w:val="single" w:color="EAEEF0" w:sz="4" w:space="2"/>
               <w:right w:val="none" w:color="FFFFFF" w:sz="0"/>
             </w:tcBorders>
             <w:tcMar>
-              <w:top w:type="dxa" w:w="30"/>
+              <w:top w:type="dxa" w:w="38"/>
               <w:left w:type="dxa" w:w="0"/>
-              <w:bottom w:type="dxa" w:w="30"/>
-              <w:right w:type="dxa" w:w="120"/>
+              <w:bottom w:type="dxa" w:w="38"/>
+              <w:right w:type="dxa" w:w="160"/>
             </w:tcMar>
           </w:tcPr>
           <w:p>
             <w:pPr>
-              <w:keepNext w:val="false"/>
-              <w:keepLines/>
-              <w:spacing w:after="0" w:before="0" w:line="240"/>
-              <w:jc w:val="left"/>
+              <w:spacing w:after="0" w:before="0" w:line="241" w:lineRule="exact"/>
             </w:pPr>
             <w:r>
               <w:rPr>
-                <w:rFonts w:ascii="Calibri" w:cs="Calibri" w:eastAsia="Calibri" w:hAnsi="Calibri"/>
-                <w:i w:val="false"/>
-                <w:iCs w:val="false"/>
+                <w:rFonts w:ascii="Arial" w:cs="Arial" w:eastAsia="Arial" w:hAnsi="Arial"/>
                 <w:color w:val="1A1D21"/>
-                <w:sz w:val="19"/>
-                <w:szCs w:val="19"/>
+                <w:sz w:val="18"/>
+                <w:szCs w:val="18"/>
               </w:rPr>
               <w:t xml:space="preserve">Google Cloud Platform — BigQuery, Cloud Composer, DataFlow, Pub/Sub, App Engine, Cloud Functions, DataProc, Cloud Storage, Compute Engine, Memorystore, Cloud SQL, VPC, IAM · AWS (S3)</w:t>
             </w:r>
@@ -2443,35 +2366,32 @@
         </w:trPr>
         <w:tc>
           <w:tcPr>
-            <w:tcW w:type="pct" w:w="16%"/>
+            <w:tcW w:type="dxa" w:w="1680"/>
             <w:tcBorders>
               <w:top w:val="none" w:color="FFFFFF" w:sz="0"/>
               <w:left w:val="none" w:color="FFFFFF" w:sz="0"/>
-              <w:bottom w:val="single" w:color="EAEEF0" w:sz="2"/>
+              <w:bottom w:val="single" w:color="EAEEF0" w:sz="4" w:space="2"/>
               <w:right w:val="none" w:color="FFFFFF" w:sz="0"/>
             </w:tcBorders>
             <w:tcMar>
-              <w:top w:type="dxa" w:w="30"/>
+              <w:top w:type="dxa" w:w="38"/>
               <w:left w:type="dxa" w:w="0"/>
-              <w:bottom w:type="dxa" w:w="30"/>
-              <w:right w:type="dxa" w:w="120"/>
+              <w:bottom w:type="dxa" w:w="38"/>
+              <w:right w:type="dxa" w:w="160"/>
             </w:tcMar>
           </w:tcPr>
           <w:p>
             <w:pPr>
-              <w:keepNext w:val="false"/>
-              <w:keepLines/>
-              <w:spacing w:after="0" w:before="0" w:line="240"/>
-              <w:jc w:val="left"/>
+              <w:spacing w:after="0" w:before="0" w:line="241" w:lineRule="exact"/>
             </w:pPr>
             <w:r>
               <w:rPr>
-                <w:rFonts w:ascii="Calibri" w:cs="Calibri" w:eastAsia="Calibri" w:hAnsi="Calibri"/>
-                <w:i w:val="false"/>
-                <w:iCs w:val="false"/>
-                <w:color w:val="1A1D21"/>
-                <w:sz w:val="19"/>
-                <w:szCs w:val="19"/>
+                <w:rFonts w:ascii="Arial" w:cs="Arial" w:eastAsia="Arial" w:hAnsi="Arial"/>
+                <w:b/>
+                <w:bCs/>
+                <w:color w:val="0B0D0F"/>
+                <w:sz w:val="18"/>
+                <w:szCs w:val="18"/>
               </w:rPr>
               <w:t xml:space="preserve">Streaming</w:t>
             </w:r>
@@ -2479,35 +2399,30 @@
         </w:tc>
         <w:tc>
           <w:tcPr>
-            <w:tcW w:type="pct" w:w="84%"/>
+            <w:tcW w:type="dxa" w:w="8866"/>
             <w:tcBorders>
               <w:top w:val="none" w:color="FFFFFF" w:sz="0"/>
               <w:left w:val="none" w:color="FFFFFF" w:sz="0"/>
-              <w:bottom w:val="single" w:color="EAEEF0" w:sz="2"/>
+              <w:bottom w:val="single" w:color="EAEEF0" w:sz="4" w:space="2"/>
               <w:right w:val="none" w:color="FFFFFF" w:sz="0"/>
             </w:tcBorders>
             <w:tcMar>
-              <w:top w:type="dxa" w:w="30"/>
+              <w:top w:type="dxa" w:w="38"/>
               <w:left w:type="dxa" w:w="0"/>
-              <w:bottom w:type="dxa" w:w="30"/>
-              <w:right w:type="dxa" w:w="120"/>
+              <w:bottom w:type="dxa" w:w="38"/>
+              <w:right w:type="dxa" w:w="160"/>
             </w:tcMar>
           </w:tcPr>
           <w:p>
             <w:pPr>
-              <w:keepNext w:val="false"/>
-              <w:keepLines/>
-              <w:spacing w:after="0" w:before="0" w:line="240"/>
-              <w:jc w:val="left"/>
+              <w:spacing w:after="0" w:before="0" w:line="241" w:lineRule="exact"/>
             </w:pPr>
             <w:r>
               <w:rPr>
-                <w:rFonts w:ascii="Calibri" w:cs="Calibri" w:eastAsia="Calibri" w:hAnsi="Calibri"/>
-                <w:i w:val="false"/>
-                <w:iCs w:val="false"/>
+                <w:rFonts w:ascii="Arial" w:cs="Arial" w:eastAsia="Arial" w:hAnsi="Arial"/>
                 <w:color w:val="1A1D21"/>
-                <w:sz w:val="19"/>
-                <w:szCs w:val="19"/>
+                <w:sz w:val="18"/>
+                <w:szCs w:val="18"/>
               </w:rPr>
               <w:t xml:space="preserve">Confluent Kafka, Pub/Sub, Apache Beam, event-driven architecture</w:t>
             </w:r>
@@ -2520,35 +2435,32 @@
         </w:trPr>
         <w:tc>
           <w:tcPr>
-            <w:tcW w:type="pct" w:w="16%"/>
+            <w:tcW w:type="dxa" w:w="1680"/>
             <w:tcBorders>
               <w:top w:val="none" w:color="FFFFFF" w:sz="0"/>
               <w:left w:val="none" w:color="FFFFFF" w:sz="0"/>
-              <w:bottom w:val="single" w:color="EAEEF0" w:sz="2"/>
+              <w:bottom w:val="single" w:color="EAEEF0" w:sz="4" w:space="2"/>
               <w:right w:val="none" w:color="FFFFFF" w:sz="0"/>
             </w:tcBorders>
             <w:tcMar>
-              <w:top w:type="dxa" w:w="30"/>
+              <w:top w:type="dxa" w:w="38"/>
               <w:left w:type="dxa" w:w="0"/>
-              <w:bottom w:type="dxa" w:w="30"/>
-              <w:right w:type="dxa" w:w="120"/>
+              <w:bottom w:type="dxa" w:w="38"/>
+              <w:right w:type="dxa" w:w="160"/>
             </w:tcMar>
           </w:tcPr>
           <w:p>
             <w:pPr>
-              <w:keepNext w:val="false"/>
-              <w:keepLines/>
-              <w:spacing w:after="0" w:before="0" w:line="240"/>
-              <w:jc w:val="left"/>
+              <w:spacing w:after="0" w:before="0" w:line="241" w:lineRule="exact"/>
             </w:pPr>
             <w:r>
               <w:rPr>
-                <w:rFonts w:ascii="Calibri" w:cs="Calibri" w:eastAsia="Calibri" w:hAnsi="Calibri"/>
-                <w:i w:val="false"/>
-                <w:iCs w:val="false"/>
-                <w:color w:val="1A1D21"/>
-                <w:sz w:val="19"/>
-                <w:szCs w:val="19"/>
+                <w:rFonts w:ascii="Arial" w:cs="Arial" w:eastAsia="Arial" w:hAnsi="Arial"/>
+                <w:b/>
+                <w:bCs/>
+                <w:color w:val="0B0D0F"/>
+                <w:sz w:val="18"/>
+                <w:szCs w:val="18"/>
               </w:rPr>
               <w:t xml:space="preserve">Orchestration</w:t>
             </w:r>
@@ -2556,35 +2468,30 @@
         </w:tc>
         <w:tc>
           <w:tcPr>
-            <w:tcW w:type="pct" w:w="84%"/>
+            <w:tcW w:type="dxa" w:w="8866"/>
             <w:tcBorders>
               <w:top w:val="none" w:color="FFFFFF" w:sz="0"/>
               <w:left w:val="none" w:color="FFFFFF" w:sz="0"/>
-              <w:bottom w:val="single" w:color="EAEEF0" w:sz="2"/>
+              <w:bottom w:val="single" w:color="EAEEF0" w:sz="4" w:space="2"/>
               <w:right w:val="none" w:color="FFFFFF" w:sz="0"/>
             </w:tcBorders>
             <w:tcMar>
-              <w:top w:type="dxa" w:w="30"/>
+              <w:top w:type="dxa" w:w="38"/>
               <w:left w:type="dxa" w:w="0"/>
-              <w:bottom w:type="dxa" w:w="30"/>
-              <w:right w:type="dxa" w:w="120"/>
+              <w:bottom w:type="dxa" w:w="38"/>
+              <w:right w:type="dxa" w:w="160"/>
             </w:tcMar>
           </w:tcPr>
           <w:p>
             <w:pPr>
-              <w:keepNext w:val="false"/>
-              <w:keepLines/>
-              <w:spacing w:after="0" w:before="0" w:line="240"/>
-              <w:jc w:val="left"/>
+              <w:spacing w:after="0" w:before="0" w:line="241" w:lineRule="exact"/>
             </w:pPr>
             <w:r>
               <w:rPr>
-                <w:rFonts w:ascii="Calibri" w:cs="Calibri" w:eastAsia="Calibri" w:hAnsi="Calibri"/>
-                <w:i w:val="false"/>
-                <w:iCs w:val="false"/>
+                <w:rFonts w:ascii="Arial" w:cs="Arial" w:eastAsia="Arial" w:hAnsi="Arial"/>
                 <w:color w:val="1A1D21"/>
-                <w:sz w:val="19"/>
-                <w:szCs w:val="19"/>
+                <w:sz w:val="18"/>
+                <w:szCs w:val="18"/>
               </w:rPr>
               <w:t xml:space="preserve">Cloud Composer / Apache Airflow, IBM Tivoli Workload Scheduler, Control-M</w:t>
             </w:r>
@@ -2597,35 +2504,32 @@
         </w:trPr>
         <w:tc>
           <w:tcPr>
-            <w:tcW w:type="pct" w:w="16%"/>
+            <w:tcW w:type="dxa" w:w="1680"/>
             <w:tcBorders>
               <w:top w:val="none" w:color="FFFFFF" w:sz="0"/>
               <w:left w:val="none" w:color="FFFFFF" w:sz="0"/>
-              <w:bottom w:val="single" w:color="EAEEF0" w:sz="2"/>
+              <w:bottom w:val="single" w:color="EAEEF0" w:sz="4" w:space="2"/>
               <w:right w:val="none" w:color="FFFFFF" w:sz="0"/>
             </w:tcBorders>
             <w:tcMar>
-              <w:top w:type="dxa" w:w="30"/>
+              <w:top w:type="dxa" w:w="38"/>
               <w:left w:type="dxa" w:w="0"/>
-              <w:bottom w:type="dxa" w:w="30"/>
-              <w:right w:type="dxa" w:w="120"/>
+              <w:bottom w:type="dxa" w:w="38"/>
+              <w:right w:type="dxa" w:w="160"/>
             </w:tcMar>
           </w:tcPr>
           <w:p>
             <w:pPr>
-              <w:keepNext w:val="false"/>
-              <w:keepLines/>
-              <w:spacing w:after="0" w:before="0" w:line="240"/>
-              <w:jc w:val="left"/>
+              <w:spacing w:after="0" w:before="0" w:line="241" w:lineRule="exact"/>
             </w:pPr>
             <w:r>
               <w:rPr>
-                <w:rFonts w:ascii="Calibri" w:cs="Calibri" w:eastAsia="Calibri" w:hAnsi="Calibri"/>
-                <w:i w:val="false"/>
-                <w:iCs w:val="false"/>
-                <w:color w:val="1A1D21"/>
-                <w:sz w:val="19"/>
-                <w:szCs w:val="19"/>
+                <w:rFonts w:ascii="Arial" w:cs="Arial" w:eastAsia="Arial" w:hAnsi="Arial"/>
+                <w:b/>
+                <w:bCs/>
+                <w:color w:val="0B0D0F"/>
+                <w:sz w:val="18"/>
+                <w:szCs w:val="18"/>
               </w:rPr>
               <w:t xml:space="preserve">Transformation</w:t>
             </w:r>
@@ -2633,35 +2537,30 @@
         </w:tc>
         <w:tc>
           <w:tcPr>
-            <w:tcW w:type="pct" w:w="84%"/>
+            <w:tcW w:type="dxa" w:w="8866"/>
             <w:tcBorders>
               <w:top w:val="none" w:color="FFFFFF" w:sz="0"/>
               <w:left w:val="none" w:color="FFFFFF" w:sz="0"/>
-              <w:bottom w:val="single" w:color="EAEEF0" w:sz="2"/>
+              <w:bottom w:val="single" w:color="EAEEF0" w:sz="4" w:space="2"/>
               <w:right w:val="none" w:color="FFFFFF" w:sz="0"/>
             </w:tcBorders>
             <w:tcMar>
-              <w:top w:type="dxa" w:w="30"/>
+              <w:top w:type="dxa" w:w="38"/>
               <w:left w:type="dxa" w:w="0"/>
-              <w:bottom w:type="dxa" w:w="30"/>
-              <w:right w:type="dxa" w:w="120"/>
+              <w:bottom w:type="dxa" w:w="38"/>
+              <w:right w:type="dxa" w:w="160"/>
             </w:tcMar>
           </w:tcPr>
           <w:p>
             <w:pPr>
-              <w:keepNext w:val="false"/>
-              <w:keepLines/>
-              <w:spacing w:after="0" w:before="0" w:line="240"/>
-              <w:jc w:val="left"/>
+              <w:spacing w:after="0" w:before="0" w:line="241" w:lineRule="exact"/>
             </w:pPr>
             <w:r>
               <w:rPr>
-                <w:rFonts w:ascii="Calibri" w:cs="Calibri" w:eastAsia="Calibri" w:hAnsi="Calibri"/>
-                <w:i w:val="false"/>
-                <w:iCs w:val="false"/>
+                <w:rFonts w:ascii="Arial" w:cs="Arial" w:eastAsia="Arial" w:hAnsi="Arial"/>
                 <w:color w:val="1A1D21"/>
-                <w:sz w:val="19"/>
-                <w:szCs w:val="19"/>
+                <w:sz w:val="18"/>
+                <w:szCs w:val="18"/>
               </w:rPr>
               <w:t xml:space="preserve">dbt, Python, SQL, Apache Spark, Informatica, IBM DataStage, Ab-Initio</w:t>
             </w:r>
@@ -2674,35 +2573,32 @@
         </w:trPr>
         <w:tc>
           <w:tcPr>
-            <w:tcW w:type="pct" w:w="16%"/>
+            <w:tcW w:type="dxa" w:w="1680"/>
             <w:tcBorders>
               <w:top w:val="none" w:color="FFFFFF" w:sz="0"/>
               <w:left w:val="none" w:color="FFFFFF" w:sz="0"/>
-              <w:bottom w:val="single" w:color="EAEEF0" w:sz="2"/>
+              <w:bottom w:val="single" w:color="EAEEF0" w:sz="4" w:space="2"/>
               <w:right w:val="none" w:color="FFFFFF" w:sz="0"/>
             </w:tcBorders>
             <w:tcMar>
-              <w:top w:type="dxa" w:w="30"/>
+              <w:top w:type="dxa" w:w="38"/>
               <w:left w:type="dxa" w:w="0"/>
-              <w:bottom w:type="dxa" w:w="30"/>
-              <w:right w:type="dxa" w:w="120"/>
+              <w:bottom w:type="dxa" w:w="38"/>
+              <w:right w:type="dxa" w:w="160"/>
             </w:tcMar>
           </w:tcPr>
           <w:p>
             <w:pPr>
-              <w:keepNext w:val="false"/>
-              <w:keepLines/>
-              <w:spacing w:after="0" w:before="0" w:line="240"/>
-              <w:jc w:val="left"/>
+              <w:spacing w:after="0" w:before="0" w:line="241" w:lineRule="exact"/>
             </w:pPr>
             <w:r>
               <w:rPr>
-                <w:rFonts w:ascii="Calibri" w:cs="Calibri" w:eastAsia="Calibri" w:hAnsi="Calibri"/>
-                <w:i w:val="false"/>
-                <w:iCs w:val="false"/>
-                <w:color w:val="1A1D21"/>
-                <w:sz w:val="19"/>
-                <w:szCs w:val="19"/>
+                <w:rFonts w:ascii="Arial" w:cs="Arial" w:eastAsia="Arial" w:hAnsi="Arial"/>
+                <w:b/>
+                <w:bCs/>
+                <w:color w:val="0B0D0F"/>
+                <w:sz w:val="18"/>
+                <w:szCs w:val="18"/>
               </w:rPr>
               <w:t xml:space="preserve">Infrastructure</w:t>
             </w:r>
@@ -2710,35 +2606,30 @@
         </w:tc>
         <w:tc>
           <w:tcPr>
-            <w:tcW w:type="pct" w:w="84%"/>
+            <w:tcW w:type="dxa" w:w="8866"/>
             <w:tcBorders>
               <w:top w:val="none" w:color="FFFFFF" w:sz="0"/>
               <w:left w:val="none" w:color="FFFFFF" w:sz="0"/>
-              <w:bottom w:val="single" w:color="EAEEF0" w:sz="2"/>
+              <w:bottom w:val="single" w:color="EAEEF0" w:sz="4" w:space="2"/>
               <w:right w:val="none" w:color="FFFFFF" w:sz="0"/>
             </w:tcBorders>
             <w:tcMar>
-              <w:top w:type="dxa" w:w="30"/>
+              <w:top w:type="dxa" w:w="38"/>
               <w:left w:type="dxa" w:w="0"/>
-              <w:bottom w:type="dxa" w:w="30"/>
-              <w:right w:type="dxa" w:w="120"/>
+              <w:bottom w:type="dxa" w:w="38"/>
+              <w:right w:type="dxa" w:w="160"/>
             </w:tcMar>
           </w:tcPr>
           <w:p>
             <w:pPr>
-              <w:keepNext w:val="false"/>
-              <w:keepLines/>
-              <w:spacing w:after="0" w:before="0" w:line="240"/>
-              <w:jc w:val="left"/>
+              <w:spacing w:after="0" w:before="0" w:line="241" w:lineRule="exact"/>
             </w:pPr>
             <w:r>
               <w:rPr>
-                <w:rFonts w:ascii="Calibri" w:cs="Calibri" w:eastAsia="Calibri" w:hAnsi="Calibri"/>
-                <w:i w:val="false"/>
-                <w:iCs w:val="false"/>
+                <w:rFonts w:ascii="Arial" w:cs="Arial" w:eastAsia="Arial" w:hAnsi="Arial"/>
                 <w:color w:val="1A1D21"/>
-                <w:sz w:val="19"/>
-                <w:szCs w:val="19"/>
+                <w:sz w:val="18"/>
+                <w:szCs w:val="18"/>
               </w:rPr>
               <w:t xml:space="preserve">Terraform, Git, CI/CD, containerisation</w:t>
             </w:r>
@@ -2751,35 +2642,32 @@
         </w:trPr>
         <w:tc>
           <w:tcPr>
-            <w:tcW w:type="pct" w:w="16%"/>
+            <w:tcW w:type="dxa" w:w="1680"/>
             <w:tcBorders>
               <w:top w:val="none" w:color="FFFFFF" w:sz="0"/>
               <w:left w:val="none" w:color="FFFFFF" w:sz="0"/>
-              <w:bottom w:val="single" w:color="EAEEF0" w:sz="2"/>
+              <w:bottom w:val="single" w:color="EAEEF0" w:sz="4" w:space="2"/>
               <w:right w:val="none" w:color="FFFFFF" w:sz="0"/>
             </w:tcBorders>
             <w:tcMar>
-              <w:top w:type="dxa" w:w="30"/>
+              <w:top w:type="dxa" w:w="38"/>
               <w:left w:type="dxa" w:w="0"/>
-              <w:bottom w:type="dxa" w:w="30"/>
-              <w:right w:type="dxa" w:w="120"/>
+              <w:bottom w:type="dxa" w:w="38"/>
+              <w:right w:type="dxa" w:w="160"/>
             </w:tcMar>
           </w:tcPr>
           <w:p>
             <w:pPr>
-              <w:keepNext w:val="false"/>
-              <w:keepLines/>
-              <w:spacing w:after="0" w:before="0" w:line="240"/>
-              <w:jc w:val="left"/>
+              <w:spacing w:after="0" w:before="0" w:line="241" w:lineRule="exact"/>
             </w:pPr>
             <w:r>
               <w:rPr>
-                <w:rFonts w:ascii="Calibri" w:cs="Calibri" w:eastAsia="Calibri" w:hAnsi="Calibri"/>
-                <w:i w:val="false"/>
-                <w:iCs w:val="false"/>
-                <w:color w:val="1A1D21"/>
-                <w:sz w:val="19"/>
-                <w:szCs w:val="19"/>
+                <w:rFonts w:ascii="Arial" w:cs="Arial" w:eastAsia="Arial" w:hAnsi="Arial"/>
+                <w:b/>
+                <w:bCs/>
+                <w:color w:val="0B0D0F"/>
+                <w:sz w:val="18"/>
+                <w:szCs w:val="18"/>
               </w:rPr>
               <w:t xml:space="preserve">Architecture</w:t>
             </w:r>
@@ -2787,35 +2675,30 @@
         </w:tc>
         <w:tc>
           <w:tcPr>
-            <w:tcW w:type="pct" w:w="84%"/>
+            <w:tcW w:type="dxa" w:w="8866"/>
             <w:tcBorders>
               <w:top w:val="none" w:color="FFFFFF" w:sz="0"/>
               <w:left w:val="none" w:color="FFFFFF" w:sz="0"/>
-              <w:bottom w:val="single" w:color="EAEEF0" w:sz="2"/>
+              <w:bottom w:val="single" w:color="EAEEF0" w:sz="4" w:space="2"/>
               <w:right w:val="none" w:color="FFFFFF" w:sz="0"/>
             </w:tcBorders>
             <w:tcMar>
-              <w:top w:type="dxa" w:w="30"/>
+              <w:top w:type="dxa" w:w="38"/>
               <w:left w:type="dxa" w:w="0"/>
-              <w:bottom w:type="dxa" w:w="30"/>
-              <w:right w:type="dxa" w:w="120"/>
+              <w:bottom w:type="dxa" w:w="38"/>
+              <w:right w:type="dxa" w:w="160"/>
             </w:tcMar>
           </w:tcPr>
           <w:p>
             <w:pPr>
-              <w:keepNext w:val="false"/>
-              <w:keepLines/>
-              <w:spacing w:after="0" w:before="0" w:line="240"/>
-              <w:jc w:val="left"/>
+              <w:spacing w:after="0" w:before="0" w:line="241" w:lineRule="exact"/>
             </w:pPr>
             <w:r>
               <w:rPr>
-                <w:rFonts w:ascii="Calibri" w:cs="Calibri" w:eastAsia="Calibri" w:hAnsi="Calibri"/>
-                <w:i w:val="false"/>
-                <w:iCs w:val="false"/>
+                <w:rFonts w:ascii="Arial" w:cs="Arial" w:eastAsia="Arial" w:hAnsi="Arial"/>
                 <w:color w:val="1A1D21"/>
-                <w:sz w:val="19"/>
-                <w:szCs w:val="19"/>
+                <w:sz w:val="18"/>
+                <w:szCs w:val="18"/>
               </w:rPr>
               <w:t xml:space="preserve">Microservices, API gateways, service discovery, load balancing, multicloud and hybrid patterns, data governance, cost optimisation</w:t>
             </w:r>
@@ -2828,35 +2711,32 @@
         </w:trPr>
         <w:tc>
           <w:tcPr>
-            <w:tcW w:type="pct" w:w="16%"/>
+            <w:tcW w:type="dxa" w:w="1680"/>
             <w:tcBorders>
               <w:top w:val="none" w:color="FFFFFF" w:sz="0"/>
               <w:left w:val="none" w:color="FFFFFF" w:sz="0"/>
-              <w:bottom w:val="single" w:color="EAEEF0" w:sz="2"/>
+              <w:bottom w:val="single" w:color="EAEEF0" w:sz="4" w:space="2"/>
               <w:right w:val="none" w:color="FFFFFF" w:sz="0"/>
             </w:tcBorders>
             <w:tcMar>
-              <w:top w:type="dxa" w:w="30"/>
+              <w:top w:type="dxa" w:w="38"/>
               <w:left w:type="dxa" w:w="0"/>
-              <w:bottom w:type="dxa" w:w="30"/>
-              <w:right w:type="dxa" w:w="120"/>
+              <w:bottom w:type="dxa" w:w="38"/>
+              <w:right w:type="dxa" w:w="160"/>
             </w:tcMar>
           </w:tcPr>
           <w:p>
             <w:pPr>
-              <w:keepNext w:val="false"/>
-              <w:keepLines/>
-              <w:spacing w:after="0" w:before="0" w:line="240"/>
-              <w:jc w:val="left"/>
+              <w:spacing w:after="0" w:before="0" w:line="241" w:lineRule="exact"/>
             </w:pPr>
             <w:r>
               <w:rPr>
-                <w:rFonts w:ascii="Calibri" w:cs="Calibri" w:eastAsia="Calibri" w:hAnsi="Calibri"/>
-                <w:i w:val="false"/>
-                <w:iCs w:val="false"/>
-                <w:color w:val="1A1D21"/>
-                <w:sz w:val="19"/>
-                <w:szCs w:val="19"/>
+                <w:rFonts w:ascii="Arial" w:cs="Arial" w:eastAsia="Arial" w:hAnsi="Arial"/>
+                <w:b/>
+                <w:bCs/>
+                <w:color w:val="0B0D0F"/>
+                <w:sz w:val="18"/>
+                <w:szCs w:val="18"/>
               </w:rPr>
               <w:t xml:space="preserve">Databases</w:t>
             </w:r>
@@ -2864,35 +2744,30 @@
         </w:tc>
         <w:tc>
           <w:tcPr>
-            <w:tcW w:type="pct" w:w="84%"/>
+            <w:tcW w:type="dxa" w:w="8866"/>
             <w:tcBorders>
               <w:top w:val="none" w:color="FFFFFF" w:sz="0"/>
               <w:left w:val="none" w:color="FFFFFF" w:sz="0"/>
-              <w:bottom w:val="single" w:color="EAEEF0" w:sz="2"/>
+              <w:bottom w:val="single" w:color="EAEEF0" w:sz="4" w:space="2"/>
               <w:right w:val="none" w:color="FFFFFF" w:sz="0"/>
             </w:tcBorders>
             <w:tcMar>
-              <w:top w:type="dxa" w:w="30"/>
+              <w:top w:type="dxa" w:w="38"/>
               <w:left w:type="dxa" w:w="0"/>
-              <w:bottom w:type="dxa" w:w="30"/>
-              <w:right w:type="dxa" w:w="120"/>
+              <w:bottom w:type="dxa" w:w="38"/>
+              <w:right w:type="dxa" w:w="160"/>
             </w:tcMar>
           </w:tcPr>
           <w:p>
             <w:pPr>
-              <w:keepNext w:val="false"/>
-              <w:keepLines/>
-              <w:spacing w:after="0" w:before="0" w:line="240"/>
-              <w:jc w:val="left"/>
+              <w:spacing w:after="0" w:before="0" w:line="241" w:lineRule="exact"/>
             </w:pPr>
             <w:r>
               <w:rPr>
-                <w:rFonts w:ascii="Calibri" w:cs="Calibri" w:eastAsia="Calibri" w:hAnsi="Calibri"/>
-                <w:i w:val="false"/>
-                <w:iCs w:val="false"/>
+                <w:rFonts w:ascii="Arial" w:cs="Arial" w:eastAsia="Arial" w:hAnsi="Arial"/>
                 <w:color w:val="1A1D21"/>
-                <w:sz w:val="19"/>
-                <w:szCs w:val="19"/>
+                <w:sz w:val="18"/>
+                <w:szCs w:val="18"/>
               </w:rPr>
               <w:t xml:space="preserve">BigQuery, Teradata, Oracle, Greenplum</w:t>
             </w:r>
@@ -2905,35 +2780,32 @@
         </w:trPr>
         <w:tc>
           <w:tcPr>
-            <w:tcW w:type="pct" w:w="16%"/>
+            <w:tcW w:type="dxa" w:w="1680"/>
             <w:tcBorders>
               <w:top w:val="none" w:color="FFFFFF" w:sz="0"/>
               <w:left w:val="none" w:color="FFFFFF" w:sz="0"/>
-              <w:bottom w:val="single" w:color="EAEEF0" w:sz="2"/>
+              <w:bottom w:val="single" w:color="EAEEF0" w:sz="4" w:space="2"/>
               <w:right w:val="none" w:color="FFFFFF" w:sz="0"/>
             </w:tcBorders>
             <w:tcMar>
-              <w:top w:type="dxa" w:w="30"/>
+              <w:top w:type="dxa" w:w="38"/>
               <w:left w:type="dxa" w:w="0"/>
-              <w:bottom w:type="dxa" w:w="30"/>
-              <w:right w:type="dxa" w:w="120"/>
+              <w:bottom w:type="dxa" w:w="38"/>
+              <w:right w:type="dxa" w:w="160"/>
             </w:tcMar>
           </w:tcPr>
           <w:p>
             <w:pPr>
-              <w:keepNext w:val="false"/>
-              <w:keepLines/>
-              <w:spacing w:after="0" w:before="0" w:line="240"/>
-              <w:jc w:val="left"/>
+              <w:spacing w:after="0" w:before="0" w:line="241" w:lineRule="exact"/>
             </w:pPr>
             <w:r>
               <w:rPr>
-                <w:rFonts w:ascii="Calibri" w:cs="Calibri" w:eastAsia="Calibri" w:hAnsi="Calibri"/>
-                <w:i w:val="false"/>
-                <w:iCs w:val="false"/>
-                <w:color w:val="1A1D21"/>
-                <w:sz w:val="19"/>
-                <w:szCs w:val="19"/>
+                <w:rFonts w:ascii="Arial" w:cs="Arial" w:eastAsia="Arial" w:hAnsi="Arial"/>
+                <w:b/>
+                <w:bCs/>
+                <w:color w:val="0B0D0F"/>
+                <w:sz w:val="18"/>
+                <w:szCs w:val="18"/>
               </w:rPr>
               <w:t xml:space="preserve">BI</w:t>
             </w:r>
@@ -2941,35 +2813,30 @@
         </w:tc>
         <w:tc>
           <w:tcPr>
-            <w:tcW w:type="pct" w:w="84%"/>
+            <w:tcW w:type="dxa" w:w="8866"/>
             <w:tcBorders>
               <w:top w:val="none" w:color="FFFFFF" w:sz="0"/>
               <w:left w:val="none" w:color="FFFFFF" w:sz="0"/>
-              <w:bottom w:val="single" w:color="EAEEF0" w:sz="2"/>
+              <w:bottom w:val="single" w:color="EAEEF0" w:sz="4" w:space="2"/>
               <w:right w:val="none" w:color="FFFFFF" w:sz="0"/>
             </w:tcBorders>
             <w:tcMar>
-              <w:top w:type="dxa" w:w="30"/>
+              <w:top w:type="dxa" w:w="38"/>
               <w:left w:type="dxa" w:w="0"/>
-              <w:bottom w:type="dxa" w:w="30"/>
-              <w:right w:type="dxa" w:w="120"/>
+              <w:bottom w:type="dxa" w:w="38"/>
+              <w:right w:type="dxa" w:w="160"/>
             </w:tcMar>
           </w:tcPr>
           <w:p>
             <w:pPr>
-              <w:keepNext w:val="false"/>
-              <w:keepLines/>
-              <w:spacing w:after="0" w:before="0" w:line="240"/>
-              <w:jc w:val="left"/>
+              <w:spacing w:after="0" w:before="0" w:line="241" w:lineRule="exact"/>
             </w:pPr>
             <w:r>
               <w:rPr>
-                <w:rFonts w:ascii="Calibri" w:cs="Calibri" w:eastAsia="Calibri" w:hAnsi="Calibri"/>
-                <w:i w:val="false"/>
-                <w:iCs w:val="false"/>
+                <w:rFonts w:ascii="Arial" w:cs="Arial" w:eastAsia="Arial" w:hAnsi="Arial"/>
                 <w:color w:val="1A1D21"/>
-                <w:sz w:val="19"/>
-                <w:szCs w:val="19"/>
+                <w:sz w:val="18"/>
+                <w:szCs w:val="18"/>
               </w:rPr>
               <w:t xml:space="preserve">Tableau, Looker Studio, Cognos</w:t>
             </w:r>
@@ -2982,35 +2849,32 @@
         </w:trPr>
         <w:tc>
           <w:tcPr>
-            <w:tcW w:type="pct" w:w="16%"/>
+            <w:tcW w:type="dxa" w:w="1680"/>
             <w:tcBorders>
               <w:top w:val="none" w:color="FFFFFF" w:sz="0"/>
               <w:left w:val="none" w:color="FFFFFF" w:sz="0"/>
-              <w:bottom w:val="single" w:color="EAEEF0" w:sz="2"/>
+              <w:bottom w:val="none" w:color="FFFFFF" w:sz="0"/>
               <w:right w:val="none" w:color="FFFFFF" w:sz="0"/>
             </w:tcBorders>
             <w:tcMar>
-              <w:top w:type="dxa" w:w="30"/>
+              <w:top w:type="dxa" w:w="38"/>
               <w:left w:type="dxa" w:w="0"/>
-              <w:bottom w:type="dxa" w:w="30"/>
-              <w:right w:type="dxa" w:w="120"/>
+              <w:bottom w:type="dxa" w:w="38"/>
+              <w:right w:type="dxa" w:w="160"/>
             </w:tcMar>
           </w:tcPr>
           <w:p>
             <w:pPr>
-              <w:keepNext w:val="false"/>
-              <w:keepLines/>
-              <w:spacing w:after="0" w:before="0" w:line="240"/>
-              <w:jc w:val="left"/>
+              <w:spacing w:after="0" w:before="0" w:line="241" w:lineRule="exact"/>
             </w:pPr>
             <w:r>
               <w:rPr>
-                <w:rFonts w:ascii="Calibri" w:cs="Calibri" w:eastAsia="Calibri" w:hAnsi="Calibri"/>
-                <w:i w:val="false"/>
-                <w:iCs w:val="false"/>
-                <w:color w:val="1A1D21"/>
-                <w:sz w:val="19"/>
-                <w:szCs w:val="19"/>
+                <w:rFonts w:ascii="Arial" w:cs="Arial" w:eastAsia="Arial" w:hAnsi="Arial"/>
+                <w:b/>
+                <w:bCs/>
+                <w:color w:val="0B0D0F"/>
+                <w:sz w:val="18"/>
+                <w:szCs w:val="18"/>
               </w:rPr>
               <w:t xml:space="preserve">Domains</w:t>
             </w:r>
@@ -3018,35 +2882,30 @@
         </w:tc>
         <w:tc>
           <w:tcPr>
-            <w:tcW w:type="pct" w:w="84%"/>
+            <w:tcW w:type="dxa" w:w="8866"/>
             <w:tcBorders>
               <w:top w:val="none" w:color="FFFFFF" w:sz="0"/>
               <w:left w:val="none" w:color="FFFFFF" w:sz="0"/>
-              <w:bottom w:val="single" w:color="EAEEF0" w:sz="2"/>
+              <w:bottom w:val="none" w:color="FFFFFF" w:sz="0"/>
               <w:right w:val="none" w:color="FFFFFF" w:sz="0"/>
             </w:tcBorders>
             <w:tcMar>
-              <w:top w:type="dxa" w:w="30"/>
+              <w:top w:type="dxa" w:w="38"/>
               <w:left w:type="dxa" w:w="0"/>
-              <w:bottom w:type="dxa" w:w="30"/>
-              <w:right w:type="dxa" w:w="120"/>
+              <w:bottom w:type="dxa" w:w="38"/>
+              <w:right w:type="dxa" w:w="160"/>
             </w:tcMar>
           </w:tcPr>
           <w:p>
             <w:pPr>
-              <w:keepNext w:val="false"/>
-              <w:keepLines/>
-              <w:spacing w:after="0" w:before="0" w:line="240"/>
-              <w:jc w:val="left"/>
+              <w:spacing w:after="0" w:before="0" w:line="241" w:lineRule="exact"/>
             </w:pPr>
             <w:r>
               <w:rPr>
-                <w:rFonts w:ascii="Calibri" w:cs="Calibri" w:eastAsia="Calibri" w:hAnsi="Calibri"/>
-                <w:i w:val="false"/>
-                <w:iCs w:val="false"/>
+                <w:rFonts w:ascii="Arial" w:cs="Arial" w:eastAsia="Arial" w:hAnsi="Arial"/>
                 <w:color w:val="1A1D21"/>
-                <w:sz w:val="19"/>
-                <w:szCs w:val="19"/>
+                <w:sz w:val="18"/>
+                <w:szCs w:val="18"/>
               </w:rPr>
               <w:t xml:space="preserve">Banking, cards &amp; payments · Retail · Telecom</w:t>
             </w:r>
@@ -3060,49 +2919,42 @@
         <w:pBdr>
           <w:bottom w:val="single" w:color="0B5C4D" w:sz="6" w:space="2"/>
         </w:pBdr>
-        <w:spacing w:after="70" w:before="200" w:line="240"/>
-      </w:pPr>
-      <w:r>
-        <w:rPr>
-          <w:rFonts w:ascii="Calibri" w:cs="Calibri" w:eastAsia="Calibri" w:hAnsi="Calibri"/>
+        <w:spacing w:after="80" w:before="190" w:line="215" w:lineRule="exact"/>
+      </w:pPr>
+      <w:r>
+        <w:rPr>
+          <w:rFonts w:ascii="Arial" w:cs="Arial" w:eastAsia="Arial" w:hAnsi="Arial"/>
           <w:b/>
           <w:bCs/>
           <w:color w:val="0B5C4D"/>
           <w:spacing w:val="22"/>
-          <w:sz w:val="18"/>
-          <w:szCs w:val="18"/>
+          <w:sz w:val="16"/>
+          <w:szCs w:val="16"/>
         </w:rPr>
         <w:t xml:space="preserve">EDUCATION &amp; CERTIFICATIONS</w:t>
       </w:r>
     </w:p>
     <w:p>
       <w:pPr>
-        <w:keepNext w:val="false"/>
-        <w:keepLines/>
-        <w:spacing w:after="50" w:before="0" w:line="250"/>
-        <w:jc w:val="left"/>
-      </w:pPr>
-      <w:r>
-        <w:rPr>
-          <w:rFonts w:ascii="Calibri" w:cs="Calibri" w:eastAsia="Calibri" w:hAnsi="Calibri"/>
-          <w:b/>
-          <w:bCs/>
-          <w:i w:val="false"/>
-          <w:iCs w:val="false"/>
+        <w:spacing w:after="50" w:before="0" w:line="241" w:lineRule="exact"/>
+      </w:pPr>
+      <w:r>
+        <w:rPr>
+          <w:rFonts w:ascii="Arial" w:cs="Arial" w:eastAsia="Arial" w:hAnsi="Arial"/>
+          <w:b/>
+          <w:bCs/>
           <w:color w:val="0B0D0F"/>
-          <w:sz w:val="20"/>
-          <w:szCs w:val="20"/>
+          <w:sz w:val="18"/>
+          <w:szCs w:val="18"/>
         </w:rPr>
         <w:t xml:space="preserve">BE, Computer Science and Engineering</w:t>
       </w:r>
       <w:r>
         <w:rPr>
-          <w:rFonts w:ascii="Calibri" w:cs="Calibri" w:eastAsia="Calibri" w:hAnsi="Calibri"/>
-          <w:i w:val="false"/>
-          <w:iCs w:val="false"/>
-          <w:color w:val="1A1D21"/>
-          <w:sz w:val="20"/>
-          <w:szCs w:val="20"/>
+          <w:rFonts w:ascii="Arial" w:cs="Arial" w:eastAsia="Arial" w:hAnsi="Arial"/>
+          <w:color w:val="1A1D21"/>
+          <w:sz w:val="18"/>
+          <w:szCs w:val="18"/>
         </w:rPr>
         <w:t xml:space="preserve"> — Walchand College of Engineering, Sangli (Shivaji University), 2003–2007</w:t>
       </w:r>
@@ -3115,18 +2967,16 @@
           <w:ilvl w:val="0"/>
           <w:numId w:val="2"/>
         </w:numPr>
-        <w:spacing w:after="20" w:line="250"/>
-      </w:pPr>
-      <w:r>
-        <w:rPr>
-          <w:rFonts w:ascii="Calibri" w:cs="Calibri" w:eastAsia="Calibri" w:hAnsi="Calibri"/>
-          <w:b/>
-          <w:bCs/>
-          <w:i w:val="false"/>
-          <w:iCs w:val="false"/>
-          <w:color w:val="0B0D0F"/>
-          <w:sz w:val="20"/>
-          <w:szCs w:val="20"/>
+        <w:spacing w:after="32" w:before="0" w:line="241" w:lineRule="exact"/>
+      </w:pPr>
+      <w:r>
+        <w:rPr>
+          <w:rFonts w:ascii="Arial" w:cs="Arial" w:eastAsia="Arial" w:hAnsi="Arial"/>
+          <w:b/>
+          <w:bCs/>
+          <w:color w:val="1A1D21"/>
+          <w:sz w:val="18"/>
+          <w:szCs w:val="18"/>
         </w:rPr>
         <w:t xml:space="preserve">Google Cloud Certified — Professional Data Engineer</w:t>
       </w:r>
@@ -3139,18 +2989,27 @@
           <w:ilvl w:val="0"/>
           <w:numId w:val="2"/>
         </w:numPr>
-        <w:spacing w:after="20" w:line="250"/>
-      </w:pPr>
-      <w:r>
-        <w:rPr>
-          <w:rFonts w:ascii="Calibri" w:cs="Calibri" w:eastAsia="Calibri" w:hAnsi="Calibri"/>
-          <w:i w:val="false"/>
-          <w:iCs w:val="false"/>
-          <w:color w:val="1A1D21"/>
-          <w:sz w:val="20"/>
-          <w:szCs w:val="20"/>
-        </w:rPr>
-        <w:t xml:space="preserve">Google Cloud Professional Cloud Architect — in progress</w:t>
+        <w:spacing w:after="32" w:before="0" w:line="241" w:lineRule="exact"/>
+      </w:pPr>
+      <w:r>
+        <w:rPr>
+          <w:rFonts w:ascii="Arial" w:cs="Arial" w:eastAsia="Arial" w:hAnsi="Arial"/>
+          <w:color w:val="1A1D21"/>
+          <w:sz w:val="18"/>
+          <w:szCs w:val="18"/>
+        </w:rPr>
+        <w:t xml:space="preserve">Google Cloud Professional Cloud Architect — </w:t>
+      </w:r>
+      <w:r>
+        <w:rPr>
+          <w:rFonts w:ascii="Arial" w:cs="Arial" w:eastAsia="Arial" w:hAnsi="Arial"/>
+          <w:i/>
+          <w:iCs/>
+          <w:color w:val="1A1D21"/>
+          <w:sz w:val="18"/>
+          <w:szCs w:val="18"/>
+        </w:rPr>
+        <w:t xml:space="preserve">in progress</w:t>
       </w:r>
     </w:p>
     <w:p>
@@ -3161,16 +3020,14 @@
           <w:ilvl w:val="0"/>
           <w:numId w:val="2"/>
         </w:numPr>
-        <w:spacing w:after="20" w:line="250"/>
-      </w:pPr>
-      <w:r>
-        <w:rPr>
-          <w:rFonts w:ascii="Calibri" w:cs="Calibri" w:eastAsia="Calibri" w:hAnsi="Calibri"/>
-          <w:i w:val="false"/>
-          <w:iCs w:val="false"/>
-          <w:color w:val="1A1D21"/>
-          <w:sz w:val="20"/>
-          <w:szCs w:val="20"/>
+        <w:spacing w:after="32" w:before="0" w:line="241" w:lineRule="exact"/>
+      </w:pPr>
+      <w:r>
+        <w:rPr>
+          <w:rFonts w:ascii="Arial" w:cs="Arial" w:eastAsia="Arial" w:hAnsi="Arial"/>
+          <w:color w:val="1A1D21"/>
+          <w:sz w:val="18"/>
+          <w:szCs w:val="18"/>
         </w:rPr>
         <w:t xml:space="preserve">Data Engineering, Big Data and Machine Learning on GCP — Coursera specialisation</w:t>
       </w:r>
@@ -3183,23 +3040,21 @@
           <w:ilvl w:val="0"/>
           <w:numId w:val="2"/>
         </w:numPr>
-        <w:spacing w:after="20" w:line="250"/>
-      </w:pPr>
-      <w:r>
-        <w:rPr>
-          <w:rFonts w:ascii="Calibri" w:cs="Calibri" w:eastAsia="Calibri" w:hAnsi="Calibri"/>
-          <w:i w:val="false"/>
-          <w:iCs w:val="false"/>
-          <w:color w:val="1A1D21"/>
-          <w:sz w:val="20"/>
-          <w:szCs w:val="20"/>
+        <w:spacing w:after="32" w:before="0" w:line="241" w:lineRule="exact"/>
+      </w:pPr>
+      <w:r>
+        <w:rPr>
+          <w:rFonts w:ascii="Arial" w:cs="Arial" w:eastAsia="Arial" w:hAnsi="Arial"/>
+          <w:color w:val="1A1D21"/>
+          <w:sz w:val="18"/>
+          <w:szCs w:val="18"/>
         </w:rPr>
         <w:t xml:space="preserve">Teradata Basics V2R5 · Teradata SQL V2R5 · Introduction to Oracle9i: SQL</w:t>
       </w:r>
     </w:p>
     <w:sectPr>
       <w:pgSz w:w="11906" w:h="16838" w:orient="portrait"/>
-      <w:pgMar w:top="620" w:right="680" w:bottom="600" w:left="680" w:header="708" w:footer="708" w:gutter="0"/>
+      <w:pgMar w:top="624" w:right="680" w:bottom="624" w:left="680" w:header="708" w:footer="708" w:gutter="0"/>
       <w:pgNumType/>
       <w:docGrid w:linePitch="360"/>
     </w:sectPr>
@@ -3379,17 +3234,11 @@
       <w:lvlText w:val="•"/>
       <w:lvlJc w:val="left"/>
       <w:pPr>
-        <w:ind w:left="316" w:hanging="230"/>
-      </w:pPr>
-    </w:lvl>
-    <w:lvl w:ilvl="1" w15:tentative="1">
-      <w:start w:val="1"/>
-      <w:numFmt w:val="bullet"/>
-      <w:lvlText w:val="–"/>
-      <w:lvlJc w:val="left"/>
-      <w:pPr>
-        <w:ind w:left="633" w:hanging="230"/>
-      </w:pPr>
+        <w:ind w:left="240" w:hanging="160"/>
+      </w:pPr>
+      <w:rPr>
+        <w:color w:val="9AA4AB"/>
+      </w:rPr>
     </w:lvl>
   </w:abstractNum>
   <w:num w:numId="1">
@@ -3412,10 +3261,10 @@
   <w:docDefaults>
     <w:rPrDefault>
       <w:rPr>
-        <w:rFonts w:ascii="Calibri" w:cs="Calibri" w:eastAsia="Calibri" w:hAnsi="Calibri"/>
+        <w:rFonts w:ascii="Arial" w:cs="Arial" w:eastAsia="Arial" w:hAnsi="Arial"/>
         <w:color w:val="1A1D21"/>
-        <w:sz w:val="20"/>
-        <w:szCs w:val="20"/>
+        <w:sz w:val="18"/>
+        <w:szCs w:val="18"/>
       </w:rPr>
     </w:rPrDefault>
     <w:pPrDefault/>
@@ -3591,18 +3440,5 @@
       <w:szCs w:val="20"/>
     </w:rPr>
   </w:style>
-  <w:style w:type="paragraph" w:styleId="Normal">
-    <w:name w:val="Normal"/>
-    <w:qFormat/>
-    <w:pPr>
-      <w:spacing w:line="250"/>
-    </w:pPr>
-    <w:rPr>
-      <w:rFonts w:ascii="Calibri" w:cs="Calibri" w:eastAsia="Calibri" w:hAnsi="Calibri"/>
-      <w:color w:val="1A1D21"/>
-      <w:sz w:val="20"/>
-      <w:szCs w:val="20"/>
-    </w:rPr>
-  </w:style>
 </w:styles>
 </file>
--- a/notes/Goals/Career/Sachin_Koli_Resume.docx
+++ b/notes/Goals/Career/Sachin_Koli_Resume.docx
@@ -352,31 +352,22 @@
       <w:r>
         <w:rPr>
           <w:rFonts w:ascii="Arial" w:cs="Arial" w:eastAsia="Arial" w:hAnsi="Arial"/>
-          <w:color w:val="1A1D21"/>
-          <w:sz w:val="18"/>
-          <w:szCs w:val="18"/>
-        </w:rPr>
-        <w:t xml:space="preserve">Previously architected </w:t>
-      </w:r>
-      <w:r>
-        <w:rPr>
-          <w:rFonts w:ascii="Arial" w:cs="Arial" w:eastAsia="Arial" w:hAnsi="Arial"/>
           <w:b/>
           <w:bCs/>
           <w:color w:val="0B0D0F"/>
           <w:sz w:val="18"/>
           <w:szCs w:val="18"/>
         </w:rPr>
-        <w:t xml:space="preserve">digital cards and payments</w:t>
-      </w:r>
-      <w:r>
-        <w:rPr>
-          <w:rFonts w:ascii="Arial" w:cs="Arial" w:eastAsia="Arial" w:hAnsi="Arial"/>
-          <w:color w:val="1A1D21"/>
-          <w:sz w:val="18"/>
-          <w:szCs w:val="18"/>
-        </w:rPr>
-        <w:t xml:space="preserve"> at the same bank, migrating card servicing to GCP. The self-serve fraud journey I designed won at the </w:t>
+        <w:t xml:space="preserve">Five years</w:t>
+      </w:r>
+      <w:r>
+        <w:rPr>
+          <w:rFonts w:ascii="Arial" w:cs="Arial" w:eastAsia="Arial" w:hAnsi="Arial"/>
+          <w:color w:val="1A1D21"/>
+          <w:sz w:val="18"/>
+          <w:szCs w:val="18"/>
+        </w:rPr>
+        <w:t xml:space="preserve"> at that bank across three platforms: digital wallets and Click to Pay, then the migration of its whole card-journey estate to GCP microservices, now the data platform. The self-serve fraud journey I designed won at the </w:t>
       </w:r>
       <w:r>
         <w:rPr>
@@ -471,7 +462,7 @@
           <w:sz w:val="18"/>
           <w:szCs w:val="18"/>
         </w:rPr>
-        <w:t xml:space="preserve"> in operating cost. Alongside all of it I </w:t>
+        <w:t xml:space="preserve">. Alongside it I </w:t>
       </w:r>
       <w:r>
         <w:rPr>
@@ -491,7 +482,7 @@
           <w:sz w:val="18"/>
           <w:szCs w:val="18"/>
         </w:rPr>
-        <w:t xml:space="preserve"> — a terminal coding agent published to npm, and the Rust beneath it: ONNX inference, an ANN index written from scratch, hybrid dense/lexical retrieval.</w:t>
+        <w:t xml:space="preserve"> — a terminal coding agent published to npm, and the Rust beneath it: ONNX inference, an ANN index written from scratch, hybrid retrieval.</w:t>
       </w:r>
     </w:p>
     <w:p>
@@ -578,7 +569,7 @@
           <w:sz w:val="17"/>
           <w:szCs w:val="17"/>
         </w:rPr>
-        <w:t xml:space="preserve">Client: Lloyds Banking Group, United Kingdom</w:t>
+        <w:t xml:space="preserve">Client: Lloyds Banking Group, United Kingdom — five years, Everyday Banking Platform</w:t>
       </w:r>
     </w:p>
     <w:p>
@@ -595,7 +586,7 @@
           <w:sz w:val="18"/>
           <w:szCs w:val="18"/>
         </w:rPr>
-        <w:t xml:space="preserve">Data Platform &amp; Real-Time Analytics</w:t>
+        <w:t xml:space="preserve">GCP Data Platform &amp; Real-Time Analytics</w:t>
       </w:r>
       <w:r>
         <w:rPr>
@@ -635,27 +626,127 @@
           <w:sz w:val="18"/>
           <w:szCs w:val="18"/>
         </w:rPr>
-        <w:t xml:space="preserve">Architected the bank's </w:t>
-      </w:r>
-      <w:r>
-        <w:rPr>
-          <w:rFonts w:ascii="Arial" w:cs="Arial" w:eastAsia="Arial" w:hAnsi="Arial"/>
-          <w:b/>
-          <w:bCs/>
-          <w:color w:val="1A1D21"/>
-          <w:sz w:val="18"/>
-          <w:szCs w:val="18"/>
-        </w:rPr>
-        <w:t xml:space="preserve">end-to-end batch and real-time streaming data platform</w:t>
-      </w:r>
-      <w:r>
-        <w:rPr>
-          <w:rFonts w:ascii="Arial" w:cs="Arial" w:eastAsia="Arial" w:hAnsi="Arial"/>
-          <w:color w:val="1A1D21"/>
-          <w:sz w:val="18"/>
-          <w:szCs w:val="18"/>
-        </w:rPr>
-        <w:t xml:space="preserve"> on Google Cloud, supporting high-throughput analytics, operational reporting and machine learning workloads.</w:t>
+        <w:t xml:space="preserve">Architecting the bank's move off its </w:t>
+      </w:r>
+      <w:r>
+        <w:rPr>
+          <w:rFonts w:ascii="Arial" w:cs="Arial" w:eastAsia="Arial" w:hAnsi="Arial"/>
+          <w:b/>
+          <w:bCs/>
+          <w:color w:val="1A1D21"/>
+          <w:sz w:val="18"/>
+          <w:szCs w:val="18"/>
+        </w:rPr>
+        <w:t xml:space="preserve">Group Data Warehouse</w:t>
+      </w:r>
+      <w:r>
+        <w:rPr>
+          <w:rFonts w:ascii="Arial" w:cs="Arial" w:eastAsia="Arial" w:hAnsi="Arial"/>
+          <w:color w:val="1A1D21"/>
+          <w:sz w:val="18"/>
+          <w:szCs w:val="18"/>
+        </w:rPr>
+        <w:t xml:space="preserve"> onto a GCP-native operational data platform against a </w:t>
+      </w:r>
+      <w:r>
+        <w:rPr>
+          <w:rFonts w:ascii="Arial" w:cs="Arial" w:eastAsia="Arial" w:hAnsi="Arial"/>
+          <w:b/>
+          <w:bCs/>
+          <w:color w:val="1A1D21"/>
+          <w:sz w:val="18"/>
+          <w:szCs w:val="18"/>
+        </w:rPr>
+        <w:t xml:space="preserve">Q3-2026 decommissioning date</w:t>
+      </w:r>
+      <w:r>
+        <w:rPr>
+          <w:rFonts w:ascii="Arial" w:cs="Arial" w:eastAsia="Arial" w:hAnsi="Arial"/>
+          <w:color w:val="1A1D21"/>
+          <w:sz w:val="18"/>
+          <w:szCs w:val="18"/>
+        </w:rPr>
+        <w:t xml:space="preserve"> — authoring the shared </w:t>
+      </w:r>
+      <w:r>
+        <w:rPr>
+          <w:rFonts w:ascii="Arial" w:cs="Arial" w:eastAsia="Arial" w:hAnsi="Arial"/>
+          <w:b/>
+          <w:bCs/>
+          <w:color w:val="1A1D21"/>
+          <w:sz w:val="18"/>
+          <w:szCs w:val="18"/>
+        </w:rPr>
+        <w:t xml:space="preserve">Microbatch Ingestion Service</w:t>
+      </w:r>
+      <w:r>
+        <w:rPr>
+          <w:rFonts w:ascii="Arial" w:cs="Arial" w:eastAsia="Arial" w:hAnsi="Arial"/>
+          <w:color w:val="1A1D21"/>
+          <w:sz w:val="18"/>
+          <w:szCs w:val="18"/>
+        </w:rPr>
+        <w:t xml:space="preserve"> (GKE, Cloud Storage landing zones, </w:t>
+      </w:r>
+      <w:r>
+        <w:rPr>
+          <w:rFonts w:ascii="Arial" w:cs="Arial" w:eastAsia="Arial" w:hAnsi="Arial"/>
+          <w:b/>
+          <w:bCs/>
+          <w:color w:val="1A1D21"/>
+          <w:sz w:val="18"/>
+          <w:szCs w:val="18"/>
+        </w:rPr>
+        <w:t xml:space="preserve">BigQuery</w:t>
+      </w:r>
+      <w:r>
+        <w:rPr>
+          <w:rFonts w:ascii="Arial" w:cs="Arial" w:eastAsia="Arial" w:hAnsi="Arial"/>
+          <w:color w:val="1A1D21"/>
+          <w:sz w:val="18"/>
+          <w:szCs w:val="18"/>
+        </w:rPr>
+        <w:t xml:space="preserve">, </w:t>
+      </w:r>
+      <w:r>
+        <w:rPr>
+          <w:rFonts w:ascii="Arial" w:cs="Arial" w:eastAsia="Arial" w:hAnsi="Arial"/>
+          <w:b/>
+          <w:bCs/>
+          <w:color w:val="1A1D21"/>
+          <w:sz w:val="18"/>
+          <w:szCs w:val="18"/>
+        </w:rPr>
+        <w:t xml:space="preserve">Cloud Composer</w:t>
+      </w:r>
+      <w:r>
+        <w:rPr>
+          <w:rFonts w:ascii="Arial" w:cs="Arial" w:eastAsia="Arial" w:hAnsi="Arial"/>
+          <w:color w:val="1A1D21"/>
+          <w:sz w:val="18"/>
+          <w:szCs w:val="18"/>
+        </w:rPr>
+        <w:t xml:space="preserve">, Jenkins CI) that every source system onboards through, with formal </w:t>
+      </w:r>
+      <w:r>
+        <w:rPr>
+          <w:rFonts w:ascii="Arial" w:cs="Arial" w:eastAsia="Arial" w:hAnsi="Arial"/>
+          <w:b/>
+          <w:bCs/>
+          <w:color w:val="1A1D21"/>
+          <w:sz w:val="18"/>
+          <w:szCs w:val="18"/>
+        </w:rPr>
+        <w:t xml:space="preserve">data contracts</w:t>
+      </w:r>
+      <w:r>
+        <w:rPr>
+          <w:rFonts w:ascii="Arial" w:cs="Arial" w:eastAsia="Arial" w:hAnsi="Arial"/>
+          <w:color w:val="1A1D21"/>
+          <w:sz w:val="18"/>
+          <w:szCs w:val="18"/>
+        </w:rPr>
+        <w:t xml:space="preserve"> for five of them.</w:t>
       </w:r>
     </w:p>
     <w:p>
@@ -675,7 +766,7 @@
           <w:sz w:val="18"/>
           <w:szCs w:val="18"/>
         </w:rPr>
-        <w:t xml:space="preserve">Engineered high-availability, event-driven ingestion pipelines on </w:t>
+        <w:t xml:space="preserve">Engineered high-availability, event-driven ingestion on </w:t>
       </w:r>
       <w:r>
         <w:rPr>
@@ -695,7 +786,67 @@
           <w:sz w:val="18"/>
           <w:szCs w:val="18"/>
         </w:rPr>
-        <w:t xml:space="preserve"> with Python, delivering low-latency data for operational reporting and instant business insight.</w:t>
+        <w:t xml:space="preserve"> and </w:t>
+      </w:r>
+      <w:r>
+        <w:rPr>
+          <w:rFonts w:ascii="Arial" w:cs="Arial" w:eastAsia="Arial" w:hAnsi="Arial"/>
+          <w:b/>
+          <w:bCs/>
+          <w:color w:val="1A1D21"/>
+          <w:sz w:val="18"/>
+          <w:szCs w:val="18"/>
+        </w:rPr>
+        <w:t xml:space="preserve">Pub/Sub</w:t>
+      </w:r>
+      <w:r>
+        <w:rPr>
+          <w:rFonts w:ascii="Arial" w:cs="Arial" w:eastAsia="Arial" w:hAnsi="Arial"/>
+          <w:color w:val="1A1D21"/>
+          <w:sz w:val="18"/>
+          <w:szCs w:val="18"/>
+        </w:rPr>
+        <w:t xml:space="preserve"> with Python, and hybrid batch orchestration spanning </w:t>
+      </w:r>
+      <w:r>
+        <w:rPr>
+          <w:rFonts w:ascii="Arial" w:cs="Arial" w:eastAsia="Arial" w:hAnsi="Arial"/>
+          <w:b/>
+          <w:bCs/>
+          <w:color w:val="1A1D21"/>
+          <w:sz w:val="18"/>
+          <w:szCs w:val="18"/>
+        </w:rPr>
+        <w:t xml:space="preserve">Airflow</w:t>
+      </w:r>
+      <w:r>
+        <w:rPr>
+          <w:rFonts w:ascii="Arial" w:cs="Arial" w:eastAsia="Arial" w:hAnsi="Arial"/>
+          <w:color w:val="1A1D21"/>
+          <w:sz w:val="18"/>
+          <w:szCs w:val="18"/>
+        </w:rPr>
+        <w:t xml:space="preserve"> and </w:t>
+      </w:r>
+      <w:r>
+        <w:rPr>
+          <w:rFonts w:ascii="Arial" w:cs="Arial" w:eastAsia="Arial" w:hAnsi="Arial"/>
+          <w:b/>
+          <w:bCs/>
+          <w:color w:val="1A1D21"/>
+          <w:sz w:val="18"/>
+          <w:szCs w:val="18"/>
+        </w:rPr>
+        <w:t xml:space="preserve">IBM Tivoli Workload Scheduler</w:t>
+      </w:r>
+      <w:r>
+        <w:rPr>
+          <w:rFonts w:ascii="Arial" w:cs="Arial" w:eastAsia="Arial" w:hAnsi="Arial"/>
+          <w:color w:val="1A1D21"/>
+          <w:sz w:val="18"/>
+          <w:szCs w:val="18"/>
+        </w:rPr>
+        <w:t xml:space="preserve"> — bridging the legacy on-premise estate to cloud rather than stopping at one or the other.</w:t>
       </w:r>
     </w:p>
     <w:p>
@@ -715,47 +866,27 @@
           <w:sz w:val="18"/>
           <w:szCs w:val="18"/>
         </w:rPr>
-        <w:t xml:space="preserve">Architected hybrid batch orchestration across </w:t>
-      </w:r>
-      <w:r>
-        <w:rPr>
-          <w:rFonts w:ascii="Arial" w:cs="Arial" w:eastAsia="Arial" w:hAnsi="Arial"/>
-          <w:b/>
-          <w:bCs/>
-          <w:color w:val="1A1D21"/>
-          <w:sz w:val="18"/>
-          <w:szCs w:val="18"/>
-        </w:rPr>
-        <w:t xml:space="preserve">Cloud Composer (Apache Airflow)</w:t>
-      </w:r>
-      <w:r>
-        <w:rPr>
-          <w:rFonts w:ascii="Arial" w:cs="Arial" w:eastAsia="Arial" w:hAnsi="Arial"/>
-          <w:color w:val="1A1D21"/>
-          <w:sz w:val="18"/>
-          <w:szCs w:val="18"/>
-        </w:rPr>
-        <w:t xml:space="preserve"> and </w:t>
-      </w:r>
-      <w:r>
-        <w:rPr>
-          <w:rFonts w:ascii="Arial" w:cs="Arial" w:eastAsia="Arial" w:hAnsi="Arial"/>
-          <w:b/>
-          <w:bCs/>
-          <w:color w:val="1A1D21"/>
-          <w:sz w:val="18"/>
-          <w:szCs w:val="18"/>
-        </w:rPr>
-        <w:t xml:space="preserve">IBM Tivoli Workload Scheduler</w:t>
-      </w:r>
-      <w:r>
-        <w:rPr>
-          <w:rFonts w:ascii="Arial" w:cs="Arial" w:eastAsia="Arial" w:hAnsi="Arial"/>
-          <w:color w:val="1A1D21"/>
-          <w:sz w:val="18"/>
-          <w:szCs w:val="18"/>
-        </w:rPr>
-        <w:t xml:space="preserve">, managing complex dependency graphs that span legacy on-premise and cloud environments.</w:t>
+        <w:t xml:space="preserve">Designed BigQuery schemas and modular </w:t>
+      </w:r>
+      <w:r>
+        <w:rPr>
+          <w:rFonts w:ascii="Arial" w:cs="Arial" w:eastAsia="Arial" w:hAnsi="Arial"/>
+          <w:b/>
+          <w:bCs/>
+          <w:color w:val="1A1D21"/>
+          <w:sz w:val="18"/>
+          <w:szCs w:val="18"/>
+        </w:rPr>
+        <w:t xml:space="preserve">dbt</w:t>
+      </w:r>
+      <w:r>
+        <w:rPr>
+          <w:rFonts w:ascii="Arial" w:cs="Arial" w:eastAsia="Arial" w:hAnsi="Arial"/>
+          <w:color w:val="1A1D21"/>
+          <w:sz w:val="18"/>
+          <w:szCs w:val="18"/>
+        </w:rPr>
+        <w:t xml:space="preserve"> transformation pipelines with delta-load audit tables, enforced data quality and end-to-end lineage; automated testing and monitoring so downstream analytics fail loudly rather than silently.</w:t>
       </w:r>
     </w:p>
     <w:p>
@@ -775,47 +906,47 @@
           <w:sz w:val="18"/>
           <w:szCs w:val="18"/>
         </w:rPr>
-        <w:t xml:space="preserve">Designed optimised </w:t>
-      </w:r>
-      <w:r>
-        <w:rPr>
-          <w:rFonts w:ascii="Arial" w:cs="Arial" w:eastAsia="Arial" w:hAnsi="Arial"/>
-          <w:b/>
-          <w:bCs/>
-          <w:color w:val="1A1D21"/>
-          <w:sz w:val="18"/>
-          <w:szCs w:val="18"/>
-        </w:rPr>
-        <w:t xml:space="preserve">BigQuery</w:t>
-      </w:r>
-      <w:r>
-        <w:rPr>
-          <w:rFonts w:ascii="Arial" w:cs="Arial" w:eastAsia="Arial" w:hAnsi="Arial"/>
-          <w:color w:val="1A1D21"/>
-          <w:sz w:val="18"/>
-          <w:szCs w:val="18"/>
-        </w:rPr>
-        <w:t xml:space="preserve"> warehouse schemas and modular </w:t>
-      </w:r>
-      <w:r>
-        <w:rPr>
-          <w:rFonts w:ascii="Arial" w:cs="Arial" w:eastAsia="Arial" w:hAnsi="Arial"/>
-          <w:b/>
-          <w:bCs/>
-          <w:color w:val="1A1D21"/>
-          <w:sz w:val="18"/>
-          <w:szCs w:val="18"/>
-        </w:rPr>
-        <w:t xml:space="preserve">dbt</w:t>
-      </w:r>
-      <w:r>
-        <w:rPr>
-          <w:rFonts w:ascii="Arial" w:cs="Arial" w:eastAsia="Arial" w:hAnsi="Arial"/>
-          <w:color w:val="1A1D21"/>
-          <w:sz w:val="18"/>
-          <w:szCs w:val="18"/>
-        </w:rPr>
-        <w:t xml:space="preserve"> transformation pipelines with enforced data quality and lineage; built automated testing, validation and monitoring frameworks so downstream analytics fail loudly rather than silently.</w:t>
+        <w:t xml:space="preserve">Authored the </w:t>
+      </w:r>
+      <w:r>
+        <w:rPr>
+          <w:rFonts w:ascii="Arial" w:cs="Arial" w:eastAsia="Arial" w:hAnsi="Arial"/>
+          <w:b/>
+          <w:bCs/>
+          <w:color w:val="1A1D21"/>
+          <w:sz w:val="18"/>
+          <w:szCs w:val="18"/>
+        </w:rPr>
+        <w:t xml:space="preserve">full architecture-decision baseline</w:t>
+      </w:r>
+      <w:r>
+        <w:rPr>
+          <w:rFonts w:ascii="Arial" w:cs="Arial" w:eastAsia="Arial" w:hAnsi="Arial"/>
+          <w:color w:val="1A1D21"/>
+          <w:sz w:val="18"/>
+          <w:szCs w:val="18"/>
+        </w:rPr>
+        <w:t xml:space="preserve"> for the bank's digital-behaviour data products — nested schema modelling, partition and cluster strategy per entity, and an identifier strategy that </w:t>
+      </w:r>
+      <w:r>
+        <w:rPr>
+          <w:rFonts w:ascii="Arial" w:cs="Arial" w:eastAsia="Arial" w:hAnsi="Arial"/>
+          <w:b/>
+          <w:bCs/>
+          <w:color w:val="1A1D21"/>
+          <w:sz w:val="18"/>
+          <w:szCs w:val="18"/>
+        </w:rPr>
+        <w:t xml:space="preserve">achieved exact parity with the Adobe Analytics dashboards</w:t>
+      </w:r>
+      <w:r>
+        <w:rPr>
+          <w:rFonts w:ascii="Arial" w:cs="Arial" w:eastAsia="Arial" w:hAnsi="Arial"/>
+          <w:color w:val="1A1D21"/>
+          <w:sz w:val="18"/>
+          <w:szCs w:val="18"/>
+        </w:rPr>
+        <w:t xml:space="preserve"> while removing the sessionization compute the previous design depended on.</w:t>
       </w:r>
     </w:p>
     <w:p>
@@ -835,7 +966,7 @@
           <w:sz w:val="18"/>
           <w:szCs w:val="18"/>
         </w:rPr>
-        <w:t xml:space="preserve">Standardised infrastructure with </w:t>
+        <w:t xml:space="preserve">Standardised provisioning with </w:t>
       </w:r>
       <w:r>
         <w:rPr>
@@ -855,27 +986,144 @@
           <w:sz w:val="18"/>
           <w:szCs w:val="18"/>
         </w:rPr>
-        <w:t xml:space="preserve"> — Composer environments, BigQuery datasets, Kafka connectors and IAM roles — and integrated it into </w:t>
-      </w:r>
-      <w:r>
-        <w:rPr>
-          <w:rFonts w:ascii="Arial" w:cs="Arial" w:eastAsia="Arial" w:hAnsi="Arial"/>
-          <w:b/>
-          <w:bCs/>
-          <w:color w:val="1A1D21"/>
-          <w:sz w:val="18"/>
-          <w:szCs w:val="18"/>
-        </w:rPr>
-        <w:t xml:space="preserve">CI/CD</w:t>
-      </w:r>
-      <w:r>
-        <w:rPr>
-          <w:rFonts w:ascii="Arial" w:cs="Arial" w:eastAsia="Arial" w:hAnsi="Arial"/>
-          <w:color w:val="1A1D21"/>
-          <w:sz w:val="18"/>
-          <w:szCs w:val="18"/>
-        </w:rPr>
-        <w:t xml:space="preserve">, cutting configuration drift and deployment cycle time.</w:t>
+        <w:t xml:space="preserve"> and designed the platform's FinOps controls; co-owned the </w:t>
+      </w:r>
+      <w:r>
+        <w:rPr>
+          <w:rFonts w:ascii="Arial" w:cs="Arial" w:eastAsia="Arial" w:hAnsi="Arial"/>
+          <w:b/>
+          <w:bCs/>
+          <w:color w:val="1A1D21"/>
+          <w:sz w:val="18"/>
+          <w:szCs w:val="18"/>
+        </w:rPr>
+        <w:t xml:space="preserve">migration recommendation</w:t>
+      </w:r>
+      <w:r>
+        <w:rPr>
+          <w:rFonts w:ascii="Arial" w:cs="Arial" w:eastAsia="Arial" w:hAnsi="Arial"/>
+          <w:color w:val="1A1D21"/>
+          <w:sz w:val="18"/>
+          <w:szCs w:val="18"/>
+        </w:rPr>
+        <w:t xml:space="preserve"> — ship the MVP on the current GCP foundation to protect the warehouse-exit date, with a pre-planned parallel run onto the strategic one and explicit cutover, rollback and DR criteria.</w:t>
+      </w:r>
+    </w:p>
+    <w:p>
+      <w:pPr>
+        <w:keepNext/>
+        <w:spacing w:after="0" w:before="30" w:line="239" w:lineRule="exact"/>
+      </w:pPr>
+      <w:r>
+        <w:rPr>
+          <w:rFonts w:ascii="Arial" w:cs="Arial" w:eastAsia="Arial" w:hAnsi="Arial"/>
+          <w:b/>
+          <w:bCs/>
+          <w:color w:val="35424A"/>
+          <w:sz w:val="18"/>
+          <w:szCs w:val="18"/>
+        </w:rPr>
+        <w:t xml:space="preserve">Card Platform Modernisation on GCP</w:t>
+      </w:r>
+      <w:r>
+        <w:rPr>
+          <w:rFonts w:ascii="Arial" w:cs="Arial" w:eastAsia="Arial" w:hAnsi="Arial"/>
+          <w:color w:val="35424A"/>
+          <w:sz w:val="18"/>
+          <w:szCs w:val="18"/>
+        </w:rPr>
+        <w:t xml:space="preserve"> </w:t>
+      </w:r>
+      <w:r>
+        <w:rPr>
+          <w:rFonts w:ascii="Arial" w:cs="Arial" w:eastAsia="Arial" w:hAnsi="Arial"/>
+          <w:b/>
+          <w:bCs/>
+          <w:color w:val="5A646C"/>
+          <w:sz w:val="17"/>
+          <w:szCs w:val="17"/>
+        </w:rPr>
+        <w:t xml:space="preserve">— 2024 – Jul 2025</w:t>
+      </w:r>
+    </w:p>
+    <w:p>
+      <w:pPr>
+        <w:pStyle w:val="ListParagraph"/>
+        <w:keepLines/>
+        <w:numPr>
+          <w:ilvl w:val="0"/>
+          <w:numId w:val="2"/>
+        </w:numPr>
+        <w:spacing w:after="38" w:before="48" w:line="241" w:lineRule="exact"/>
+      </w:pPr>
+      <w:r>
+        <w:rPr>
+          <w:rFonts w:ascii="Arial" w:cs="Arial" w:eastAsia="Arial" w:hAnsi="Arial"/>
+          <w:color w:val="1A1D21"/>
+          <w:sz w:val="18"/>
+          <w:szCs w:val="18"/>
+        </w:rPr>
+        <w:t xml:space="preserve">Owned the solution design migrating the </w:t>
+      </w:r>
+      <w:r>
+        <w:rPr>
+          <w:rFonts w:ascii="Arial" w:cs="Arial" w:eastAsia="Arial" w:hAnsi="Arial"/>
+          <w:b/>
+          <w:bCs/>
+          <w:color w:val="1A1D21"/>
+          <w:sz w:val="18"/>
+          <w:szCs w:val="18"/>
+        </w:rPr>
+        <w:t xml:space="preserve">entire card-journey estate</w:t>
+      </w:r>
+      <w:r>
+        <w:rPr>
+          <w:rFonts w:ascii="Arial" w:cs="Arial" w:eastAsia="Arial" w:hAnsi="Arial"/>
+          <w:color w:val="1A1D21"/>
+          <w:sz w:val="18"/>
+          <w:szCs w:val="18"/>
+        </w:rPr>
+        <w:t xml:space="preserve"> — controls, limits, freeze, wallet provisioning, view card and PIN — from on-premise to </w:t>
+      </w:r>
+      <w:r>
+        <w:rPr>
+          <w:rFonts w:ascii="Arial" w:cs="Arial" w:eastAsia="Arial" w:hAnsi="Arial"/>
+          <w:b/>
+          <w:bCs/>
+          <w:color w:val="1A1D21"/>
+          <w:sz w:val="18"/>
+          <w:szCs w:val="18"/>
+        </w:rPr>
+        <w:t xml:space="preserve">GCP microservices behind Apigee X</w:t>
+      </w:r>
+      <w:r>
+        <w:rPr>
+          <w:rFonts w:ascii="Arial" w:cs="Arial" w:eastAsia="Arial" w:hAnsi="Arial"/>
+          <w:color w:val="1A1D21"/>
+          <w:sz w:val="18"/>
+          <w:szCs w:val="18"/>
+        </w:rPr>
+        <w:t xml:space="preserve">, sequenced as a </w:t>
+      </w:r>
+      <w:r>
+        <w:rPr>
+          <w:rFonts w:ascii="Arial" w:cs="Arial" w:eastAsia="Arial" w:hAnsi="Arial"/>
+          <w:b/>
+          <w:bCs/>
+          <w:color w:val="1A1D21"/>
+          <w:sz w:val="18"/>
+          <w:szCs w:val="18"/>
+        </w:rPr>
+        <w:t xml:space="preserve">three-tranche</w:t>
+      </w:r>
+      <w:r>
+        <w:rPr>
+          <w:rFonts w:ascii="Arial" w:cs="Arial" w:eastAsia="Arial" w:hAnsi="Arial"/>
+          <w:color w:val="1A1D21"/>
+          <w:sz w:val="18"/>
+          <w:szCs w:val="18"/>
+        </w:rPr>
+        <w:t xml:space="preserve"> release plan.</w:t>
       </w:r>
     </w:p>
     <w:p>
@@ -895,27 +1143,27 @@
           <w:sz w:val="18"/>
           <w:szCs w:val="18"/>
         </w:rPr>
-        <w:t xml:space="preserve">Implemented BigQuery and GCP </w:t>
-      </w:r>
-      <w:r>
-        <w:rPr>
-          <w:rFonts w:ascii="Arial" w:cs="Arial" w:eastAsia="Arial" w:hAnsi="Arial"/>
-          <w:b/>
-          <w:bCs/>
-          <w:color w:val="1A1D21"/>
-          <w:sz w:val="18"/>
-          <w:szCs w:val="18"/>
-        </w:rPr>
-        <w:t xml:space="preserve">cost optimisation and governance</w:t>
-      </w:r>
-      <w:r>
-        <w:rPr>
-          <w:rFonts w:ascii="Arial" w:cs="Arial" w:eastAsia="Arial" w:hAnsi="Arial"/>
-          <w:color w:val="1A1D21"/>
-          <w:sz w:val="18"/>
-          <w:szCs w:val="18"/>
-        </w:rPr>
-        <w:t xml:space="preserve">, reducing compute overhead while improving query performance and data security.</w:t>
+        <w:t xml:space="preserve">Won approval for the </w:t>
+      </w:r>
+      <w:r>
+        <w:rPr>
+          <w:rFonts w:ascii="Arial" w:cs="Arial" w:eastAsia="Arial" w:hAnsi="Arial"/>
+          <w:b/>
+          <w:bCs/>
+          <w:color w:val="1A1D21"/>
+          <w:sz w:val="18"/>
+          <w:szCs w:val="18"/>
+        </w:rPr>
+        <w:t xml:space="preserve">ID &amp; Auth onboarding pattern</w:t>
+      </w:r>
+      <w:r>
+        <w:rPr>
+          <w:rFonts w:ascii="Arial" w:cs="Arial" w:eastAsia="Arial" w:hAnsi="Arial"/>
+          <w:color w:val="1A1D21"/>
+          <w:sz w:val="18"/>
+          <w:szCs w:val="18"/>
+        </w:rPr>
+        <w:t xml:space="preserve"> now used across the estate, from a ten-criteria options analysis covering token exchange, proof-of-possession, scaling and traceability.</w:t>
       </w:r>
     </w:p>
     <w:p>
@@ -935,7 +1183,27 @@
           <w:sz w:val="18"/>
           <w:szCs w:val="18"/>
         </w:rPr>
-        <w:t xml:space="preserve">Partnered with leadership, security and business units to turn requirements into production-ready architectural blueprints.</w:t>
+        <w:t xml:space="preserve">Designed </w:t>
+      </w:r>
+      <w:r>
+        <w:rPr>
+          <w:rFonts w:ascii="Arial" w:cs="Arial" w:eastAsia="Arial" w:hAnsi="Arial"/>
+          <w:b/>
+          <w:bCs/>
+          <w:color w:val="1A1D21"/>
+          <w:sz w:val="18"/>
+          <w:szCs w:val="18"/>
+        </w:rPr>
+        <w:t xml:space="preserve">shared scheme-connectivity microservices</w:t>
+      </w:r>
+      <w:r>
+        <w:rPr>
+          <w:rFonts w:ascii="Arial" w:cs="Arial" w:eastAsia="Arial" w:hAnsi="Arial"/>
+          <w:color w:val="1A1D21"/>
+          <w:sz w:val="18"/>
+          <w:szCs w:val="18"/>
+        </w:rPr>
+        <w:t xml:space="preserve"> for VISA and Fiserv, reused across feature teams on a common certificate-management pattern — every design carried through the bank's architecture, security-assurance and API governance forums.</w:t>
       </w:r>
     </w:p>
     <w:p>
@@ -952,7 +1220,7 @@
           <w:sz w:val="18"/>
           <w:szCs w:val="18"/>
         </w:rPr>
-        <w:t xml:space="preserve">Digital Cards Modernisation</w:t>
+        <w:t xml:space="preserve">Digital Wallets, Click to Pay &amp; Card Controls</w:t>
       </w:r>
       <w:r>
         <w:rPr>
@@ -972,7 +1240,7 @@
           <w:sz w:val="17"/>
           <w:szCs w:val="17"/>
         </w:rPr>
-        <w:t xml:space="preserve">— 2022 – Jul 2025</w:t>
+        <w:t xml:space="preserve">— 2021 – 2024</w:t>
       </w:r>
     </w:p>
     <w:p>
@@ -988,51 +1256,22 @@
       <w:r>
         <w:rPr>
           <w:rFonts w:ascii="Arial" w:cs="Arial" w:eastAsia="Arial" w:hAnsi="Arial"/>
-          <w:color w:val="1A1D21"/>
-          <w:sz w:val="18"/>
-          <w:szCs w:val="18"/>
-        </w:rPr>
-        <w:t xml:space="preserve">Led end-to-end modernisation of </w:t>
-      </w:r>
-      <w:r>
-        <w:rPr>
-          <w:rFonts w:ascii="Arial" w:cs="Arial" w:eastAsia="Arial" w:hAnsi="Arial"/>
-          <w:b/>
-          <w:bCs/>
-          <w:color w:val="1A1D21"/>
-          <w:sz w:val="18"/>
-          <w:szCs w:val="18"/>
-        </w:rPr>
-        <w:t xml:space="preserve">Digital Cards</w:t>
-      </w:r>
-      <w:r>
-        <w:rPr>
-          <w:rFonts w:ascii="Arial" w:cs="Arial" w:eastAsia="Arial" w:hAnsi="Arial"/>
-          <w:color w:val="1A1D21"/>
-          <w:sz w:val="18"/>
-          <w:szCs w:val="18"/>
-        </w:rPr>
-        <w:t xml:space="preserve"> — Add to Wallet, card controls, View PIN / View Card — migrating from on-premise infrastructure to </w:t>
-      </w:r>
-      <w:r>
-        <w:rPr>
-          <w:rFonts w:ascii="Arial" w:cs="Arial" w:eastAsia="Arial" w:hAnsi="Arial"/>
-          <w:b/>
-          <w:bCs/>
-          <w:color w:val="1A1D21"/>
-          <w:sz w:val="18"/>
-          <w:szCs w:val="18"/>
-        </w:rPr>
-        <w:t xml:space="preserve">GCP</w:t>
-      </w:r>
-      <w:r>
-        <w:rPr>
-          <w:rFonts w:ascii="Arial" w:cs="Arial" w:eastAsia="Arial" w:hAnsi="Arial"/>
-          <w:color w:val="1A1D21"/>
-          <w:sz w:val="18"/>
-          <w:szCs w:val="18"/>
-        </w:rPr>
-        <w:t xml:space="preserve">.</w:t>
+          <w:b/>
+          <w:bCs/>
+          <w:color w:val="1A1D21"/>
+          <w:sz w:val="18"/>
+          <w:szCs w:val="18"/>
+        </w:rPr>
+        <w:t xml:space="preserve">Award-winning self-serve fraud journey</w:t>
+      </w:r>
+      <w:r>
+        <w:rPr>
+          <w:rFonts w:ascii="Arial" w:cs="Arial" w:eastAsia="Arial" w:hAnsi="Arial"/>
+          <w:color w:val="1A1D21"/>
+          <w:sz w:val="18"/>
+          <w:szCs w:val="18"/>
+        </w:rPr>
+        <w:t xml:space="preserve"> — recognised at the Banking Tech Awards 2024 and the Card &amp; Payments Awards 2025 — moving card freeze from an assisted call-centre process to one the customer completes.</w:t>
       </w:r>
     </w:p>
     <w:p>
@@ -1052,27 +1291,242 @@
           <w:sz w:val="18"/>
           <w:szCs w:val="18"/>
         </w:rPr>
-        <w:t xml:space="preserve">Architected secure, scalable </w:t>
-      </w:r>
-      <w:r>
-        <w:rPr>
-          <w:rFonts w:ascii="Arial" w:cs="Arial" w:eastAsia="Arial" w:hAnsi="Arial"/>
-          <w:b/>
-          <w:bCs/>
-          <w:color w:val="1A1D21"/>
-          <w:sz w:val="18"/>
-          <w:szCs w:val="18"/>
-        </w:rPr>
-        <w:t xml:space="preserve">microservices and cross-cloud API patterns</w:t>
-      </w:r>
-      <w:r>
-        <w:rPr>
-          <w:rFonts w:ascii="Arial" w:cs="Arial" w:eastAsia="Arial" w:hAnsi="Arial"/>
-          <w:color w:val="1A1D21"/>
-          <w:sz w:val="18"/>
-          <w:szCs w:val="18"/>
-        </w:rPr>
-        <w:t xml:space="preserve"> meeting banking compliance and performance requirements.</w:t>
+        <w:t xml:space="preserve">Authored the solution designs putting the bank's four card brands into </w:t>
+      </w:r>
+      <w:r>
+        <w:rPr>
+          <w:rFonts w:ascii="Arial" w:cs="Arial" w:eastAsia="Arial" w:hAnsi="Arial"/>
+          <w:b/>
+          <w:bCs/>
+          <w:color w:val="1A1D21"/>
+          <w:sz w:val="18"/>
+          <w:szCs w:val="18"/>
+        </w:rPr>
+        <w:t xml:space="preserve">Apple Pay, Google Pay and VISA Click to Pay</w:t>
+      </w:r>
+      <w:r>
+        <w:rPr>
+          <w:rFonts w:ascii="Arial" w:cs="Arial" w:eastAsia="Arial" w:hAnsi="Arial"/>
+          <w:color w:val="1A1D21"/>
+          <w:sz w:val="18"/>
+          <w:szCs w:val="18"/>
+        </w:rPr>
+        <w:t xml:space="preserve">, including the push-provisioning extension that made wallet-added cards usable for </w:t>
+      </w:r>
+      <w:r>
+        <w:rPr>
+          <w:rFonts w:ascii="Arial" w:cs="Arial" w:eastAsia="Arial" w:hAnsi="Arial"/>
+          <w:b/>
+          <w:bCs/>
+          <w:color w:val="1A1D21"/>
+          <w:sz w:val="18"/>
+          <w:szCs w:val="18"/>
+        </w:rPr>
+        <w:t xml:space="preserve">online</w:t>
+      </w:r>
+      <w:r>
+        <w:rPr>
+          <w:rFonts w:ascii="Arial" w:cs="Arial" w:eastAsia="Arial" w:hAnsi="Arial"/>
+          <w:color w:val="1A1D21"/>
+          <w:sz w:val="18"/>
+          <w:szCs w:val="18"/>
+        </w:rPr>
+        <w:t xml:space="preserve"> checkout rather than offline only.</w:t>
+      </w:r>
+    </w:p>
+    <w:p>
+      <w:pPr>
+        <w:pStyle w:val="ListParagraph"/>
+        <w:keepLines/>
+        <w:numPr>
+          <w:ilvl w:val="0"/>
+          <w:numId w:val="2"/>
+        </w:numPr>
+        <w:spacing w:after="130" w:before="0" w:line="241" w:lineRule="exact"/>
+      </w:pPr>
+      <w:r>
+        <w:rPr>
+          <w:rFonts w:ascii="Arial" w:cs="Arial" w:eastAsia="Arial" w:hAnsi="Arial"/>
+          <w:color w:val="1A1D21"/>
+          <w:sz w:val="18"/>
+          <w:szCs w:val="18"/>
+        </w:rPr>
+        <w:t xml:space="preserve">Designed the payment-token security to PCI standards — scheme and wallet </w:t>
+      </w:r>
+      <w:r>
+        <w:rPr>
+          <w:rFonts w:ascii="Arial" w:cs="Arial" w:eastAsia="Arial" w:hAnsi="Arial"/>
+          <w:b/>
+          <w:bCs/>
+          <w:color w:val="1A1D21"/>
+          <w:sz w:val="18"/>
+          <w:szCs w:val="18"/>
+        </w:rPr>
+        <w:t xml:space="preserve">token generation</w:t>
+      </w:r>
+      <w:r>
+        <w:rPr>
+          <w:rFonts w:ascii="Arial" w:cs="Arial" w:eastAsia="Arial" w:hAnsi="Arial"/>
+          <w:color w:val="1A1D21"/>
+          <w:sz w:val="18"/>
+          <w:szCs w:val="18"/>
+        </w:rPr>
+        <w:t xml:space="preserve">, PGP key exchange with the wallet provider, HSM-backed keys on </w:t>
+      </w:r>
+      <w:r>
+        <w:rPr>
+          <w:rFonts w:ascii="Arial" w:cs="Arial" w:eastAsia="Arial" w:hAnsi="Arial"/>
+          <w:b/>
+          <w:bCs/>
+          <w:color w:val="1A1D21"/>
+          <w:sz w:val="18"/>
+          <w:szCs w:val="18"/>
+        </w:rPr>
+        <w:t xml:space="preserve">HashiCorp Vault</w:t>
+      </w:r>
+      <w:r>
+        <w:rPr>
+          <w:rFonts w:ascii="Arial" w:cs="Arial" w:eastAsia="Arial" w:hAnsi="Arial"/>
+          <w:color w:val="1A1D21"/>
+          <w:sz w:val="18"/>
+          <w:szCs w:val="18"/>
+        </w:rPr>
+        <w:t xml:space="preserve"> — plus the lineage, quality and monitoring governance for the wallet data flows.</w:t>
+      </w:r>
+    </w:p>
+    <w:p>
+      <w:pPr>
+        <w:keepNext/>
+        <w:tabs>
+          <w:tab w:val="right" w:pos="10546"/>
+        </w:tabs>
+        <w:spacing w:after="0" w:before="0" w:line="241" w:lineRule="exact"/>
+      </w:pPr>
+      <w:r>
+        <w:rPr>
+          <w:rFonts w:ascii="Arial" w:cs="Arial" w:eastAsia="Arial" w:hAnsi="Arial"/>
+          <w:b/>
+          <w:bCs/>
+          <w:color w:val="0B0D0F"/>
+          <w:sz w:val="21"/>
+          <w:szCs w:val="21"/>
+        </w:rPr>
+        <w:t xml:space="preserve">Sears IT and Management Services India</w:t>
+      </w:r>
+      <w:r>
+        <w:t xml:space="preserve">	</w:t>
+      </w:r>
+      <w:r>
+        <w:rPr>
+          <w:rFonts w:ascii="Arial" w:cs="Arial" w:eastAsia="Arial" w:hAnsi="Arial"/>
+          <w:b/>
+          <w:bCs/>
+          <w:color w:val="5A646C"/>
+          <w:sz w:val="17"/>
+          <w:szCs w:val="17"/>
+        </w:rPr>
+        <w:t xml:space="preserve">Feb 2018 – Sep 2021</w:t>
+      </w:r>
+    </w:p>
+    <w:p>
+      <w:pPr>
+        <w:keepNext/>
+        <w:spacing w:after="0" w:before="10" w:line="239" w:lineRule="exact"/>
+      </w:pPr>
+      <w:r>
+        <w:rPr>
+          <w:rFonts w:ascii="Arial" w:cs="Arial" w:eastAsia="Arial" w:hAnsi="Arial"/>
+          <w:color w:val="35424A"/>
+          <w:sz w:val="18"/>
+          <w:szCs w:val="18"/>
+        </w:rPr>
+        <w:t xml:space="preserve">Technical Specialist → Architect · Pune, India</w:t>
+      </w:r>
+    </w:p>
+    <w:p>
+      <w:pPr>
+        <w:keepNext/>
+        <w:spacing w:after="0" w:before="50" w:line="226" w:lineRule="exact"/>
+      </w:pPr>
+      <w:r>
+        <w:rPr>
+          <w:rFonts w:ascii="Arial" w:cs="Arial" w:eastAsia="Arial" w:hAnsi="Arial"/>
+          <w:b/>
+          <w:bCs/>
+          <w:color w:val="0B5C4D"/>
+          <w:sz w:val="17"/>
+          <w:szCs w:val="17"/>
+        </w:rPr>
+        <w:t xml:space="preserve">Client: Sears Holdings Corporation, United States </w:t>
+      </w:r>
+      <w:r>
+        <w:rPr>
+          <w:rFonts w:ascii="Arial" w:cs="Arial" w:eastAsia="Arial" w:hAnsi="Arial"/>
+          <w:color w:val="6B757C"/>
+          <w:sz w:val="17"/>
+          <w:szCs w:val="17"/>
+        </w:rPr>
+        <w:t xml:space="preserve">— Targeted Interactions / TI Mart</w:t>
+      </w:r>
+    </w:p>
+    <w:p>
+      <w:pPr>
+        <w:pStyle w:val="ListParagraph"/>
+        <w:keepLines/>
+        <w:numPr>
+          <w:ilvl w:val="0"/>
+          <w:numId w:val="2"/>
+        </w:numPr>
+        <w:spacing w:after="38" w:before="48" w:line="241" w:lineRule="exact"/>
+      </w:pPr>
+      <w:r>
+        <w:rPr>
+          <w:rFonts w:ascii="Arial" w:cs="Arial" w:eastAsia="Arial" w:hAnsi="Arial"/>
+          <w:color w:val="1A1D21"/>
+          <w:sz w:val="18"/>
+          <w:szCs w:val="18"/>
+        </w:rPr>
+        <w:t xml:space="preserve">Built the </w:t>
+      </w:r>
+      <w:r>
+        <w:rPr>
+          <w:rFonts w:ascii="Arial" w:cs="Arial" w:eastAsia="Arial" w:hAnsi="Arial"/>
+          <w:b/>
+          <w:bCs/>
+          <w:color w:val="1A1D21"/>
+          <w:sz w:val="18"/>
+          <w:szCs w:val="18"/>
+        </w:rPr>
+        <w:t xml:space="preserve">Email Preference Center API</w:t>
+      </w:r>
+      <w:r>
+        <w:rPr>
+          <w:rFonts w:ascii="Arial" w:cs="Arial" w:eastAsia="Arial" w:hAnsi="Arial"/>
+          <w:color w:val="1A1D21"/>
+          <w:sz w:val="18"/>
+          <w:szCs w:val="18"/>
+        </w:rPr>
+        <w:t xml:space="preserve"> on GCP App Engine, Pub/Sub, DataFlow and BigQuery, serving millions of customers — </w:t>
+      </w:r>
+      <w:r>
+        <w:rPr>
+          <w:rFonts w:ascii="Arial" w:cs="Arial" w:eastAsia="Arial" w:hAnsi="Arial"/>
+          <w:b/>
+          <w:bCs/>
+          <w:color w:val="1A1D21"/>
+          <w:sz w:val="18"/>
+          <w:szCs w:val="18"/>
+        </w:rPr>
+        <w:t xml:space="preserve">reduced annual cost by $600,000</w:t>
+      </w:r>
+      <w:r>
+        <w:rPr>
+          <w:rFonts w:ascii="Arial" w:cs="Arial" w:eastAsia="Arial" w:hAnsi="Arial"/>
+          <w:color w:val="1A1D21"/>
+          <w:sz w:val="18"/>
+          <w:szCs w:val="18"/>
+        </w:rPr>
+        <w:t xml:space="preserve">.</w:t>
       </w:r>
     </w:p>
     <w:p>
@@ -1094,16 +1548,56 @@
           <w:sz w:val="18"/>
           <w:szCs w:val="18"/>
         </w:rPr>
-        <w:t xml:space="preserve">Award-winning self-serve fraud journey</w:t>
-      </w:r>
-      <w:r>
-        <w:rPr>
-          <w:rFonts w:ascii="Arial" w:cs="Arial" w:eastAsia="Arial" w:hAnsi="Arial"/>
-          <w:color w:val="1A1D21"/>
-          <w:sz w:val="18"/>
-          <w:szCs w:val="18"/>
-        </w:rPr>
-        <w:t xml:space="preserve"> — recognised at the Banking Tech Awards 2024 and the Card &amp; Payments Awards 2025 — moving fraud handling from an assisted call-centre process to a journey the customer completes.</w:t>
+        <w:t xml:space="preserve">Migrated DataMarts from Teradata to BigQuery</w:t>
+      </w:r>
+      <w:r>
+        <w:rPr>
+          <w:rFonts w:ascii="Arial" w:cs="Arial" w:eastAsia="Arial" w:hAnsi="Arial"/>
+          <w:color w:val="1A1D21"/>
+          <w:sz w:val="18"/>
+          <w:szCs w:val="18"/>
+        </w:rPr>
+        <w:t xml:space="preserve">, on schedule and without significant incident; designed the shared datamarts (CDW, NSegment, Campaign) on top.</w:t>
+      </w:r>
+    </w:p>
+    <w:p>
+      <w:pPr>
+        <w:pStyle w:val="ListParagraph"/>
+        <w:keepLines/>
+        <w:numPr>
+          <w:ilvl w:val="0"/>
+          <w:numId w:val="2"/>
+        </w:numPr>
+        <w:spacing w:after="38" w:before="0" w:line="241" w:lineRule="exact"/>
+      </w:pPr>
+      <w:r>
+        <w:rPr>
+          <w:rFonts w:ascii="Arial" w:cs="Arial" w:eastAsia="Arial" w:hAnsi="Arial"/>
+          <w:color w:val="1A1D21"/>
+          <w:sz w:val="18"/>
+          <w:szCs w:val="18"/>
+        </w:rPr>
+        <w:t xml:space="preserve">Built an </w:t>
+      </w:r>
+      <w:r>
+        <w:rPr>
+          <w:rFonts w:ascii="Arial" w:cs="Arial" w:eastAsia="Arial" w:hAnsi="Arial"/>
+          <w:b/>
+          <w:bCs/>
+          <w:color w:val="1A1D21"/>
+          <w:sz w:val="18"/>
+          <w:szCs w:val="18"/>
+        </w:rPr>
+        <w:t xml:space="preserve">API management layer</w:t>
+      </w:r>
+      <w:r>
+        <w:rPr>
+          <w:rFonts w:ascii="Arial" w:cs="Arial" w:eastAsia="Arial" w:hAnsi="Arial"/>
+          <w:color w:val="1A1D21"/>
+          <w:sz w:val="18"/>
+          <w:szCs w:val="18"/>
+        </w:rPr>
+        <w:t xml:space="preserve"> decoupling applications from cloud complexity across a multicloud estate — reused as the blueprint by other teams — and replaced self-hosted tooling with cloud-native across five stacks: Teradata → BigQuery · Unix → Compute Engine · Control-M → Airflow · shell/ETL → Python · GitLab Enterprise → Cloud Source Repositories.</w:t>
       </w:r>
     </w:p>
     <w:p>
@@ -1123,7 +1617,27 @@
           <w:sz w:val="18"/>
           <w:szCs w:val="18"/>
         </w:rPr>
-        <w:t xml:space="preserve">Designed service discovery, API gateways, containerisation, load balancing and secure inter-service communication across a hybrid estate.</w:t>
+        <w:t xml:space="preserve">Led enterprise migration from </w:t>
+      </w:r>
+      <w:r>
+        <w:rPr>
+          <w:rFonts w:ascii="Arial" w:cs="Arial" w:eastAsia="Arial" w:hAnsi="Arial"/>
+          <w:b/>
+          <w:bCs/>
+          <w:color w:val="1A1D21"/>
+          <w:sz w:val="18"/>
+          <w:szCs w:val="18"/>
+        </w:rPr>
+        <w:t xml:space="preserve">IBM Unica to Adobe Campaign</w:t>
+      </w:r>
+      <w:r>
+        <w:rPr>
+          <w:rFonts w:ascii="Arial" w:cs="Arial" w:eastAsia="Arial" w:hAnsi="Arial"/>
+          <w:color w:val="1A1D21"/>
+          <w:sz w:val="18"/>
+          <w:szCs w:val="18"/>
+        </w:rPr>
+        <w:t xml:space="preserve"> and Telluride, coordinating vendors (Adobe, BounceX) and internal teams; delivered Tableau and Data Studio reporting and ran continuous GCP cost optimisation.</w:t>
       </w:r>
     </w:p>
     <w:p>
@@ -1143,7 +1657,7 @@
           <w:sz w:val="21"/>
           <w:szCs w:val="21"/>
         </w:rPr>
-        <w:t xml:space="preserve">Sears IT and Management Services India</w:t>
+        <w:t xml:space="preserve">Cognizant Technology Solutions</w:t>
       </w:r>
       <w:r>
         <w:t xml:space="preserve">	</w:t>
@@ -1157,7 +1671,7 @@
           <w:sz w:val="17"/>
           <w:szCs w:val="17"/>
         </w:rPr>
-        <w:t xml:space="preserve">Feb 2018 – Sep 2021</w:t>
+        <w:t xml:space="preserve">Nov 2010 – Feb 2018</w:t>
       </w:r>
     </w:p>
     <w:p>
@@ -1172,7 +1686,7 @@
           <w:sz w:val="18"/>
           <w:szCs w:val="18"/>
         </w:rPr>
-        <w:t xml:space="preserve">Technical Specialist → Architect · Pune, India</w:t>
+        <w:t xml:space="preserve">Senior Associate – Projects · Pune, India</w:t>
       </w:r>
     </w:p>
     <w:p>
@@ -1189,7 +1703,7 @@
           <w:sz w:val="17"/>
           <w:szCs w:val="17"/>
         </w:rPr>
-        <w:t xml:space="preserve">Client: Sears Holdings Corporation, United States </w:t>
+        <w:t xml:space="preserve">Client: Saudi Telecom Company, Saudi Arabia </w:t>
       </w:r>
       <w:r>
         <w:rPr>
@@ -1198,7 +1712,7 @@
           <w:sz w:val="17"/>
           <w:szCs w:val="17"/>
         </w:rPr>
-        <w:t xml:space="preserve">— Targeted Interactions / TI Mart</w:t>
+        <w:t xml:space="preserve">— STC EDW (CLDM7 / CLDM12) · Onsite IT Delivery Lead · Feb 2015 – Feb 2018</w:t>
       </w:r>
     </w:p>
     <w:p>
@@ -1218,38 +1732,18 @@
           <w:sz w:val="18"/>
           <w:szCs w:val="18"/>
         </w:rPr>
-        <w:t xml:space="preserve">Built the </w:t>
-      </w:r>
-      <w:r>
-        <w:rPr>
-          <w:rFonts w:ascii="Arial" w:cs="Arial" w:eastAsia="Arial" w:hAnsi="Arial"/>
-          <w:b/>
-          <w:bCs/>
-          <w:color w:val="1A1D21"/>
-          <w:sz w:val="18"/>
-          <w:szCs w:val="18"/>
-        </w:rPr>
-        <w:t xml:space="preserve">Email Preference Center API</w:t>
-      </w:r>
-      <w:r>
-        <w:rPr>
-          <w:rFonts w:ascii="Arial" w:cs="Arial" w:eastAsia="Arial" w:hAnsi="Arial"/>
-          <w:color w:val="1A1D21"/>
-          <w:sz w:val="18"/>
-          <w:szCs w:val="18"/>
-        </w:rPr>
-        <w:t xml:space="preserve"> on GCP App Engine, Pub/Sub, DataFlow and BigQuery, serving millions of customers — </w:t>
-      </w:r>
-      <w:r>
-        <w:rPr>
-          <w:rFonts w:ascii="Arial" w:cs="Arial" w:eastAsia="Arial" w:hAnsi="Arial"/>
-          <w:b/>
-          <w:bCs/>
-          <w:color w:val="1A1D21"/>
-          <w:sz w:val="18"/>
-          <w:szCs w:val="18"/>
-        </w:rPr>
-        <w:t xml:space="preserve">reduced annual cost by $600,000</w:t>
+        <w:t xml:space="preserve">Led data modelling for the enterprise warehouse — customers, accounts, subscriptions, offers and products across every channel and business unit — extending it by </w:t>
+      </w:r>
+      <w:r>
+        <w:rPr>
+          <w:rFonts w:ascii="Arial" w:cs="Arial" w:eastAsia="Arial" w:hAnsi="Arial"/>
+          <w:b/>
+          <w:bCs/>
+          <w:color w:val="1A1D21"/>
+          <w:sz w:val="18"/>
+          <w:szCs w:val="18"/>
+        </w:rPr>
+        <w:t xml:space="preserve">snowflaking dimensions</w:t>
       </w:r>
       <w:r>
         <w:rPr>
@@ -1274,22 +1768,453 @@
       <w:r>
         <w:rPr>
           <w:rFonts w:ascii="Arial" w:cs="Arial" w:eastAsia="Arial" w:hAnsi="Arial"/>
-          <w:b/>
-          <w:bCs/>
-          <w:color w:val="1A1D21"/>
-          <w:sz w:val="18"/>
-          <w:szCs w:val="18"/>
-        </w:rPr>
-        <w:t xml:space="preserve">Migrated DataMarts from Teradata to BigQuery</w:t>
-      </w:r>
-      <w:r>
-        <w:rPr>
-          <w:rFonts w:ascii="Arial" w:cs="Arial" w:eastAsia="Arial" w:hAnsi="Arial"/>
-          <w:color w:val="1A1D21"/>
-          <w:sz w:val="18"/>
-          <w:szCs w:val="18"/>
-        </w:rPr>
-        <w:t xml:space="preserve">, on schedule and without significant incident.</w:t>
+          <w:color w:val="1A1D21"/>
+          <w:sz w:val="18"/>
+          <w:szCs w:val="18"/>
+        </w:rPr>
+        <w:t xml:space="preserve">Built an </w:t>
+      </w:r>
+      <w:r>
+        <w:rPr>
+          <w:rFonts w:ascii="Arial" w:cs="Arial" w:eastAsia="Arial" w:hAnsi="Arial"/>
+          <w:b/>
+          <w:bCs/>
+          <w:color w:val="1A1D21"/>
+          <w:sz w:val="18"/>
+          <w:szCs w:val="18"/>
+        </w:rPr>
+        <w:t xml:space="preserve">automation tool</w:t>
+      </w:r>
+      <w:r>
+        <w:rPr>
+          <w:rFonts w:ascii="Arial" w:cs="Arial" w:eastAsia="Arial" w:hAnsi="Arial"/>
+          <w:color w:val="1A1D21"/>
+          <w:sz w:val="18"/>
+          <w:szCs w:val="18"/>
+        </w:rPr>
+        <w:t xml:space="preserve"> propagating a new key through every dimension table, Teradata utility script (FastLoad, MultiLoad, FastExport, BTEQ) and Ab-Initio object automatically; ran a big-data POC on </w:t>
+      </w:r>
+      <w:r>
+        <w:rPr>
+          <w:rFonts w:ascii="Arial" w:cs="Arial" w:eastAsia="Arial" w:hAnsi="Arial"/>
+          <w:b/>
+          <w:bCs/>
+          <w:color w:val="1A1D21"/>
+          <w:sz w:val="18"/>
+          <w:szCs w:val="18"/>
+        </w:rPr>
+        <w:t xml:space="preserve">Apache Hive and HDFS</w:t>
+      </w:r>
+      <w:r>
+        <w:rPr>
+          <w:rFonts w:ascii="Arial" w:cs="Arial" w:eastAsia="Arial" w:hAnsi="Arial"/>
+          <w:color w:val="1A1D21"/>
+          <w:sz w:val="18"/>
+          <w:szCs w:val="18"/>
+        </w:rPr>
+        <w:t xml:space="preserve"> for CDR ingestion.</w:t>
+      </w:r>
+    </w:p>
+    <w:p>
+      <w:pPr>
+        <w:keepNext/>
+        <w:spacing w:after="0" w:before="12" w:line="226" w:lineRule="exact"/>
+      </w:pPr>
+      <w:r>
+        <w:rPr>
+          <w:rFonts w:ascii="Arial" w:cs="Arial" w:eastAsia="Arial" w:hAnsi="Arial"/>
+          <w:b/>
+          <w:bCs/>
+          <w:color w:val="0B5C4D"/>
+          <w:sz w:val="17"/>
+          <w:szCs w:val="17"/>
+        </w:rPr>
+        <w:t xml:space="preserve">Client: Barclays, United Kingdom </w:t>
+      </w:r>
+      <w:r>
+        <w:rPr>
+          <w:rFonts w:ascii="Arial" w:cs="Arial" w:eastAsia="Arial" w:hAnsi="Arial"/>
+          <w:color w:val="6B757C"/>
+          <w:sz w:val="17"/>
+          <w:szCs w:val="17"/>
+        </w:rPr>
+        <w:t xml:space="preserve">— Emerging Markets DW &amp; One Africa Program · Team Lead · Nov 2010 – Feb 2015</w:t>
+      </w:r>
+    </w:p>
+    <w:p>
+      <w:pPr>
+        <w:pStyle w:val="ListParagraph"/>
+        <w:keepLines/>
+        <w:numPr>
+          <w:ilvl w:val="0"/>
+          <w:numId w:val="2"/>
+        </w:numPr>
+        <w:spacing w:after="38" w:before="48" w:line="241" w:lineRule="exact"/>
+      </w:pPr>
+      <w:r>
+        <w:rPr>
+          <w:rFonts w:ascii="Arial" w:cs="Arial" w:eastAsia="Arial" w:hAnsi="Arial"/>
+          <w:color w:val="1A1D21"/>
+          <w:sz w:val="18"/>
+          <w:szCs w:val="18"/>
+        </w:rPr>
+        <w:t xml:space="preserve">Built staging from core banking (FLEX), ATM/POS (SPARROW) and online transaction sources, then the DataMarts above them. </w:t>
+      </w:r>
+      <w:r>
+        <w:rPr>
+          <w:rFonts w:ascii="Arial" w:cs="Arial" w:eastAsia="Arial" w:hAnsi="Arial"/>
+          <w:b/>
+          <w:bCs/>
+          <w:color w:val="1A1D21"/>
+          <w:sz w:val="18"/>
+          <w:szCs w:val="18"/>
+        </w:rPr>
+        <w:t xml:space="preserve">One Africa:</w:t>
+      </w:r>
+      <w:r>
+        <w:rPr>
+          <w:rFonts w:ascii="Arial" w:cs="Arial" w:eastAsia="Arial" w:hAnsi="Arial"/>
+          <w:color w:val="1A1D21"/>
+          <w:sz w:val="18"/>
+          <w:szCs w:val="18"/>
+        </w:rPr>
+        <w:t xml:space="preserve"> unified emerging-market data across African countries into a single source of truth, letting one DataMart span new countries with no rework.</w:t>
+      </w:r>
+    </w:p>
+    <w:p>
+      <w:pPr>
+        <w:pStyle w:val="ListParagraph"/>
+        <w:keepLines/>
+        <w:numPr>
+          <w:ilvl w:val="0"/>
+          <w:numId w:val="2"/>
+        </w:numPr>
+        <w:spacing w:after="130" w:before="0" w:line="241" w:lineRule="exact"/>
+      </w:pPr>
+      <w:r>
+        <w:rPr>
+          <w:rFonts w:ascii="Arial" w:cs="Arial" w:eastAsia="Arial" w:hAnsi="Arial"/>
+          <w:color w:val="1A1D21"/>
+          <w:sz w:val="18"/>
+          <w:szCs w:val="18"/>
+        </w:rPr>
+        <w:t xml:space="preserve">Designed the </w:t>
+      </w:r>
+      <w:r>
+        <w:rPr>
+          <w:rFonts w:ascii="Arial" w:cs="Arial" w:eastAsia="Arial" w:hAnsi="Arial"/>
+          <w:b/>
+          <w:bCs/>
+          <w:color w:val="1A1D21"/>
+          <w:sz w:val="18"/>
+          <w:szCs w:val="18"/>
+        </w:rPr>
+        <w:t xml:space="preserve">logical and physical data models</w:t>
+      </w:r>
+      <w:r>
+        <w:rPr>
+          <w:rFonts w:ascii="Arial" w:cs="Arial" w:eastAsia="Arial" w:hAnsi="Arial"/>
+          <w:color w:val="1A1D21"/>
+          <w:sz w:val="18"/>
+          <w:szCs w:val="18"/>
+        </w:rPr>
+        <w:t xml:space="preserve">; built reusable automation (TWS object-creation, Teradata code generation, Unix deployment) and archiving that tiered history to </w:t>
+      </w:r>
+      <w:r>
+        <w:rPr>
+          <w:rFonts w:ascii="Arial" w:cs="Arial" w:eastAsia="Arial" w:hAnsi="Arial"/>
+          <w:b/>
+          <w:bCs/>
+          <w:color w:val="1A1D21"/>
+          <w:sz w:val="18"/>
+          <w:szCs w:val="18"/>
+        </w:rPr>
+        <w:t xml:space="preserve">Greenplum</w:t>
+      </w:r>
+      <w:r>
+        <w:rPr>
+          <w:rFonts w:ascii="Arial" w:cs="Arial" w:eastAsia="Arial" w:hAnsi="Arial"/>
+          <w:color w:val="1A1D21"/>
+          <w:sz w:val="18"/>
+          <w:szCs w:val="18"/>
+        </w:rPr>
+        <w:t xml:space="preserve">.</w:t>
+      </w:r>
+    </w:p>
+    <w:p>
+      <w:pPr>
+        <w:keepNext/>
+        <w:tabs>
+          <w:tab w:val="right" w:pos="10546"/>
+        </w:tabs>
+        <w:spacing w:after="0" w:before="0" w:line="241" w:lineRule="exact"/>
+      </w:pPr>
+      <w:r>
+        <w:rPr>
+          <w:rFonts w:ascii="Arial" w:cs="Arial" w:eastAsia="Arial" w:hAnsi="Arial"/>
+          <w:b/>
+          <w:bCs/>
+          <w:color w:val="0B0D0F"/>
+          <w:sz w:val="21"/>
+          <w:szCs w:val="21"/>
+        </w:rPr>
+        <w:t xml:space="preserve">Mahindra Satyam</w:t>
+      </w:r>
+      <w:r>
+        <w:t xml:space="preserve">	</w:t>
+      </w:r>
+      <w:r>
+        <w:rPr>
+          <w:rFonts w:ascii="Arial" w:cs="Arial" w:eastAsia="Arial" w:hAnsi="Arial"/>
+          <w:b/>
+          <w:bCs/>
+          <w:color w:val="5A646C"/>
+          <w:sz w:val="17"/>
+          <w:szCs w:val="17"/>
+        </w:rPr>
+        <w:t xml:space="preserve">Jan 2008 – Nov 2010</w:t>
+      </w:r>
+    </w:p>
+    <w:p>
+      <w:pPr>
+        <w:keepNext/>
+        <w:spacing w:after="0" w:before="10" w:line="239" w:lineRule="exact"/>
+      </w:pPr>
+      <w:r>
+        <w:rPr>
+          <w:rFonts w:ascii="Arial" w:cs="Arial" w:eastAsia="Arial" w:hAnsi="Arial"/>
+          <w:color w:val="35424A"/>
+          <w:sz w:val="18"/>
+          <w:szCs w:val="18"/>
+        </w:rPr>
+        <w:t xml:space="preserve">Software Developer – S2 · Hyderabad / Bangalore, India</w:t>
+      </w:r>
+    </w:p>
+    <w:p>
+      <w:pPr>
+        <w:keepNext/>
+        <w:spacing w:after="0" w:before="50" w:line="226" w:lineRule="exact"/>
+      </w:pPr>
+      <w:r>
+        <w:rPr>
+          <w:rFonts w:ascii="Arial" w:cs="Arial" w:eastAsia="Arial" w:hAnsi="Arial"/>
+          <w:b/>
+          <w:bCs/>
+          <w:color w:val="0B5C4D"/>
+          <w:sz w:val="17"/>
+          <w:szCs w:val="17"/>
+        </w:rPr>
+        <w:t xml:space="preserve">Client: Telstra Corporation, Australia </w:t>
+      </w:r>
+      <w:r>
+        <w:rPr>
+          <w:rFonts w:ascii="Arial" w:cs="Arial" w:eastAsia="Arial" w:hAnsi="Arial"/>
+          <w:color w:val="6B757C"/>
+          <w:sz w:val="17"/>
+          <w:szCs w:val="17"/>
+        </w:rPr>
+        <w:t xml:space="preserve">— TR2.1 / TR2.2 EDW Data-In</w:t>
+      </w:r>
+    </w:p>
+    <w:p>
+      <w:pPr>
+        <w:pStyle w:val="ListParagraph"/>
+        <w:keepLines/>
+        <w:numPr>
+          <w:ilvl w:val="0"/>
+          <w:numId w:val="2"/>
+        </w:numPr>
+        <w:spacing w:after="130" w:before="48" w:line="241" w:lineRule="exact"/>
+      </w:pPr>
+      <w:r>
+        <w:rPr>
+          <w:rFonts w:ascii="Arial" w:cs="Arial" w:eastAsia="Arial" w:hAnsi="Arial"/>
+          <w:color w:val="1A1D21"/>
+          <w:sz w:val="18"/>
+          <w:szCs w:val="18"/>
+        </w:rPr>
+        <w:t xml:space="preserve">Built </w:t>
+      </w:r>
+      <w:r>
+        <w:rPr>
+          <w:rFonts w:ascii="Arial" w:cs="Arial" w:eastAsia="Arial" w:hAnsi="Arial"/>
+          <w:b/>
+          <w:bCs/>
+          <w:color w:val="1A1D21"/>
+          <w:sz w:val="18"/>
+          <w:szCs w:val="18"/>
+        </w:rPr>
+        <w:t xml:space="preserve">DataStage 7.5</w:t>
+      </w:r>
+      <w:r>
+        <w:rPr>
+          <w:rFonts w:ascii="Arial" w:cs="Arial" w:eastAsia="Arial" w:hAnsi="Arial"/>
+          <w:color w:val="1A1D21"/>
+          <w:sz w:val="18"/>
+          <w:szCs w:val="18"/>
+        </w:rPr>
+        <w:t xml:space="preserve"> jobs, Teradata utility scripts and Perl/Unix tooling for the retail customer warehouse — registrations, demographics, segmentation, billed and unbilled call records — plus </w:t>
+      </w:r>
+      <w:r>
+        <w:rPr>
+          <w:rFonts w:ascii="Arial" w:cs="Arial" w:eastAsia="Arial" w:hAnsi="Arial"/>
+          <w:b/>
+          <w:bCs/>
+          <w:color w:val="1A1D21"/>
+          <w:sz w:val="18"/>
+          <w:szCs w:val="18"/>
+        </w:rPr>
+        <w:t xml:space="preserve">Informatica</w:t>
+      </w:r>
+      <w:r>
+        <w:rPr>
+          <w:rFonts w:ascii="Arial" w:cs="Arial" w:eastAsia="Arial" w:hAnsi="Arial"/>
+          <w:color w:val="1A1D21"/>
+          <w:sz w:val="18"/>
+          <w:szCs w:val="18"/>
+        </w:rPr>
+        <w:t xml:space="preserve"> mappings migrating Oracle to Teradata.</w:t>
+      </w:r>
+    </w:p>
+    <w:p>
+      <w:pPr>
+        <w:keepNext/>
+        <w:pBdr>
+          <w:bottom w:val="single" w:color="0B5C4D" w:sz="6" w:space="2"/>
+        </w:pBdr>
+        <w:spacing w:after="80" w:before="60" w:line="215" w:lineRule="exact"/>
+      </w:pPr>
+      <w:r>
+        <w:rPr>
+          <w:rFonts w:ascii="Arial" w:cs="Arial" w:eastAsia="Arial" w:hAnsi="Arial"/>
+          <w:b/>
+          <w:bCs/>
+          <w:color w:val="0B5C4D"/>
+          <w:spacing w:val="22"/>
+          <w:sz w:val="16"/>
+          <w:szCs w:val="16"/>
+        </w:rPr>
+        <w:t xml:space="preserve">OPEN SOURCE — APPLIED AI &amp; AGENT TOOLING</w:t>
+      </w:r>
+    </w:p>
+    <w:p>
+      <w:pPr>
+        <w:spacing w:after="0" w:before="0" w:line="223" w:lineRule="exact"/>
+      </w:pPr>
+      <w:r>
+        <w:rPr>
+          <w:rFonts w:ascii="Arial" w:cs="Arial" w:eastAsia="Arial" w:hAnsi="Arial"/>
+          <w:i/>
+          <w:iCs/>
+          <w:color w:val="5A646C"/>
+          <w:sz w:val="17"/>
+          <w:szCs w:val="17"/>
+        </w:rPr>
+        <w:t xml:space="preserve">Built in my own time and shipped in public — </w:t>
+      </w:r>
+      <w:r>
+        <w:rPr>
+          <w:rFonts w:ascii="Arial" w:cs="Arial" w:eastAsia="Arial" w:hAnsi="Arial"/>
+          <w:b/>
+          <w:bCs/>
+          <w:i/>
+          <w:iCs/>
+          <w:color w:val="5A646C"/>
+          <w:sz w:val="17"/>
+          <w:szCs w:val="17"/>
+        </w:rPr>
+        <w:t xml:space="preserve">github.com/kolisachint</w:t>
+      </w:r>
+    </w:p>
+    <w:p>
+      <w:pPr>
+        <w:pStyle w:val="ListParagraph"/>
+        <w:keepLines/>
+        <w:numPr>
+          <w:ilvl w:val="0"/>
+          <w:numId w:val="2"/>
+        </w:numPr>
+        <w:spacing w:after="38" w:before="48" w:line="241" w:lineRule="exact"/>
+      </w:pPr>
+      <w:r>
+        <w:rPr>
+          <w:rFonts w:ascii="Arial" w:cs="Arial" w:eastAsia="Arial" w:hAnsi="Arial"/>
+          <w:b/>
+          <w:bCs/>
+          <w:color w:val="1A1D21"/>
+          <w:sz w:val="18"/>
+          <w:szCs w:val="18"/>
+        </w:rPr>
+        <w:t xml:space="preserve">hoocode</w:t>
+      </w:r>
+      <w:r>
+        <w:rPr>
+          <w:rFonts w:ascii="Arial" w:cs="Arial" w:eastAsia="Arial" w:hAnsi="Arial"/>
+          <w:color w:val="1A1D21"/>
+          <w:sz w:val="18"/>
+          <w:szCs w:val="18"/>
+        </w:rPr>
+        <w:t xml:space="preserve"> — deterministic terminal coding agent, </w:t>
+      </w:r>
+      <w:r>
+        <w:rPr>
+          <w:rFonts w:ascii="Arial" w:cs="Arial" w:eastAsia="Arial" w:hAnsi="Arial"/>
+          <w:b/>
+          <w:bCs/>
+          <w:color w:val="1A1D21"/>
+          <w:sz w:val="18"/>
+          <w:szCs w:val="18"/>
+        </w:rPr>
+        <w:t xml:space="preserve">published to npm</w:t>
+      </w:r>
+      <w:r>
+        <w:rPr>
+          <w:rFonts w:ascii="Arial" w:cs="Arial" w:eastAsia="Arial" w:hAnsi="Arial"/>
+          <w:color w:val="1A1D21"/>
+          <w:sz w:val="18"/>
+          <w:szCs w:val="18"/>
+        </w:rPr>
+        <w:t xml:space="preserve">. TypeScript monorepo of four packages: CLI, agent runtime with tool calling, a </w:t>
+      </w:r>
+      <w:r>
+        <w:rPr>
+          <w:rFonts w:ascii="Arial" w:cs="Arial" w:eastAsia="Arial" w:hAnsi="Arial"/>
+          <w:b/>
+          <w:bCs/>
+          <w:color w:val="1A1D21"/>
+          <w:sz w:val="18"/>
+          <w:szCs w:val="18"/>
+        </w:rPr>
+        <w:t xml:space="preserve">unified LLM API across 25+ providers</w:t>
+      </w:r>
+      <w:r>
+        <w:rPr>
+          <w:rFonts w:ascii="Arial" w:cs="Arial" w:eastAsia="Arial" w:hAnsi="Arial"/>
+          <w:color w:val="1A1D21"/>
+          <w:sz w:val="18"/>
+          <w:szCs w:val="18"/>
+        </w:rPr>
+        <w:t xml:space="preserve">, differential-rendering TUI. Permission gate on every edit and command, four scoped modes, MCP servers, subagents. ~470 commits since May 2026, extending a fork of the MIT-licensed </w:t>
+      </w:r>
+      <w:r>
+        <w:rPr>
+          <w:rFonts w:ascii="Arial" w:cs="Arial" w:eastAsia="Arial" w:hAnsi="Arial"/>
+          <w:i/>
+          <w:iCs/>
+          <w:color w:val="1A1D21"/>
+          <w:sz w:val="18"/>
+          <w:szCs w:val="18"/>
+        </w:rPr>
+        <w:t xml:space="preserve">pi-mono</w:t>
+      </w:r>
+      <w:r>
+        <w:rPr>
+          <w:rFonts w:ascii="Arial" w:cs="Arial" w:eastAsia="Arial" w:hAnsi="Arial"/>
+          <w:color w:val="1A1D21"/>
+          <w:sz w:val="18"/>
+          <w:szCs w:val="18"/>
+        </w:rPr>
+        <w:t xml:space="preserve">.</w:t>
       </w:r>
     </w:p>
     <w:p>
@@ -1305,31 +2230,82 @@
       <w:r>
         <w:rPr>
           <w:rFonts w:ascii="Arial" w:cs="Arial" w:eastAsia="Arial" w:hAnsi="Arial"/>
-          <w:color w:val="1A1D21"/>
-          <w:sz w:val="18"/>
-          <w:szCs w:val="18"/>
-        </w:rPr>
-        <w:t xml:space="preserve">Built an </w:t>
-      </w:r>
-      <w:r>
-        <w:rPr>
-          <w:rFonts w:ascii="Arial" w:cs="Arial" w:eastAsia="Arial" w:hAnsi="Arial"/>
-          <w:b/>
-          <w:bCs/>
-          <w:color w:val="1A1D21"/>
-          <w:sz w:val="18"/>
-          <w:szCs w:val="18"/>
-        </w:rPr>
-        <w:t xml:space="preserve">API management layer</w:t>
-      </w:r>
-      <w:r>
-        <w:rPr>
-          <w:rFonts w:ascii="Arial" w:cs="Arial" w:eastAsia="Arial" w:hAnsi="Arial"/>
-          <w:color w:val="1A1D21"/>
-          <w:sz w:val="18"/>
-          <w:szCs w:val="18"/>
-        </w:rPr>
-        <w:t xml:space="preserve"> decoupling applications from cloud complexity across a multicloud estate — reused as the blueprint by other teams.</w:t>
+          <w:b/>
+          <w:bCs/>
+          <w:color w:val="1A1D21"/>
+          <w:sz w:val="18"/>
+          <w:szCs w:val="18"/>
+        </w:rPr>
+        <w:t xml:space="preserve">embeddingsearchtools</w:t>
+      </w:r>
+      <w:r>
+        <w:rPr>
+          <w:rFonts w:ascii="Arial" w:cs="Arial" w:eastAsia="Arial" w:hAnsi="Arial"/>
+          <w:color w:val="1A1D21"/>
+          <w:sz w:val="18"/>
+          <w:szCs w:val="18"/>
+        </w:rPr>
+        <w:t xml:space="preserve"> (Rust) — embedding search engine. MiniLM via </w:t>
+      </w:r>
+      <w:r>
+        <w:rPr>
+          <w:rFonts w:ascii="Arial" w:cs="Arial" w:eastAsia="Arial" w:hAnsi="Arial"/>
+          <w:b/>
+          <w:bCs/>
+          <w:color w:val="1A1D21"/>
+          <w:sz w:val="18"/>
+          <w:szCs w:val="18"/>
+        </w:rPr>
+        <w:t xml:space="preserve">ONNX Runtime</w:t>
+      </w:r>
+      <w:r>
+        <w:rPr>
+          <w:rFonts w:ascii="Arial" w:cs="Arial" w:eastAsia="Arial" w:hAnsi="Arial"/>
+          <w:color w:val="1A1D21"/>
+          <w:sz w:val="18"/>
+          <w:szCs w:val="18"/>
+        </w:rPr>
+        <w:t xml:space="preserve">, int8 weights bundled into the binary; exact and </w:t>
+      </w:r>
+      <w:r>
+        <w:rPr>
+          <w:rFonts w:ascii="Arial" w:cs="Arial" w:eastAsia="Arial" w:hAnsi="Arial"/>
+          <w:b/>
+          <w:bCs/>
+          <w:color w:val="1A1D21"/>
+          <w:sz w:val="18"/>
+          <w:szCs w:val="18"/>
+        </w:rPr>
+        <w:t xml:space="preserve">HNSW approximate-nearest-neighbour</w:t>
+      </w:r>
+      <w:r>
+        <w:rPr>
+          <w:rFonts w:ascii="Arial" w:cs="Arial" w:eastAsia="Arial" w:hAnsi="Arial"/>
+          <w:color w:val="1A1D21"/>
+          <w:sz w:val="18"/>
+          <w:szCs w:val="18"/>
+        </w:rPr>
+        <w:t xml:space="preserve"> indexes written from scratch; </w:t>
+      </w:r>
+      <w:r>
+        <w:rPr>
+          <w:rFonts w:ascii="Arial" w:cs="Arial" w:eastAsia="Arial" w:hAnsi="Arial"/>
+          <w:b/>
+          <w:bCs/>
+          <w:color w:val="1A1D21"/>
+          <w:sz w:val="18"/>
+          <w:szCs w:val="18"/>
+        </w:rPr>
+        <w:t xml:space="preserve">BM25 fusion for hybrid retrieval</w:t>
+      </w:r>
+      <w:r>
+        <w:rPr>
+          <w:rFonts w:ascii="Arial" w:cs="Arial" w:eastAsia="Arial" w:hAnsi="Arial"/>
+          <w:color w:val="1A1D21"/>
+          <w:sz w:val="18"/>
+          <w:szCs w:val="18"/>
+        </w:rPr>
+        <w:t xml:space="preserve">; mmap store, library API, CLI, daemon.</w:t>
       </w:r>
     </w:p>
     <w:p>
@@ -1345,845 +2321,6 @@
       <w:r>
         <w:rPr>
           <w:rFonts w:ascii="Arial" w:cs="Arial" w:eastAsia="Arial" w:hAnsi="Arial"/>
-          <w:color w:val="1A1D21"/>
-          <w:sz w:val="18"/>
-          <w:szCs w:val="18"/>
-        </w:rPr>
-        <w:t xml:space="preserve">Replaced self-hosted tooling with cloud-native across five stacks: Teradata → BigQuery · Unix → Compute Engine · Control-M → Airflow · shell/ETL → Python · GitLab Enterprise → Cloud Source Repositories.</w:t>
-      </w:r>
-    </w:p>
-    <w:p>
-      <w:pPr>
-        <w:pStyle w:val="ListParagraph"/>
-        <w:keepLines/>
-        <w:numPr>
-          <w:ilvl w:val="0"/>
-          <w:numId w:val="2"/>
-        </w:numPr>
-        <w:spacing w:after="38" w:before="0" w:line="241" w:lineRule="exact"/>
-      </w:pPr>
-      <w:r>
-        <w:rPr>
-          <w:rFonts w:ascii="Arial" w:cs="Arial" w:eastAsia="Arial" w:hAnsi="Arial"/>
-          <w:color w:val="1A1D21"/>
-          <w:sz w:val="18"/>
-          <w:szCs w:val="18"/>
-        </w:rPr>
-        <w:t xml:space="preserve">Designed shared datamarts (CDW, NSegment, Campaign) in BigQuery; led enterprise migration from </w:t>
-      </w:r>
-      <w:r>
-        <w:rPr>
-          <w:rFonts w:ascii="Arial" w:cs="Arial" w:eastAsia="Arial" w:hAnsi="Arial"/>
-          <w:b/>
-          <w:bCs/>
-          <w:color w:val="1A1D21"/>
-          <w:sz w:val="18"/>
-          <w:szCs w:val="18"/>
-        </w:rPr>
-        <w:t xml:space="preserve">IBM Unica to Adobe Campaign</w:t>
-      </w:r>
-      <w:r>
-        <w:rPr>
-          <w:rFonts w:ascii="Arial" w:cs="Arial" w:eastAsia="Arial" w:hAnsi="Arial"/>
-          <w:color w:val="1A1D21"/>
-          <w:sz w:val="18"/>
-          <w:szCs w:val="18"/>
-        </w:rPr>
-        <w:t xml:space="preserve"> and Telluride, coordinating vendors (Adobe, BounceX) and internal teams.</w:t>
-      </w:r>
-    </w:p>
-    <w:p>
-      <w:pPr>
-        <w:pStyle w:val="ListParagraph"/>
-        <w:keepLines/>
-        <w:numPr>
-          <w:ilvl w:val="0"/>
-          <w:numId w:val="2"/>
-        </w:numPr>
-        <w:spacing w:after="130" w:before="0" w:line="241" w:lineRule="exact"/>
-      </w:pPr>
-      <w:r>
-        <w:rPr>
-          <w:rFonts w:ascii="Arial" w:cs="Arial" w:eastAsia="Arial" w:hAnsi="Arial"/>
-          <w:color w:val="1A1D21"/>
-          <w:sz w:val="18"/>
-          <w:szCs w:val="18"/>
-        </w:rPr>
-        <w:t xml:space="preserve">Delivered Tableau and Data Studio reporting; ran continuous GCP cost optimisation.</w:t>
-      </w:r>
-    </w:p>
-    <w:p>
-      <w:pPr>
-        <w:keepNext/>
-        <w:tabs>
-          <w:tab w:val="right" w:pos="10546"/>
-        </w:tabs>
-        <w:spacing w:after="0" w:before="0" w:line="241" w:lineRule="exact"/>
-      </w:pPr>
-      <w:r>
-        <w:rPr>
-          <w:rFonts w:ascii="Arial" w:cs="Arial" w:eastAsia="Arial" w:hAnsi="Arial"/>
-          <w:b/>
-          <w:bCs/>
-          <w:color w:val="0B0D0F"/>
-          <w:sz w:val="21"/>
-          <w:szCs w:val="21"/>
-        </w:rPr>
-        <w:t xml:space="preserve">Cognizant Technology Solutions</w:t>
-      </w:r>
-      <w:r>
-        <w:t xml:space="preserve">	</w:t>
-      </w:r>
-      <w:r>
-        <w:rPr>
-          <w:rFonts w:ascii="Arial" w:cs="Arial" w:eastAsia="Arial" w:hAnsi="Arial"/>
-          <w:b/>
-          <w:bCs/>
-          <w:color w:val="5A646C"/>
-          <w:sz w:val="17"/>
-          <w:szCs w:val="17"/>
-        </w:rPr>
-        <w:t xml:space="preserve">Nov 2010 – Feb 2018</w:t>
-      </w:r>
-    </w:p>
-    <w:p>
-      <w:pPr>
-        <w:keepNext/>
-        <w:spacing w:after="0" w:before="10" w:line="239" w:lineRule="exact"/>
-      </w:pPr>
-      <w:r>
-        <w:rPr>
-          <w:rFonts w:ascii="Arial" w:cs="Arial" w:eastAsia="Arial" w:hAnsi="Arial"/>
-          <w:color w:val="35424A"/>
-          <w:sz w:val="18"/>
-          <w:szCs w:val="18"/>
-        </w:rPr>
-        <w:t xml:space="preserve">Senior Associate – Projects · Pune, India</w:t>
-      </w:r>
-    </w:p>
-    <w:p>
-      <w:pPr>
-        <w:keepNext/>
-        <w:spacing w:after="0" w:before="50" w:line="226" w:lineRule="exact"/>
-      </w:pPr>
-      <w:r>
-        <w:rPr>
-          <w:rFonts w:ascii="Arial" w:cs="Arial" w:eastAsia="Arial" w:hAnsi="Arial"/>
-          <w:b/>
-          <w:bCs/>
-          <w:color w:val="0B5C4D"/>
-          <w:sz w:val="17"/>
-          <w:szCs w:val="17"/>
-        </w:rPr>
-        <w:t xml:space="preserve">Client: Saudi Telecom Company, Saudi Arabia </w:t>
-      </w:r>
-      <w:r>
-        <w:rPr>
-          <w:rFonts w:ascii="Arial" w:cs="Arial" w:eastAsia="Arial" w:hAnsi="Arial"/>
-          <w:color w:val="6B757C"/>
-          <w:sz w:val="17"/>
-          <w:szCs w:val="17"/>
-        </w:rPr>
-        <w:t xml:space="preserve">— STC EDW (CLDM7 / CLDM12) · Onsite IT Delivery Lead · Feb 2015 – Feb 2018</w:t>
-      </w:r>
-    </w:p>
-    <w:p>
-      <w:pPr>
-        <w:pStyle w:val="ListParagraph"/>
-        <w:keepLines/>
-        <w:numPr>
-          <w:ilvl w:val="0"/>
-          <w:numId w:val="2"/>
-        </w:numPr>
-        <w:spacing w:after="38" w:before="48" w:line="241" w:lineRule="exact"/>
-      </w:pPr>
-      <w:r>
-        <w:rPr>
-          <w:rFonts w:ascii="Arial" w:cs="Arial" w:eastAsia="Arial" w:hAnsi="Arial"/>
-          <w:color w:val="1A1D21"/>
-          <w:sz w:val="18"/>
-          <w:szCs w:val="18"/>
-        </w:rPr>
-        <w:t xml:space="preserve">Led data modelling for the enterprise warehouse covering customers, accounts, subscriptions, offers and products across all channels and business units.</w:t>
-      </w:r>
-    </w:p>
-    <w:p>
-      <w:pPr>
-        <w:pStyle w:val="ListParagraph"/>
-        <w:keepLines/>
-        <w:numPr>
-          <w:ilvl w:val="0"/>
-          <w:numId w:val="2"/>
-        </w:numPr>
-        <w:spacing w:after="38" w:before="0" w:line="241" w:lineRule="exact"/>
-      </w:pPr>
-      <w:r>
-        <w:rPr>
-          <w:rFonts w:ascii="Arial" w:cs="Arial" w:eastAsia="Arial" w:hAnsi="Arial"/>
-          <w:color w:val="1A1D21"/>
-          <w:sz w:val="18"/>
-          <w:szCs w:val="18"/>
-        </w:rPr>
-        <w:t xml:space="preserve">Extended the model by </w:t>
-      </w:r>
-      <w:r>
-        <w:rPr>
-          <w:rFonts w:ascii="Arial" w:cs="Arial" w:eastAsia="Arial" w:hAnsi="Arial"/>
-          <w:b/>
-          <w:bCs/>
-          <w:color w:val="1A1D21"/>
-          <w:sz w:val="18"/>
-          <w:szCs w:val="18"/>
-        </w:rPr>
-        <w:t xml:space="preserve">snowflaking dimensions</w:t>
-      </w:r>
-      <w:r>
-        <w:rPr>
-          <w:rFonts w:ascii="Arial" w:cs="Arial" w:eastAsia="Arial" w:hAnsi="Arial"/>
-          <w:color w:val="1A1D21"/>
-          <w:sz w:val="18"/>
-          <w:szCs w:val="18"/>
-        </w:rPr>
-        <w:t xml:space="preserve"> — demographics, account status, subscription status.</w:t>
-      </w:r>
-    </w:p>
-    <w:p>
-      <w:pPr>
-        <w:pStyle w:val="ListParagraph"/>
-        <w:keepLines/>
-        <w:numPr>
-          <w:ilvl w:val="0"/>
-          <w:numId w:val="2"/>
-        </w:numPr>
-        <w:spacing w:after="38" w:before="0" w:line="241" w:lineRule="exact"/>
-      </w:pPr>
-      <w:r>
-        <w:rPr>
-          <w:rFonts w:ascii="Arial" w:cs="Arial" w:eastAsia="Arial" w:hAnsi="Arial"/>
-          <w:color w:val="1A1D21"/>
-          <w:sz w:val="18"/>
-          <w:szCs w:val="18"/>
-        </w:rPr>
-        <w:t xml:space="preserve">Built an </w:t>
-      </w:r>
-      <w:r>
-        <w:rPr>
-          <w:rFonts w:ascii="Arial" w:cs="Arial" w:eastAsia="Arial" w:hAnsi="Arial"/>
-          <w:b/>
-          <w:bCs/>
-          <w:color w:val="1A1D21"/>
-          <w:sz w:val="18"/>
-          <w:szCs w:val="18"/>
-        </w:rPr>
-        <w:t xml:space="preserve">automation tool</w:t>
-      </w:r>
-      <w:r>
-        <w:rPr>
-          <w:rFonts w:ascii="Arial" w:cs="Arial" w:eastAsia="Arial" w:hAnsi="Arial"/>
-          <w:color w:val="1A1D21"/>
-          <w:sz w:val="18"/>
-          <w:szCs w:val="18"/>
-        </w:rPr>
-        <w:t xml:space="preserve"> propagating a new key through every dimension table, Teradata utility script (FastLoad, MultiLoad, FastExport, BTEQ) and Ab-Initio object automatically.</w:t>
-      </w:r>
-    </w:p>
-    <w:p>
-      <w:pPr>
-        <w:pStyle w:val="ListParagraph"/>
-        <w:keepLines/>
-        <w:numPr>
-          <w:ilvl w:val="0"/>
-          <w:numId w:val="2"/>
-        </w:numPr>
-        <w:spacing w:after="38" w:before="0" w:line="241" w:lineRule="exact"/>
-      </w:pPr>
-      <w:r>
-        <w:rPr>
-          <w:rFonts w:ascii="Arial" w:cs="Arial" w:eastAsia="Arial" w:hAnsi="Arial"/>
-          <w:color w:val="1A1D21"/>
-          <w:sz w:val="18"/>
-          <w:szCs w:val="18"/>
-        </w:rPr>
-        <w:t xml:space="preserve">Ran a big-data POC on </w:t>
-      </w:r>
-      <w:r>
-        <w:rPr>
-          <w:rFonts w:ascii="Arial" w:cs="Arial" w:eastAsia="Arial" w:hAnsi="Arial"/>
-          <w:b/>
-          <w:bCs/>
-          <w:color w:val="1A1D21"/>
-          <w:sz w:val="18"/>
-          <w:szCs w:val="18"/>
-        </w:rPr>
-        <w:t xml:space="preserve">Apache Hive and HDFS</w:t>
-      </w:r>
-      <w:r>
-        <w:rPr>
-          <w:rFonts w:ascii="Arial" w:cs="Arial" w:eastAsia="Arial" w:hAnsi="Arial"/>
-          <w:color w:val="1A1D21"/>
-          <w:sz w:val="18"/>
-          <w:szCs w:val="18"/>
-        </w:rPr>
-        <w:t xml:space="preserve"> for CDR ingestion.</w:t>
-      </w:r>
-    </w:p>
-    <w:p>
-      <w:pPr>
-        <w:keepNext/>
-        <w:spacing w:after="0" w:before="12" w:line="226" w:lineRule="exact"/>
-      </w:pPr>
-      <w:r>
-        <w:rPr>
-          <w:rFonts w:ascii="Arial" w:cs="Arial" w:eastAsia="Arial" w:hAnsi="Arial"/>
-          <w:b/>
-          <w:bCs/>
-          <w:color w:val="0B5C4D"/>
-          <w:sz w:val="17"/>
-          <w:szCs w:val="17"/>
-        </w:rPr>
-        <w:t xml:space="preserve">Client: Barclays, United Kingdom </w:t>
-      </w:r>
-      <w:r>
-        <w:rPr>
-          <w:rFonts w:ascii="Arial" w:cs="Arial" w:eastAsia="Arial" w:hAnsi="Arial"/>
-          <w:color w:val="6B757C"/>
-          <w:sz w:val="17"/>
-          <w:szCs w:val="17"/>
-        </w:rPr>
-        <w:t xml:space="preserve">— Emerging Markets DW &amp; One Africa Program · Team Lead · Nov 2010 – Feb 2015</w:t>
-      </w:r>
-    </w:p>
-    <w:p>
-      <w:pPr>
-        <w:pStyle w:val="ListParagraph"/>
-        <w:keepLines/>
-        <w:numPr>
-          <w:ilvl w:val="0"/>
-          <w:numId w:val="2"/>
-        </w:numPr>
-        <w:spacing w:after="38" w:before="48" w:line="241" w:lineRule="exact"/>
-      </w:pPr>
-      <w:r>
-        <w:rPr>
-          <w:rFonts w:ascii="Arial" w:cs="Arial" w:eastAsia="Arial" w:hAnsi="Arial"/>
-          <w:color w:val="1A1D21"/>
-          <w:sz w:val="18"/>
-          <w:szCs w:val="18"/>
-        </w:rPr>
-        <w:t xml:space="preserve">Built staging from core banking (FLEX), ATM/POS (SPARROW) and online transaction sources, then the DataMarts above them.</w:t>
-      </w:r>
-    </w:p>
-    <w:p>
-      <w:pPr>
-        <w:pStyle w:val="ListParagraph"/>
-        <w:keepLines/>
-        <w:numPr>
-          <w:ilvl w:val="0"/>
-          <w:numId w:val="2"/>
-        </w:numPr>
-        <w:spacing w:after="38" w:before="0" w:line="241" w:lineRule="exact"/>
-      </w:pPr>
-      <w:r>
-        <w:rPr>
-          <w:rFonts w:ascii="Arial" w:cs="Arial" w:eastAsia="Arial" w:hAnsi="Arial"/>
-          <w:b/>
-          <w:bCs/>
-          <w:color w:val="1A1D21"/>
-          <w:sz w:val="18"/>
-          <w:szCs w:val="18"/>
-        </w:rPr>
-        <w:t xml:space="preserve">One Africa:</w:t>
-      </w:r>
-      <w:r>
-        <w:rPr>
-          <w:rFonts w:ascii="Arial" w:cs="Arial" w:eastAsia="Arial" w:hAnsi="Arial"/>
-          <w:color w:val="1A1D21"/>
-          <w:sz w:val="18"/>
-          <w:szCs w:val="18"/>
-        </w:rPr>
-        <w:t xml:space="preserve"> unified emerging-market data across African countries into a single source of truth, letting one DataMart span new countries with no rework.</w:t>
-      </w:r>
-    </w:p>
-    <w:p>
-      <w:pPr>
-        <w:pStyle w:val="ListParagraph"/>
-        <w:keepLines/>
-        <w:numPr>
-          <w:ilvl w:val="0"/>
-          <w:numId w:val="2"/>
-        </w:numPr>
-        <w:spacing w:after="38" w:before="0" w:line="241" w:lineRule="exact"/>
-      </w:pPr>
-      <w:r>
-        <w:rPr>
-          <w:rFonts w:ascii="Arial" w:cs="Arial" w:eastAsia="Arial" w:hAnsi="Arial"/>
-          <w:color w:val="1A1D21"/>
-          <w:sz w:val="18"/>
-          <w:szCs w:val="18"/>
-        </w:rPr>
-        <w:t xml:space="preserve">Designed the </w:t>
-      </w:r>
-      <w:r>
-        <w:rPr>
-          <w:rFonts w:ascii="Arial" w:cs="Arial" w:eastAsia="Arial" w:hAnsi="Arial"/>
-          <w:b/>
-          <w:bCs/>
-          <w:color w:val="1A1D21"/>
-          <w:sz w:val="18"/>
-          <w:szCs w:val="18"/>
-        </w:rPr>
-        <w:t xml:space="preserve">logical and physical data models</w:t>
-      </w:r>
-      <w:r>
-        <w:rPr>
-          <w:rFonts w:ascii="Arial" w:cs="Arial" w:eastAsia="Arial" w:hAnsi="Arial"/>
-          <w:color w:val="1A1D21"/>
-          <w:sz w:val="18"/>
-          <w:szCs w:val="18"/>
-        </w:rPr>
-        <w:t xml:space="preserve">; built reusable automation — TWS object-creation tool, Teradata acquisition code generator, Unix deployment tooling.</w:t>
-      </w:r>
-    </w:p>
-    <w:p>
-      <w:pPr>
-        <w:pStyle w:val="ListParagraph"/>
-        <w:keepLines/>
-        <w:numPr>
-          <w:ilvl w:val="0"/>
-          <w:numId w:val="2"/>
-        </w:numPr>
-        <w:spacing w:after="130" w:before="0" w:line="241" w:lineRule="exact"/>
-      </w:pPr>
-      <w:r>
-        <w:rPr>
-          <w:rFonts w:ascii="Arial" w:cs="Arial" w:eastAsia="Arial" w:hAnsi="Arial"/>
-          <w:color w:val="1A1D21"/>
-          <w:sz w:val="18"/>
-          <w:szCs w:val="18"/>
-        </w:rPr>
-        <w:t xml:space="preserve">Implemented archiving and purging against the active warehouse, tiering history to </w:t>
-      </w:r>
-      <w:r>
-        <w:rPr>
-          <w:rFonts w:ascii="Arial" w:cs="Arial" w:eastAsia="Arial" w:hAnsi="Arial"/>
-          <w:b/>
-          <w:bCs/>
-          <w:color w:val="1A1D21"/>
-          <w:sz w:val="18"/>
-          <w:szCs w:val="18"/>
-        </w:rPr>
-        <w:t xml:space="preserve">Greenplum</w:t>
-      </w:r>
-      <w:r>
-        <w:rPr>
-          <w:rFonts w:ascii="Arial" w:cs="Arial" w:eastAsia="Arial" w:hAnsi="Arial"/>
-          <w:color w:val="1A1D21"/>
-          <w:sz w:val="18"/>
-          <w:szCs w:val="18"/>
-        </w:rPr>
-        <w:t xml:space="preserve">.</w:t>
-      </w:r>
-    </w:p>
-    <w:p>
-      <w:pPr>
-        <w:keepNext/>
-        <w:tabs>
-          <w:tab w:val="right" w:pos="10546"/>
-        </w:tabs>
-        <w:spacing w:after="0" w:before="0" w:line="241" w:lineRule="exact"/>
-      </w:pPr>
-      <w:r>
-        <w:rPr>
-          <w:rFonts w:ascii="Arial" w:cs="Arial" w:eastAsia="Arial" w:hAnsi="Arial"/>
-          <w:b/>
-          <w:bCs/>
-          <w:color w:val="0B0D0F"/>
-          <w:sz w:val="21"/>
-          <w:szCs w:val="21"/>
-        </w:rPr>
-        <w:t xml:space="preserve">Mahindra Satyam</w:t>
-      </w:r>
-      <w:r>
-        <w:t xml:space="preserve">	</w:t>
-      </w:r>
-      <w:r>
-        <w:rPr>
-          <w:rFonts w:ascii="Arial" w:cs="Arial" w:eastAsia="Arial" w:hAnsi="Arial"/>
-          <w:b/>
-          <w:bCs/>
-          <w:color w:val="5A646C"/>
-          <w:sz w:val="17"/>
-          <w:szCs w:val="17"/>
-        </w:rPr>
-        <w:t xml:space="preserve">Jan 2008 – Nov 2010</w:t>
-      </w:r>
-    </w:p>
-    <w:p>
-      <w:pPr>
-        <w:keepNext/>
-        <w:spacing w:after="0" w:before="10" w:line="239" w:lineRule="exact"/>
-      </w:pPr>
-      <w:r>
-        <w:rPr>
-          <w:rFonts w:ascii="Arial" w:cs="Arial" w:eastAsia="Arial" w:hAnsi="Arial"/>
-          <w:color w:val="35424A"/>
-          <w:sz w:val="18"/>
-          <w:szCs w:val="18"/>
-        </w:rPr>
-        <w:t xml:space="preserve">Software Developer – S2 · Hyderabad / Bangalore, India</w:t>
-      </w:r>
-    </w:p>
-    <w:p>
-      <w:pPr>
-        <w:keepNext/>
-        <w:spacing w:after="0" w:before="50" w:line="226" w:lineRule="exact"/>
-      </w:pPr>
-      <w:r>
-        <w:rPr>
-          <w:rFonts w:ascii="Arial" w:cs="Arial" w:eastAsia="Arial" w:hAnsi="Arial"/>
-          <w:b/>
-          <w:bCs/>
-          <w:color w:val="0B5C4D"/>
-          <w:sz w:val="17"/>
-          <w:szCs w:val="17"/>
-        </w:rPr>
-        <w:t xml:space="preserve">Client: Telstra Corporation, Australia </w:t>
-      </w:r>
-      <w:r>
-        <w:rPr>
-          <w:rFonts w:ascii="Arial" w:cs="Arial" w:eastAsia="Arial" w:hAnsi="Arial"/>
-          <w:color w:val="6B757C"/>
-          <w:sz w:val="17"/>
-          <w:szCs w:val="17"/>
-        </w:rPr>
-        <w:t xml:space="preserve">— TR2.1 / TR2.2 EDW Data-In</w:t>
-      </w:r>
-    </w:p>
-    <w:p>
-      <w:pPr>
-        <w:pStyle w:val="ListParagraph"/>
-        <w:keepLines/>
-        <w:numPr>
-          <w:ilvl w:val="0"/>
-          <w:numId w:val="2"/>
-        </w:numPr>
-        <w:spacing w:after="38" w:before="48" w:line="241" w:lineRule="exact"/>
-      </w:pPr>
-      <w:r>
-        <w:rPr>
-          <w:rFonts w:ascii="Arial" w:cs="Arial" w:eastAsia="Arial" w:hAnsi="Arial"/>
-          <w:color w:val="1A1D21"/>
-          <w:sz w:val="18"/>
-          <w:szCs w:val="18"/>
-        </w:rPr>
-        <w:t xml:space="preserve">Built </w:t>
-      </w:r>
-      <w:r>
-        <w:rPr>
-          <w:rFonts w:ascii="Arial" w:cs="Arial" w:eastAsia="Arial" w:hAnsi="Arial"/>
-          <w:b/>
-          <w:bCs/>
-          <w:color w:val="1A1D21"/>
-          <w:sz w:val="18"/>
-          <w:szCs w:val="18"/>
-        </w:rPr>
-        <w:t xml:space="preserve">DataStage 7.5</w:t>
-      </w:r>
-      <w:r>
-        <w:rPr>
-          <w:rFonts w:ascii="Arial" w:cs="Arial" w:eastAsia="Arial" w:hAnsi="Arial"/>
-          <w:color w:val="1A1D21"/>
-          <w:sz w:val="18"/>
-          <w:szCs w:val="18"/>
-        </w:rPr>
-        <w:t xml:space="preserve"> jobs, Teradata utility scripts and Perl/Unix tooling for the retail customer warehouse — registrations, demographics, segmentation, billed and unbilled call records.</w:t>
-      </w:r>
-    </w:p>
-    <w:p>
-      <w:pPr>
-        <w:pStyle w:val="ListParagraph"/>
-        <w:keepLines/>
-        <w:numPr>
-          <w:ilvl w:val="0"/>
-          <w:numId w:val="2"/>
-        </w:numPr>
-        <w:spacing w:after="130" w:before="0" w:line="241" w:lineRule="exact"/>
-      </w:pPr>
-      <w:r>
-        <w:rPr>
-          <w:rFonts w:ascii="Arial" w:cs="Arial" w:eastAsia="Arial" w:hAnsi="Arial"/>
-          <w:color w:val="1A1D21"/>
-          <w:sz w:val="18"/>
-          <w:szCs w:val="18"/>
-        </w:rPr>
-        <w:t xml:space="preserve">Built </w:t>
-      </w:r>
-      <w:r>
-        <w:rPr>
-          <w:rFonts w:ascii="Arial" w:cs="Arial" w:eastAsia="Arial" w:hAnsi="Arial"/>
-          <w:b/>
-          <w:bCs/>
-          <w:color w:val="1A1D21"/>
-          <w:sz w:val="18"/>
-          <w:szCs w:val="18"/>
-        </w:rPr>
-        <w:t xml:space="preserve">Informatica</w:t>
-      </w:r>
-      <w:r>
-        <w:rPr>
-          <w:rFonts w:ascii="Arial" w:cs="Arial" w:eastAsia="Arial" w:hAnsi="Arial"/>
-          <w:color w:val="1A1D21"/>
-          <w:sz w:val="18"/>
-          <w:szCs w:val="18"/>
-        </w:rPr>
-        <w:t xml:space="preserve"> mappings and workflows migrating Oracle to Teradata for an enterprise data warehouse.</w:t>
-      </w:r>
-    </w:p>
-    <w:p>
-      <w:pPr>
-        <w:keepNext/>
-        <w:pBdr>
-          <w:bottom w:val="single" w:color="0B5C4D" w:sz="6" w:space="2"/>
-        </w:pBdr>
-        <w:spacing w:after="80" w:before="60" w:line="215" w:lineRule="exact"/>
-      </w:pPr>
-      <w:r>
-        <w:rPr>
-          <w:rFonts w:ascii="Arial" w:cs="Arial" w:eastAsia="Arial" w:hAnsi="Arial"/>
-          <w:b/>
-          <w:bCs/>
-          <w:color w:val="0B5C4D"/>
-          <w:spacing w:val="22"/>
-          <w:sz w:val="16"/>
-          <w:szCs w:val="16"/>
-        </w:rPr>
-        <w:t xml:space="preserve">OPEN SOURCE — APPLIED AI &amp; AGENT TOOLING</w:t>
-      </w:r>
-    </w:p>
-    <w:p>
-      <w:pPr>
-        <w:spacing w:after="0" w:before="0" w:line="223" w:lineRule="exact"/>
-      </w:pPr>
-      <w:r>
-        <w:rPr>
-          <w:rFonts w:ascii="Arial" w:cs="Arial" w:eastAsia="Arial" w:hAnsi="Arial"/>
-          <w:i/>
-          <w:iCs/>
-          <w:color w:val="5A646C"/>
-          <w:sz w:val="17"/>
-          <w:szCs w:val="17"/>
-        </w:rPr>
-        <w:t xml:space="preserve">Built in my own time and shipped in public — </w:t>
-      </w:r>
-      <w:r>
-        <w:rPr>
-          <w:rFonts w:ascii="Arial" w:cs="Arial" w:eastAsia="Arial" w:hAnsi="Arial"/>
-          <w:b/>
-          <w:bCs/>
-          <w:i/>
-          <w:iCs/>
-          <w:color w:val="5A646C"/>
-          <w:sz w:val="17"/>
-          <w:szCs w:val="17"/>
-        </w:rPr>
-        <w:t xml:space="preserve">github.com/kolisachint</w:t>
-      </w:r>
-    </w:p>
-    <w:p>
-      <w:pPr>
-        <w:pStyle w:val="ListParagraph"/>
-        <w:keepLines/>
-        <w:numPr>
-          <w:ilvl w:val="0"/>
-          <w:numId w:val="2"/>
-        </w:numPr>
-        <w:spacing w:after="38" w:before="48" w:line="241" w:lineRule="exact"/>
-      </w:pPr>
-      <w:r>
-        <w:rPr>
-          <w:rFonts w:ascii="Arial" w:cs="Arial" w:eastAsia="Arial" w:hAnsi="Arial"/>
-          <w:b/>
-          <w:bCs/>
-          <w:color w:val="1A1D21"/>
-          <w:sz w:val="18"/>
-          <w:szCs w:val="18"/>
-        </w:rPr>
-        <w:t xml:space="preserve">hoocode</w:t>
-      </w:r>
-      <w:r>
-        <w:rPr>
-          <w:rFonts w:ascii="Arial" w:cs="Arial" w:eastAsia="Arial" w:hAnsi="Arial"/>
-          <w:color w:val="1A1D21"/>
-          <w:sz w:val="18"/>
-          <w:szCs w:val="18"/>
-        </w:rPr>
-        <w:t xml:space="preserve"> — deterministic terminal coding agent, </w:t>
-      </w:r>
-      <w:r>
-        <w:rPr>
-          <w:rFonts w:ascii="Arial" w:cs="Arial" w:eastAsia="Arial" w:hAnsi="Arial"/>
-          <w:b/>
-          <w:bCs/>
-          <w:color w:val="1A1D21"/>
-          <w:sz w:val="18"/>
-          <w:szCs w:val="18"/>
-        </w:rPr>
-        <w:t xml:space="preserve">published to npm</w:t>
-      </w:r>
-      <w:r>
-        <w:rPr>
-          <w:rFonts w:ascii="Arial" w:cs="Arial" w:eastAsia="Arial" w:hAnsi="Arial"/>
-          <w:color w:val="1A1D21"/>
-          <w:sz w:val="18"/>
-          <w:szCs w:val="18"/>
-        </w:rPr>
-        <w:t xml:space="preserve">. TypeScript monorepo of four packages: CLI, agent runtime with tool calling, a </w:t>
-      </w:r>
-      <w:r>
-        <w:rPr>
-          <w:rFonts w:ascii="Arial" w:cs="Arial" w:eastAsia="Arial" w:hAnsi="Arial"/>
-          <w:b/>
-          <w:bCs/>
-          <w:color w:val="1A1D21"/>
-          <w:sz w:val="18"/>
-          <w:szCs w:val="18"/>
-        </w:rPr>
-        <w:t xml:space="preserve">unified LLM API across 25+ providers</w:t>
-      </w:r>
-      <w:r>
-        <w:rPr>
-          <w:rFonts w:ascii="Arial" w:cs="Arial" w:eastAsia="Arial" w:hAnsi="Arial"/>
-          <w:color w:val="1A1D21"/>
-          <w:sz w:val="18"/>
-          <w:szCs w:val="18"/>
-        </w:rPr>
-        <w:t xml:space="preserve">, and a differential-rendering TUI. Permission gate on every edit and command, four scoped modes, MCP servers and subagents. ~470 commits since May 2026, extending a fork of the MIT-licensed </w:t>
-      </w:r>
-      <w:r>
-        <w:rPr>
-          <w:rFonts w:ascii="Arial" w:cs="Arial" w:eastAsia="Arial" w:hAnsi="Arial"/>
-          <w:i/>
-          <w:iCs/>
-          <w:color w:val="1A1D21"/>
-          <w:sz w:val="18"/>
-          <w:szCs w:val="18"/>
-        </w:rPr>
-        <w:t xml:space="preserve">pi-mono</w:t>
-      </w:r>
-      <w:r>
-        <w:rPr>
-          <w:rFonts w:ascii="Arial" w:cs="Arial" w:eastAsia="Arial" w:hAnsi="Arial"/>
-          <w:color w:val="1A1D21"/>
-          <w:sz w:val="18"/>
-          <w:szCs w:val="18"/>
-        </w:rPr>
-        <w:t xml:space="preserve">.</w:t>
-      </w:r>
-    </w:p>
-    <w:p>
-      <w:pPr>
-        <w:pStyle w:val="ListParagraph"/>
-        <w:keepLines/>
-        <w:numPr>
-          <w:ilvl w:val="0"/>
-          <w:numId w:val="2"/>
-        </w:numPr>
-        <w:spacing w:after="38" w:before="0" w:line="241" w:lineRule="exact"/>
-      </w:pPr>
-      <w:r>
-        <w:rPr>
-          <w:rFonts w:ascii="Arial" w:cs="Arial" w:eastAsia="Arial" w:hAnsi="Arial"/>
-          <w:b/>
-          <w:bCs/>
-          <w:color w:val="1A1D21"/>
-          <w:sz w:val="18"/>
-          <w:szCs w:val="18"/>
-        </w:rPr>
-        <w:t xml:space="preserve">embeddingsearchtools</w:t>
-      </w:r>
-      <w:r>
-        <w:rPr>
-          <w:rFonts w:ascii="Arial" w:cs="Arial" w:eastAsia="Arial" w:hAnsi="Arial"/>
-          <w:color w:val="1A1D21"/>
-          <w:sz w:val="18"/>
-          <w:szCs w:val="18"/>
-        </w:rPr>
-        <w:t xml:space="preserve"> (Rust) — embedding search engine. MiniLM via </w:t>
-      </w:r>
-      <w:r>
-        <w:rPr>
-          <w:rFonts w:ascii="Arial" w:cs="Arial" w:eastAsia="Arial" w:hAnsi="Arial"/>
-          <w:b/>
-          <w:bCs/>
-          <w:color w:val="1A1D21"/>
-          <w:sz w:val="18"/>
-          <w:szCs w:val="18"/>
-        </w:rPr>
-        <w:t xml:space="preserve">ONNX Runtime</w:t>
-      </w:r>
-      <w:r>
-        <w:rPr>
-          <w:rFonts w:ascii="Arial" w:cs="Arial" w:eastAsia="Arial" w:hAnsi="Arial"/>
-          <w:color w:val="1A1D21"/>
-          <w:sz w:val="18"/>
-          <w:szCs w:val="18"/>
-        </w:rPr>
-        <w:t xml:space="preserve">, int8 weights bundled into the binary; exact and </w:t>
-      </w:r>
-      <w:r>
-        <w:rPr>
-          <w:rFonts w:ascii="Arial" w:cs="Arial" w:eastAsia="Arial" w:hAnsi="Arial"/>
-          <w:b/>
-          <w:bCs/>
-          <w:color w:val="1A1D21"/>
-          <w:sz w:val="18"/>
-          <w:szCs w:val="18"/>
-        </w:rPr>
-        <w:t xml:space="preserve">HNSW approximate-nearest-neighbour</w:t>
-      </w:r>
-      <w:r>
-        <w:rPr>
-          <w:rFonts w:ascii="Arial" w:cs="Arial" w:eastAsia="Arial" w:hAnsi="Arial"/>
-          <w:color w:val="1A1D21"/>
-          <w:sz w:val="18"/>
-          <w:szCs w:val="18"/>
-        </w:rPr>
-        <w:t xml:space="preserve"> indexes written from scratch; </w:t>
-      </w:r>
-      <w:r>
-        <w:rPr>
-          <w:rFonts w:ascii="Arial" w:cs="Arial" w:eastAsia="Arial" w:hAnsi="Arial"/>
-          <w:b/>
-          <w:bCs/>
-          <w:color w:val="1A1D21"/>
-          <w:sz w:val="18"/>
-          <w:szCs w:val="18"/>
-        </w:rPr>
-        <w:t xml:space="preserve">BM25 fusion for hybrid retrieval</w:t>
-      </w:r>
-      <w:r>
-        <w:rPr>
-          <w:rFonts w:ascii="Arial" w:cs="Arial" w:eastAsia="Arial" w:hAnsi="Arial"/>
-          <w:color w:val="1A1D21"/>
-          <w:sz w:val="18"/>
-          <w:szCs w:val="18"/>
-        </w:rPr>
-        <w:t xml:space="preserve">; mmap-friendly store behind a library API, CLI and daemon.</w:t>
-      </w:r>
-    </w:p>
-    <w:p>
-      <w:pPr>
-        <w:pStyle w:val="ListParagraph"/>
-        <w:keepLines/>
-        <w:numPr>
-          <w:ilvl w:val="0"/>
-          <w:numId w:val="2"/>
-        </w:numPr>
-        <w:spacing w:after="38" w:before="0" w:line="241" w:lineRule="exact"/>
-      </w:pPr>
-      <w:r>
-        <w:rPr>
-          <w:rFonts w:ascii="Arial" w:cs="Arial" w:eastAsia="Arial" w:hAnsi="Arial"/>
           <w:b/>
           <w:bCs/>
           <w:color w:val="1A1D21"/>
@@ -2199,7 +2336,7 @@
           <w:sz w:val="18"/>
           <w:szCs w:val="18"/>
         </w:rPr>
-        <w:t xml:space="preserve"> (Rust) — offline speech-to-text. Mic capture through voice-activity detection into </w:t>
+        <w:t xml:space="preserve"> (Rust) — offline speech-to-text: mic capture through voice-activity detection into </w:t>
       </w:r>
       <w:r>
         <w:rPr>
@@ -2219,19 +2356,8 @@
           <w:sz w:val="18"/>
           <w:szCs w:val="18"/>
         </w:rPr>
-        <w:t xml:space="preserve"> (25 languages, int8), whisper.cpp fallback.</w:t>
-      </w:r>
-    </w:p>
-    <w:p>
-      <w:pPr>
-        <w:pStyle w:val="ListParagraph"/>
-        <w:keepLines/>
-        <w:numPr>
-          <w:ilvl w:val="0"/>
-          <w:numId w:val="2"/>
-        </w:numPr>
-        <w:spacing w:after="38" w:before="0" w:line="241" w:lineRule="exact"/>
-      </w:pPr>
+        <w:t xml:space="preserve"> (25 languages, int8), whisper.cpp fallback. </w:t>
+      </w:r>
       <w:r>
         <w:rPr>
           <w:rFonts w:ascii="Arial" w:cs="Arial" w:eastAsia="Arial" w:hAnsi="Arial"/>
@@ -2250,7 +2376,7 @@
           <w:sz w:val="18"/>
           <w:szCs w:val="18"/>
         </w:rPr>
-        <w:t xml:space="preserve"> (Rust) — token-efficient fetch and search for LLM agents; reference-style URL preservation collapses links to single-token markers under a total token budget.</w:t>
+        <w:t xml:space="preserve"> (Rust) — token-efficient fetch and search for LLM agents; reference-style URL preservation collapses links to single-token markers under a token budget.</w:t>
       </w:r>
     </w:p>
     <w:p>
@@ -2355,7 +2481,7 @@
                 <w:sz w:val="18"/>
                 <w:szCs w:val="18"/>
               </w:rPr>
-              <w:t xml:space="preserve">Google Cloud Platform — BigQuery, Cloud Composer, DataFlow, Pub/Sub, App Engine, Cloud Functions, DataProc, Cloud Storage, Compute Engine, Memorystore, Cloud SQL, VPC, IAM · AWS (S3)</w:t>
+              <w:t xml:space="preserve">Google Cloud Platform — BigQuery, Cloud Composer, GKE, Pub/Sub, DataFlow, Cloud Storage, Apigee, Compute Engine, Cloud SQL, VPC, IAM · AWS (S3)</w:t>
             </w:r>
           </w:p>
         </w:tc>
@@ -2393,7 +2519,7 @@
                 <w:sz w:val="18"/>
                 <w:szCs w:val="18"/>
               </w:rPr>
-              <w:t xml:space="preserve">Streaming</w:t>
+              <w:t xml:space="preserve">Streaming &amp; orchestration</w:t>
             </w:r>
           </w:p>
         </w:tc>
@@ -2424,76 +2550,7 @@
                 <w:sz w:val="18"/>
                 <w:szCs w:val="18"/>
               </w:rPr>
-              <w:t xml:space="preserve">Confluent Kafka, Pub/Sub, Apache Beam, event-driven architecture</w:t>
-            </w:r>
-          </w:p>
-        </w:tc>
-      </w:tr>
-      <w:tr>
-        <w:trPr>
-          <w:cantSplit/>
-        </w:trPr>
-        <w:tc>
-          <w:tcPr>
-            <w:tcW w:type="dxa" w:w="1680"/>
-            <w:tcBorders>
-              <w:top w:val="none" w:color="FFFFFF" w:sz="0"/>
-              <w:left w:val="none" w:color="FFFFFF" w:sz="0"/>
-              <w:bottom w:val="single" w:color="EAEEF0" w:sz="4" w:space="2"/>
-              <w:right w:val="none" w:color="FFFFFF" w:sz="0"/>
-            </w:tcBorders>
-            <w:tcMar>
-              <w:top w:type="dxa" w:w="38"/>
-              <w:left w:type="dxa" w:w="0"/>
-              <w:bottom w:type="dxa" w:w="38"/>
-              <w:right w:type="dxa" w:w="160"/>
-            </w:tcMar>
-          </w:tcPr>
-          <w:p>
-            <w:pPr>
-              <w:spacing w:after="0" w:before="0" w:line="241" w:lineRule="exact"/>
-            </w:pPr>
-            <w:r>
-              <w:rPr>
-                <w:rFonts w:ascii="Arial" w:cs="Arial" w:eastAsia="Arial" w:hAnsi="Arial"/>
-                <w:b/>
-                <w:bCs/>
-                <w:color w:val="0B0D0F"/>
-                <w:sz w:val="18"/>
-                <w:szCs w:val="18"/>
-              </w:rPr>
-              <w:t xml:space="preserve">Orchestration</w:t>
-            </w:r>
-          </w:p>
-        </w:tc>
-        <w:tc>
-          <w:tcPr>
-            <w:tcW w:type="dxa" w:w="8866"/>
-            <w:tcBorders>
-              <w:top w:val="none" w:color="FFFFFF" w:sz="0"/>
-              <w:left w:val="none" w:color="FFFFFF" w:sz="0"/>
-              <w:bottom w:val="single" w:color="EAEEF0" w:sz="4" w:space="2"/>
-              <w:right w:val="none" w:color="FFFFFF" w:sz="0"/>
-            </w:tcBorders>
-            <w:tcMar>
-              <w:top w:type="dxa" w:w="38"/>
-              <w:left w:type="dxa" w:w="0"/>
-              <w:bottom w:type="dxa" w:w="38"/>
-              <w:right w:type="dxa" w:w="160"/>
-            </w:tcMar>
-          </w:tcPr>
-          <w:p>
-            <w:pPr>
-              <w:spacing w:after="0" w:before="0" w:line="241" w:lineRule="exact"/>
-            </w:pPr>
-            <w:r>
-              <w:rPr>
-                <w:rFonts w:ascii="Arial" w:cs="Arial" w:eastAsia="Arial" w:hAnsi="Arial"/>
-                <w:color w:val="1A1D21"/>
-                <w:sz w:val="18"/>
-                <w:szCs w:val="18"/>
-              </w:rPr>
-              <w:t xml:space="preserve">Cloud Composer / Apache Airflow, IBM Tivoli Workload Scheduler, Control-M</w:t>
+              <w:t xml:space="preserve">Confluent Kafka, Pub/Sub, Apache Beam · Cloud Composer / Apache Airflow, IBM Tivoli Workload Scheduler, Control-M</w:t>
             </w:r>
           </w:p>
         </w:tc>
@@ -2600,7 +2657,7 @@
                 <w:sz w:val="18"/>
                 <w:szCs w:val="18"/>
               </w:rPr>
-              <w:t xml:space="preserve">Infrastructure</w:t>
+              <w:t xml:space="preserve">Architecture &amp; infra</w:t>
             </w:r>
           </w:p>
         </w:tc>
@@ -2631,7 +2688,7 @@
                 <w:sz w:val="18"/>
                 <w:szCs w:val="18"/>
               </w:rPr>
-              <w:t xml:space="preserve">Terraform, Git, CI/CD, containerisation</w:t>
+              <w:t xml:space="preserve">Terraform, CI/CD, containerisation · microservices, API gateways, service discovery, multicloud and hybrid patterns, data governance, cost optimisation</w:t>
             </w:r>
           </w:p>
         </w:tc>
@@ -2669,7 +2726,7 @@
                 <w:sz w:val="18"/>
                 <w:szCs w:val="18"/>
               </w:rPr>
-              <w:t xml:space="preserve">Architecture</w:t>
+              <w:t xml:space="preserve">Databases &amp; BI</w:t>
             </w:r>
           </w:p>
         </w:tc>
@@ -2700,145 +2757,7 @@
                 <w:sz w:val="18"/>
                 <w:szCs w:val="18"/>
               </w:rPr>
-              <w:t xml:space="preserve">Microservices, API gateways, service discovery, load balancing, multicloud and hybrid patterns, data governance, cost optimisation</w:t>
-            </w:r>
-          </w:p>
-        </w:tc>
-      </w:tr>
-      <w:tr>
-        <w:trPr>
-          <w:cantSplit/>
-        </w:trPr>
-        <w:tc>
-          <w:tcPr>
-            <w:tcW w:type="dxa" w:w="1680"/>
-            <w:tcBorders>
-              <w:top w:val="none" w:color="FFFFFF" w:sz="0"/>
-              <w:left w:val="none" w:color="FFFFFF" w:sz="0"/>
-              <w:bottom w:val="single" w:color="EAEEF0" w:sz="4" w:space="2"/>
-              <w:right w:val="none" w:color="FFFFFF" w:sz="0"/>
-            </w:tcBorders>
-            <w:tcMar>
-              <w:top w:type="dxa" w:w="38"/>
-              <w:left w:type="dxa" w:w="0"/>
-              <w:bottom w:type="dxa" w:w="38"/>
-              <w:right w:type="dxa" w:w="160"/>
-            </w:tcMar>
-          </w:tcPr>
-          <w:p>
-            <w:pPr>
-              <w:spacing w:after="0" w:before="0" w:line="241" w:lineRule="exact"/>
-            </w:pPr>
-            <w:r>
-              <w:rPr>
-                <w:rFonts w:ascii="Arial" w:cs="Arial" w:eastAsia="Arial" w:hAnsi="Arial"/>
-                <w:b/>
-                <w:bCs/>
-                <w:color w:val="0B0D0F"/>
-                <w:sz w:val="18"/>
-                <w:szCs w:val="18"/>
-              </w:rPr>
-              <w:t xml:space="preserve">Databases</w:t>
-            </w:r>
-          </w:p>
-        </w:tc>
-        <w:tc>
-          <w:tcPr>
-            <w:tcW w:type="dxa" w:w="8866"/>
-            <w:tcBorders>
-              <w:top w:val="none" w:color="FFFFFF" w:sz="0"/>
-              <w:left w:val="none" w:color="FFFFFF" w:sz="0"/>
-              <w:bottom w:val="single" w:color="EAEEF0" w:sz="4" w:space="2"/>
-              <w:right w:val="none" w:color="FFFFFF" w:sz="0"/>
-            </w:tcBorders>
-            <w:tcMar>
-              <w:top w:type="dxa" w:w="38"/>
-              <w:left w:type="dxa" w:w="0"/>
-              <w:bottom w:type="dxa" w:w="38"/>
-              <w:right w:type="dxa" w:w="160"/>
-            </w:tcMar>
-          </w:tcPr>
-          <w:p>
-            <w:pPr>
-              <w:spacing w:after="0" w:before="0" w:line="241" w:lineRule="exact"/>
-            </w:pPr>
-            <w:r>
-              <w:rPr>
-                <w:rFonts w:ascii="Arial" w:cs="Arial" w:eastAsia="Arial" w:hAnsi="Arial"/>
-                <w:color w:val="1A1D21"/>
-                <w:sz w:val="18"/>
-                <w:szCs w:val="18"/>
-              </w:rPr>
-              <w:t xml:space="preserve">BigQuery, Teradata, Oracle, Greenplum</w:t>
-            </w:r>
-          </w:p>
-        </w:tc>
-      </w:tr>
-      <w:tr>
-        <w:trPr>
-          <w:cantSplit/>
-        </w:trPr>
-        <w:tc>
-          <w:tcPr>
-            <w:tcW w:type="dxa" w:w="1680"/>
-            <w:tcBorders>
-              <w:top w:val="none" w:color="FFFFFF" w:sz="0"/>
-              <w:left w:val="none" w:color="FFFFFF" w:sz="0"/>
-              <w:bottom w:val="single" w:color="EAEEF0" w:sz="4" w:space="2"/>
-              <w:right w:val="none" w:color="FFFFFF" w:sz="0"/>
-            </w:tcBorders>
-            <w:tcMar>
-              <w:top w:type="dxa" w:w="38"/>
-              <w:left w:type="dxa" w:w="0"/>
-              <w:bottom w:type="dxa" w:w="38"/>
-              <w:right w:type="dxa" w:w="160"/>
-            </w:tcMar>
-          </w:tcPr>
-          <w:p>
-            <w:pPr>
-              <w:spacing w:after="0" w:before="0" w:line="241" w:lineRule="exact"/>
-            </w:pPr>
-            <w:r>
-              <w:rPr>
-                <w:rFonts w:ascii="Arial" w:cs="Arial" w:eastAsia="Arial" w:hAnsi="Arial"/>
-                <w:b/>
-                <w:bCs/>
-                <w:color w:val="0B0D0F"/>
-                <w:sz w:val="18"/>
-                <w:szCs w:val="18"/>
-              </w:rPr>
-              <w:t xml:space="preserve">BI</w:t>
-            </w:r>
-          </w:p>
-        </w:tc>
-        <w:tc>
-          <w:tcPr>
-            <w:tcW w:type="dxa" w:w="8866"/>
-            <w:tcBorders>
-              <w:top w:val="none" w:color="FFFFFF" w:sz="0"/>
-              <w:left w:val="none" w:color="FFFFFF" w:sz="0"/>
-              <w:bottom w:val="single" w:color="EAEEF0" w:sz="4" w:space="2"/>
-              <w:right w:val="none" w:color="FFFFFF" w:sz="0"/>
-            </w:tcBorders>
-            <w:tcMar>
-              <w:top w:type="dxa" w:w="38"/>
-              <w:left w:type="dxa" w:w="0"/>
-              <w:bottom w:type="dxa" w:w="38"/>
-              <w:right w:type="dxa" w:w="160"/>
-            </w:tcMar>
-          </w:tcPr>
-          <w:p>
-            <w:pPr>
-              <w:spacing w:after="0" w:before="0" w:line="241" w:lineRule="exact"/>
-            </w:pPr>
-            <w:r>
-              <w:rPr>
-                <w:rFonts w:ascii="Arial" w:cs="Arial" w:eastAsia="Arial" w:hAnsi="Arial"/>
-                <w:color w:val="1A1D21"/>
-                <w:sz w:val="18"/>
-                <w:szCs w:val="18"/>
-              </w:rPr>
-              <w:t xml:space="preserve">Tableau, Looker Studio, Cognos</w:t>
+              <w:t xml:space="preserve">BigQuery, Teradata, Oracle, Greenplum · Tableau, Looker Studio, Cognos</w:t>
             </w:r>
           </w:p>
         </w:tc>
@@ -3029,27 +2948,7 @@
           <w:sz w:val="18"/>
           <w:szCs w:val="18"/>
         </w:rPr>
-        <w:t xml:space="preserve">Data Engineering, Big Data and Machine Learning on GCP — Coursera specialisation</w:t>
-      </w:r>
-    </w:p>
-    <w:p>
-      <w:pPr>
-        <w:pStyle w:val="ListParagraph"/>
-        <w:keepLines/>
-        <w:numPr>
-          <w:ilvl w:val="0"/>
-          <w:numId w:val="2"/>
-        </w:numPr>
-        <w:spacing w:after="32" w:before="0" w:line="241" w:lineRule="exact"/>
-      </w:pPr>
-      <w:r>
-        <w:rPr>
-          <w:rFonts w:ascii="Arial" w:cs="Arial" w:eastAsia="Arial" w:hAnsi="Arial"/>
-          <w:color w:val="1A1D21"/>
-          <w:sz w:val="18"/>
-          <w:szCs w:val="18"/>
-        </w:rPr>
-        <w:t xml:space="preserve">Teradata Basics V2R5 · Teradata SQL V2R5 · Introduction to Oracle9i: SQL</w:t>
+        <w:t xml:space="preserve">Data Engineering, Big Data and Machine Learning on GCP — Coursera specialisation · Teradata Basics V2R5 · Teradata SQL V2R5 · Introduction to Oracle9i: SQL</w:t>
       </w:r>
     </w:p>
     <w:sectPr>
